--- a/Task 3/DWH_Aliaksei_Papou_Business_Template_Task3.docx
+++ b/Task 3/DWH_Aliaksei_Papou_Business_Template_Task3.docx
@@ -10,6 +10,7 @@
       </w:pPr>
       <w:r>
         <w:rPr/>
+        <w:tab/>
       </w:r>
     </w:p>
     <w:p>
@@ -294,10 +295,10 @@
         <w:pStyle w:val="ContentsHeading"/>
         <w:rPr/>
       </w:pPr>
-      <w:bookmarkStart w:id="0" w:name="_Toc456598587"/>
-      <w:bookmarkStart w:id="1" w:name="_Toc456600918"/>
-      <w:bookmarkStart w:id="2" w:name="_Toc2484421"/>
-      <w:bookmarkStart w:id="3" w:name="_Toc4475558"/>
+      <w:bookmarkStart w:id="0" w:name="_Toc456600918"/>
+      <w:bookmarkStart w:id="1" w:name="_Toc456598587"/>
+      <w:bookmarkStart w:id="2" w:name="_Toc4475558"/>
+      <w:bookmarkStart w:id="3" w:name="_Toc2484421"/>
       <w:bookmarkEnd w:id="0"/>
       <w:bookmarkEnd w:id="1"/>
       <w:bookmarkEnd w:id="2"/>
@@ -895,37 +896,26 @@
             </w:r>
             <w:r>
               <w:rPr>
-                <w:webHidden/>
-              </w:rPr>
-              <w:fldChar w:fldCharType="begin"/>
-            </w:r>
-            <w:r>
-              <w:rPr>
-                <w:webHidden/>
-              </w:rPr>
-              <w:instrText xml:space="preserve">PAGEREF _Toc155614193 \h</w:instrText>
-            </w:r>
-            <w:r>
-              <w:rPr>
-                <w:webHidden/>
-              </w:rPr>
-              <w:fldChar w:fldCharType="separate"/>
-            </w:r>
-            <w:r>
-              <w:rPr>
                 <w:rStyle w:val="IndexLink"/>
                 <w:vanish w:val="false"/>
               </w:rPr>
               <w:tab/>
-              <w:t>4</w:t>
-            </w:r>
-            <w:r>
-              <w:rPr>
-                <w:webHidden/>
-              </w:rPr>
-              <w:fldChar w:fldCharType="end"/>
             </w:r>
           </w:hyperlink>
+          <w:r>
+            <w:rPr>
+              <w:rFonts w:eastAsia="Times New Roman" w:cs="Times New Roman"/>
+              <w:bCs/>
+              <w:caps/>
+              <w:vanish w:val="false"/>
+              <w:color w:val="3B3838" w:themeColor="background2" w:themeShade="40"/>
+              <w:kern w:val="0"/>
+              <w:sz w:val="20"/>
+              <w:szCs w:val="24"/>
+              <w:lang w:val="en-US" w:eastAsia="en-US" w:bidi="ar-SA"/>
+            </w:rPr>
+            <w:t>29</w:t>
+          </w:r>
         </w:p>
         <w:p>
           <w:pPr>
@@ -1003,7 +993,7 @@
                 <w:vanish w:val="false"/>
               </w:rPr>
               <w:tab/>
-              <w:t>4</w:t>
+              <w:t>33</w:t>
             </w:r>
             <w:r>
               <w:rPr>
@@ -1089,7 +1079,7 @@
                 <w:vanish w:val="false"/>
               </w:rPr>
               <w:tab/>
-              <w:t>4</w:t>
+              <w:t>35</w:t>
             </w:r>
             <w:r>
               <w:rPr>
@@ -1175,7 +1165,7 @@
                 <w:vanish w:val="false"/>
               </w:rPr>
               <w:tab/>
-              <w:t>4</w:t>
+              <w:t>37</w:t>
             </w:r>
             <w:r>
               <w:rPr>
@@ -1235,15 +1225,15 @@
         </w:rPr>
       </w:r>
       <w:bookmarkStart w:id="4" w:name="_Toc4565985871"/>
-      <w:bookmarkStart w:id="5" w:name="_Section_1"/>
+      <w:bookmarkStart w:id="5" w:name="_Toc24844211"/>
       <w:bookmarkStart w:id="6" w:name="_Toc4566009181"/>
-      <w:bookmarkStart w:id="7" w:name="_Toc44755581"/>
-      <w:bookmarkStart w:id="8" w:name="_Toc24844211"/>
+      <w:bookmarkStart w:id="7" w:name="_Section_1"/>
+      <w:bookmarkStart w:id="8" w:name="_Toc44755581"/>
       <w:bookmarkStart w:id="9" w:name="_Toc4565985871"/>
-      <w:bookmarkStart w:id="10" w:name="_Section_1"/>
+      <w:bookmarkStart w:id="10" w:name="_Toc24844211"/>
       <w:bookmarkStart w:id="11" w:name="_Toc4566009181"/>
-      <w:bookmarkStart w:id="12" w:name="_Toc44755581"/>
-      <w:bookmarkStart w:id="13" w:name="_Toc24844211"/>
+      <w:bookmarkStart w:id="12" w:name="_Section_1"/>
+      <w:bookmarkStart w:id="13" w:name="_Toc44755581"/>
       <w:bookmarkEnd w:id="9"/>
       <w:bookmarkEnd w:id="10"/>
       <w:bookmarkEnd w:id="11"/>
@@ -1260,8 +1250,8 @@
         <w:rPr/>
       </w:pPr>
       <w:bookmarkStart w:id="14" w:name="_Toc155614186"/>
-      <w:bookmarkStart w:id="15" w:name="_Toc509167633"/>
-      <w:bookmarkStart w:id="16" w:name="_Toc412572569"/>
+      <w:bookmarkStart w:id="15" w:name="_Toc412572569"/>
+      <w:bookmarkStart w:id="16" w:name="_Toc509167633"/>
       <w:r>
         <w:rPr/>
         <w:t>Business Description</w:t>
@@ -1277,9 +1267,9 @@
         <w:ind w:left="851" w:hanging="851"/>
         <w:rPr/>
       </w:pPr>
-      <w:bookmarkStart w:id="17" w:name="_Toc412572570"/>
+      <w:bookmarkStart w:id="17" w:name="_Toc155614187"/>
       <w:bookmarkStart w:id="18" w:name="_Toc509167634"/>
-      <w:bookmarkStart w:id="19" w:name="_Toc155614187"/>
+      <w:bookmarkStart w:id="19" w:name="_Toc412572570"/>
       <w:r>
         <w:rPr/>
         <w:t>Business background</w:t>
@@ -1314,8 +1304,8 @@
         <w:rPr/>
       </w:pPr>
       <w:bookmarkStart w:id="20" w:name="_Toc509167635"/>
-      <w:bookmarkStart w:id="21" w:name="_Toc155614188"/>
-      <w:bookmarkStart w:id="22" w:name="_Toc412572571"/>
+      <w:bookmarkStart w:id="21" w:name="_Toc412572571"/>
+      <w:bookmarkStart w:id="22" w:name="_Toc155614188"/>
       <w:r>
         <w:rPr/>
         <w:t xml:space="preserve">Problems because of poor </w:t>
@@ -1514,9 +1504,9 @@
         <w:ind w:left="851" w:hanging="851"/>
         <w:rPr/>
       </w:pPr>
-      <w:bookmarkStart w:id="23" w:name="_Toc155614189"/>
+      <w:bookmarkStart w:id="23" w:name="_Toc412572572"/>
       <w:bookmarkStart w:id="24" w:name="_Toc509167636"/>
-      <w:bookmarkStart w:id="25" w:name="_Toc412572572"/>
+      <w:bookmarkStart w:id="25" w:name="_Toc155614189"/>
       <w:r>
         <w:rPr/>
         <w:t>Benefits from implementing a Data Warehouse</w:t>
@@ -1763,6 +1753,7 @@
           <w:sz w:val="28"/>
           <w:szCs w:val="28"/>
         </w:rPr>
+        <w:tab/>
         <w:t xml:space="preserve">The first dataset (src_apple_pos.csv) </w:t>
       </w:r>
       <w:r>
@@ -2814,6 +2805,7 @@
           <w:sz w:val="28"/>
           <w:szCs w:val="28"/>
         </w:rPr>
+        <w:tab/>
         <w:t xml:space="preserve">The second dataset (src_apple_online.csv) </w:t>
       </w:r>
       <w:r>
@@ -4848,14 +4840,14 @@
         <w:tblLook w:val="0000" w:noHBand="0" w:noVBand="0" w:firstColumn="0" w:lastRow="0" w:lastColumn="0" w:firstRow="0"/>
       </w:tblPr>
       <w:tblGrid>
-        <w:gridCol w:w="1321"/>
-        <w:gridCol w:w="1024"/>
+        <w:gridCol w:w="1317"/>
+        <w:gridCol w:w="1028"/>
         <w:gridCol w:w="1023"/>
         <w:gridCol w:w="1022"/>
-        <w:gridCol w:w="1024"/>
-        <w:gridCol w:w="1023"/>
-        <w:gridCol w:w="871"/>
+        <w:gridCol w:w="1025"/>
         <w:gridCol w:w="1022"/>
+        <w:gridCol w:w="875"/>
+        <w:gridCol w:w="1018"/>
         <w:gridCol w:w="1023"/>
       </w:tblGrid>
       <w:tr>
@@ -4864,7 +4856,7 @@
         </w:trPr>
         <w:tc>
           <w:tcPr>
-            <w:tcW w:w="1321" w:type="dxa"/>
+            <w:tcW w:w="1317" w:type="dxa"/>
             <w:tcBorders>
               <w:top w:val="single" w:sz="4" w:space="0" w:color="76CDD8"/>
               <w:left w:val="single" w:sz="4" w:space="0" w:color="76CDD8"/>
@@ -4897,7 +4889,7 @@
         </w:tc>
         <w:tc>
           <w:tcPr>
-            <w:tcW w:w="1024" w:type="dxa"/>
+            <w:tcW w:w="1028" w:type="dxa"/>
             <w:tcBorders>
               <w:top w:val="single" w:sz="4" w:space="0" w:color="76CDD8"/>
               <w:left w:val="single" w:sz="4" w:space="0" w:color="76CDD8"/>
@@ -4995,7 +4987,7 @@
         </w:tc>
         <w:tc>
           <w:tcPr>
-            <w:tcW w:w="1024" w:type="dxa"/>
+            <w:tcW w:w="1025" w:type="dxa"/>
             <w:tcBorders>
               <w:top w:val="single" w:sz="4" w:space="0" w:color="76CDD8"/>
               <w:left w:val="single" w:sz="4" w:space="0" w:color="76CDD8"/>
@@ -5027,7 +5019,7 @@
         </w:tc>
         <w:tc>
           <w:tcPr>
-            <w:tcW w:w="1023" w:type="dxa"/>
+            <w:tcW w:w="1022" w:type="dxa"/>
             <w:tcBorders>
               <w:top w:val="single" w:sz="4" w:space="0" w:color="76CDD8"/>
               <w:left w:val="single" w:sz="4" w:space="0" w:color="76CDD8"/>
@@ -5059,7 +5051,7 @@
         </w:tc>
         <w:tc>
           <w:tcPr>
-            <w:tcW w:w="871" w:type="dxa"/>
+            <w:tcW w:w="875" w:type="dxa"/>
             <w:tcBorders>
               <w:top w:val="single" w:sz="4" w:space="0" w:color="76CDD8"/>
               <w:left w:val="single" w:sz="4" w:space="0" w:color="76CDD8"/>
@@ -5091,7 +5083,7 @@
         </w:tc>
         <w:tc>
           <w:tcPr>
-            <w:tcW w:w="1022" w:type="dxa"/>
+            <w:tcW w:w="1018" w:type="dxa"/>
             <w:tcBorders>
               <w:top w:val="single" w:sz="4" w:space="0" w:color="76CDD8"/>
               <w:left w:val="single" w:sz="4" w:space="0" w:color="76CDD8"/>
@@ -5161,7 +5153,7 @@
         </w:trPr>
         <w:tc>
           <w:tcPr>
-            <w:tcW w:w="1321" w:type="dxa"/>
+            <w:tcW w:w="1317" w:type="dxa"/>
             <w:tcBorders>
               <w:top w:val="single" w:sz="4" w:space="0" w:color="76CDD8"/>
               <w:left w:val="single" w:sz="4" w:space="0" w:color="76CDD8"/>
@@ -5184,7 +5176,7 @@
         </w:tc>
         <w:tc>
           <w:tcPr>
-            <w:tcW w:w="1024" w:type="dxa"/>
+            <w:tcW w:w="1028" w:type="dxa"/>
             <w:tcBorders>
               <w:top w:val="single" w:sz="4" w:space="0" w:color="76CDD8"/>
               <w:left w:val="single" w:sz="4" w:space="0" w:color="76CDD8"/>
@@ -5252,7 +5244,7 @@
         </w:tc>
         <w:tc>
           <w:tcPr>
-            <w:tcW w:w="1024" w:type="dxa"/>
+            <w:tcW w:w="1025" w:type="dxa"/>
             <w:tcBorders>
               <w:top w:val="single" w:sz="4" w:space="0" w:color="76CDD8"/>
               <w:left w:val="single" w:sz="4" w:space="0" w:color="76CDD8"/>
@@ -5274,7 +5266,7 @@
         </w:tc>
         <w:tc>
           <w:tcPr>
-            <w:tcW w:w="1023" w:type="dxa"/>
+            <w:tcW w:w="1022" w:type="dxa"/>
             <w:tcBorders>
               <w:top w:val="single" w:sz="4" w:space="0" w:color="76CDD8"/>
               <w:left w:val="single" w:sz="4" w:space="0" w:color="76CDD8"/>
@@ -5296,7 +5288,7 @@
         </w:tc>
         <w:tc>
           <w:tcPr>
-            <w:tcW w:w="871" w:type="dxa"/>
+            <w:tcW w:w="875" w:type="dxa"/>
             <w:tcBorders>
               <w:top w:val="single" w:sz="4" w:space="0" w:color="76CDD8"/>
               <w:left w:val="single" w:sz="4" w:space="0" w:color="76CDD8"/>
@@ -5318,7 +5310,7 @@
         </w:tc>
         <w:tc>
           <w:tcPr>
-            <w:tcW w:w="1022" w:type="dxa"/>
+            <w:tcW w:w="1018" w:type="dxa"/>
             <w:tcBorders>
               <w:top w:val="single" w:sz="4" w:space="0" w:color="76CDD8"/>
               <w:left w:val="single" w:sz="4" w:space="0" w:color="76CDD8"/>
@@ -7793,12 +7785,12 @@
       <w:tblGrid>
         <w:gridCol w:w="1124"/>
         <w:gridCol w:w="1068"/>
-        <w:gridCol w:w="1023"/>
-        <w:gridCol w:w="1024"/>
+        <w:gridCol w:w="1022"/>
+        <w:gridCol w:w="1025"/>
         <w:gridCol w:w="1022"/>
         <w:gridCol w:w="1023"/>
-        <w:gridCol w:w="1024"/>
-        <w:gridCol w:w="1022"/>
+        <w:gridCol w:w="1028"/>
+        <w:gridCol w:w="1018"/>
         <w:gridCol w:w="1023"/>
       </w:tblGrid>
       <w:tr>
@@ -7873,7 +7865,7 @@
         </w:tc>
         <w:tc>
           <w:tcPr>
-            <w:tcW w:w="1023" w:type="dxa"/>
+            <w:tcW w:w="1022" w:type="dxa"/>
             <w:tcBorders>
               <w:top w:val="single" w:sz="4" w:space="0" w:color="76CDD8"/>
               <w:left w:val="single" w:sz="4" w:space="0" w:color="76CDD8"/>
@@ -7905,7 +7897,7 @@
         </w:tc>
         <w:tc>
           <w:tcPr>
-            <w:tcW w:w="1024" w:type="dxa"/>
+            <w:tcW w:w="1025" w:type="dxa"/>
             <w:tcBorders>
               <w:top w:val="single" w:sz="4" w:space="0" w:color="76CDD8"/>
               <w:left w:val="single" w:sz="4" w:space="0" w:color="76CDD8"/>
@@ -8002,7 +7994,7 @@
         </w:tc>
         <w:tc>
           <w:tcPr>
-            <w:tcW w:w="1024" w:type="dxa"/>
+            <w:tcW w:w="1028" w:type="dxa"/>
             <w:tcBorders>
               <w:top w:val="single" w:sz="4" w:space="0" w:color="76CDD8"/>
               <w:left w:val="single" w:sz="4" w:space="0" w:color="76CDD8"/>
@@ -8034,7 +8026,7 @@
         </w:tc>
         <w:tc>
           <w:tcPr>
-            <w:tcW w:w="1022" w:type="dxa"/>
+            <w:tcW w:w="1018" w:type="dxa"/>
             <w:tcBorders>
               <w:top w:val="single" w:sz="4" w:space="0" w:color="76CDD8"/>
               <w:left w:val="single" w:sz="4" w:space="0" w:color="76CDD8"/>
@@ -8150,6 +8142,73 @@
         </w:tc>
         <w:tc>
           <w:tcPr>
+            <w:tcW w:w="1022" w:type="dxa"/>
+            <w:tcBorders>
+              <w:top w:val="single" w:sz="4" w:space="0" w:color="76CDD8"/>
+              <w:left w:val="single" w:sz="4" w:space="0" w:color="76CDD8"/>
+              <w:bottom w:val="single" w:sz="4" w:space="0" w:color="76CDD8"/>
+            </w:tcBorders>
+          </w:tcPr>
+          <w:p>
+            <w:pPr>
+              <w:pStyle w:val="TextBody"/>
+              <w:widowControl w:val="false"/>
+              <w:spacing w:before="120" w:after="0"/>
+              <w:rPr/>
+            </w:pPr>
+            <w:r>
+              <w:rPr/>
+              <w:t>Mall store</w:t>
+            </w:r>
+          </w:p>
+        </w:tc>
+        <w:tc>
+          <w:tcPr>
+            <w:tcW w:w="1025" w:type="dxa"/>
+            <w:tcBorders>
+              <w:top w:val="single" w:sz="4" w:space="0" w:color="76CDD8"/>
+              <w:left w:val="single" w:sz="4" w:space="0" w:color="76CDD8"/>
+              <w:bottom w:val="single" w:sz="4" w:space="0" w:color="76CDD8"/>
+              <w:right w:val="single" w:sz="4" w:space="0" w:color="76CDD8"/>
+            </w:tcBorders>
+          </w:tcPr>
+          <w:p>
+            <w:pPr>
+              <w:pStyle w:val="TextBody"/>
+              <w:widowControl w:val="false"/>
+              <w:spacing w:before="120" w:after="0"/>
+              <w:rPr/>
+            </w:pPr>
+            <w:r>
+              <w:rPr/>
+              <w:t>Active</w:t>
+            </w:r>
+          </w:p>
+        </w:tc>
+        <w:tc>
+          <w:tcPr>
+            <w:tcW w:w="1022" w:type="dxa"/>
+            <w:tcBorders>
+              <w:top w:val="single" w:sz="4" w:space="0" w:color="76CDD8"/>
+              <w:left w:val="single" w:sz="4" w:space="0" w:color="76CDD8"/>
+              <w:bottom w:val="single" w:sz="4" w:space="0" w:color="76CDD8"/>
+            </w:tcBorders>
+          </w:tcPr>
+          <w:p>
+            <w:pPr>
+              <w:pStyle w:val="TextBody"/>
+              <w:widowControl w:val="false"/>
+              <w:spacing w:before="120" w:after="0"/>
+              <w:rPr/>
+            </w:pPr>
+            <w:r>
+              <w:rPr/>
+              <w:t>544</w:t>
+            </w:r>
+          </w:p>
+        </w:tc>
+        <w:tc>
+          <w:tcPr>
             <w:tcW w:w="1023" w:type="dxa"/>
             <w:tcBorders>
               <w:top w:val="single" w:sz="4" w:space="0" w:color="76CDD8"/>
@@ -8166,80 +8225,13 @@
             </w:pPr>
             <w:r>
               <w:rPr/>
-              <w:t>Mall store</w:t>
-            </w:r>
-          </w:p>
-        </w:tc>
-        <w:tc>
-          <w:tcPr>
-            <w:tcW w:w="1024" w:type="dxa"/>
-            <w:tcBorders>
-              <w:top w:val="single" w:sz="4" w:space="0" w:color="76CDD8"/>
-              <w:left w:val="single" w:sz="4" w:space="0" w:color="76CDD8"/>
-              <w:bottom w:val="single" w:sz="4" w:space="0" w:color="76CDD8"/>
-              <w:right w:val="single" w:sz="4" w:space="0" w:color="76CDD8"/>
-            </w:tcBorders>
-          </w:tcPr>
-          <w:p>
-            <w:pPr>
-              <w:pStyle w:val="TextBody"/>
-              <w:widowControl w:val="false"/>
-              <w:spacing w:before="120" w:after="0"/>
-              <w:rPr/>
-            </w:pPr>
-            <w:r>
-              <w:rPr/>
-              <w:t>Active</w:t>
-            </w:r>
-          </w:p>
-        </w:tc>
-        <w:tc>
-          <w:tcPr>
-            <w:tcW w:w="1022" w:type="dxa"/>
-            <w:tcBorders>
-              <w:top w:val="single" w:sz="4" w:space="0" w:color="76CDD8"/>
-              <w:left w:val="single" w:sz="4" w:space="0" w:color="76CDD8"/>
-              <w:bottom w:val="single" w:sz="4" w:space="0" w:color="76CDD8"/>
-            </w:tcBorders>
-          </w:tcPr>
-          <w:p>
-            <w:pPr>
-              <w:pStyle w:val="TextBody"/>
-              <w:widowControl w:val="false"/>
-              <w:spacing w:before="120" w:after="0"/>
-              <w:rPr/>
-            </w:pPr>
-            <w:r>
-              <w:rPr/>
-              <w:t>544</w:t>
-            </w:r>
-          </w:p>
-        </w:tc>
-        <w:tc>
-          <w:tcPr>
-            <w:tcW w:w="1023" w:type="dxa"/>
-            <w:tcBorders>
-              <w:top w:val="single" w:sz="4" w:space="0" w:color="76CDD8"/>
-              <w:left w:val="single" w:sz="4" w:space="0" w:color="76CDD8"/>
-              <w:bottom w:val="single" w:sz="4" w:space="0" w:color="76CDD8"/>
-            </w:tcBorders>
-          </w:tcPr>
-          <w:p>
-            <w:pPr>
-              <w:pStyle w:val="TextBody"/>
-              <w:widowControl w:val="false"/>
-              <w:spacing w:before="120" w:after="0"/>
-              <w:rPr/>
-            </w:pPr>
-            <w:r>
-              <w:rPr/>
               <w:t>2015</w:t>
             </w:r>
           </w:p>
         </w:tc>
         <w:tc>
           <w:tcPr>
-            <w:tcW w:w="1024" w:type="dxa"/>
+            <w:tcW w:w="1028" w:type="dxa"/>
             <w:tcBorders>
               <w:top w:val="single" w:sz="4" w:space="0" w:color="76CDD8"/>
               <w:left w:val="single" w:sz="4" w:space="0" w:color="76CDD8"/>
@@ -8261,7 +8253,7 @@
         </w:tc>
         <w:tc>
           <w:tcPr>
-            <w:tcW w:w="1022" w:type="dxa"/>
+            <w:tcW w:w="1018" w:type="dxa"/>
             <w:tcBorders>
               <w:top w:val="single" w:sz="4" w:space="0" w:color="76CDD8"/>
               <w:left w:val="single" w:sz="4" w:space="0" w:color="76CDD8"/>
@@ -9058,8 +9050,8 @@
         <w:gridCol w:w="1336"/>
         <w:gridCol w:w="1196"/>
         <w:gridCol w:w="1336"/>
-        <w:gridCol w:w="1337"/>
-        <w:gridCol w:w="1334"/>
+        <w:gridCol w:w="1339"/>
+        <w:gridCol w:w="1332"/>
       </w:tblGrid>
       <w:tr>
         <w:trPr>
@@ -9230,7 +9222,7 @@
         </w:tc>
         <w:tc>
           <w:tcPr>
-            <w:tcW w:w="1337" w:type="dxa"/>
+            <w:tcW w:w="1339" w:type="dxa"/>
             <w:tcBorders>
               <w:top w:val="single" w:sz="4" w:space="0" w:color="76CDD8"/>
               <w:left w:val="single" w:sz="4" w:space="0" w:color="76CDD8"/>
@@ -9262,7 +9254,7 @@
         </w:tc>
         <w:tc>
           <w:tcPr>
-            <w:tcW w:w="1334" w:type="dxa"/>
+            <w:tcW w:w="1332" w:type="dxa"/>
             <w:tcBorders>
               <w:top w:val="single" w:sz="4" w:space="0" w:color="76CDD8"/>
               <w:left w:val="single" w:sz="4" w:space="0" w:color="76CDD8"/>
@@ -9413,7 +9405,7 @@
         </w:tc>
         <w:tc>
           <w:tcPr>
-            <w:tcW w:w="1337" w:type="dxa"/>
+            <w:tcW w:w="1339" w:type="dxa"/>
             <w:tcBorders>
               <w:top w:val="single" w:sz="4" w:space="0" w:color="76CDD8"/>
               <w:left w:val="single" w:sz="4" w:space="0" w:color="76CDD8"/>
@@ -9435,7 +9427,7 @@
         </w:tc>
         <w:tc>
           <w:tcPr>
-            <w:tcW w:w="1334" w:type="dxa"/>
+            <w:tcW w:w="1332" w:type="dxa"/>
             <w:tcBorders>
               <w:top w:val="single" w:sz="4" w:space="0" w:color="76CDD8"/>
               <w:left w:val="single" w:sz="4" w:space="0" w:color="76CDD8"/>
@@ -10293,12 +10285,12 @@
       </w:tblPr>
       <w:tblGrid>
         <w:gridCol w:w="1683"/>
-        <w:gridCol w:w="984"/>
-        <w:gridCol w:w="1163"/>
+        <w:gridCol w:w="983"/>
+        <w:gridCol w:w="1164"/>
         <w:gridCol w:w="842"/>
         <w:gridCol w:w="663"/>
-        <w:gridCol w:w="1113"/>
-        <w:gridCol w:w="1609"/>
+        <w:gridCol w:w="1114"/>
+        <w:gridCol w:w="1608"/>
         <w:gridCol w:w="1151"/>
       </w:tblGrid>
       <w:tr>
@@ -10339,7 +10331,7 @@
         </w:tc>
         <w:tc>
           <w:tcPr>
-            <w:tcW w:w="984" w:type="dxa"/>
+            <w:tcW w:w="983" w:type="dxa"/>
             <w:tcBorders>
               <w:top w:val="single" w:sz="4" w:space="0" w:color="76CDD8"/>
               <w:left w:val="single" w:sz="4" w:space="0" w:color="76CDD8"/>
@@ -10372,7 +10364,7 @@
         </w:tc>
         <w:tc>
           <w:tcPr>
-            <w:tcW w:w="1163" w:type="dxa"/>
+            <w:tcW w:w="1164" w:type="dxa"/>
             <w:tcBorders>
               <w:top w:val="single" w:sz="4" w:space="0" w:color="76CDD8"/>
               <w:left w:val="single" w:sz="4" w:space="0" w:color="76CDD8"/>
@@ -10470,7 +10462,7 @@
         </w:tc>
         <w:tc>
           <w:tcPr>
-            <w:tcW w:w="1113" w:type="dxa"/>
+            <w:tcW w:w="1114" w:type="dxa"/>
             <w:tcBorders>
               <w:top w:val="single" w:sz="4" w:space="0" w:color="76CDD8"/>
               <w:left w:val="single" w:sz="4" w:space="0" w:color="76CDD8"/>
@@ -10502,7 +10494,7 @@
         </w:tc>
         <w:tc>
           <w:tcPr>
-            <w:tcW w:w="1609" w:type="dxa"/>
+            <w:tcW w:w="1608" w:type="dxa"/>
             <w:tcBorders>
               <w:top w:val="single" w:sz="4" w:space="0" w:color="76CDD8"/>
               <w:left w:val="single" w:sz="4" w:space="0" w:color="76CDD8"/>
@@ -10594,7 +10586,7 @@
         </w:tc>
         <w:tc>
           <w:tcPr>
-            <w:tcW w:w="984" w:type="dxa"/>
+            <w:tcW w:w="983" w:type="dxa"/>
             <w:tcBorders>
               <w:top w:val="single" w:sz="4" w:space="0" w:color="76CDD8"/>
               <w:left w:val="single" w:sz="4" w:space="0" w:color="76CDD8"/>
@@ -10617,7 +10609,7 @@
         </w:tc>
         <w:tc>
           <w:tcPr>
-            <w:tcW w:w="1163" w:type="dxa"/>
+            <w:tcW w:w="1164" w:type="dxa"/>
             <w:tcBorders>
               <w:top w:val="single" w:sz="4" w:space="0" w:color="76CDD8"/>
               <w:left w:val="single" w:sz="4" w:space="0" w:color="76CDD8"/>
@@ -10685,7 +10677,7 @@
         </w:tc>
         <w:tc>
           <w:tcPr>
-            <w:tcW w:w="1113" w:type="dxa"/>
+            <w:tcW w:w="1114" w:type="dxa"/>
             <w:tcBorders>
               <w:top w:val="single" w:sz="4" w:space="0" w:color="76CDD8"/>
               <w:left w:val="single" w:sz="4" w:space="0" w:color="76CDD8"/>
@@ -10707,7 +10699,7 @@
         </w:tc>
         <w:tc>
           <w:tcPr>
-            <w:tcW w:w="1609" w:type="dxa"/>
+            <w:tcW w:w="1608" w:type="dxa"/>
             <w:tcBorders>
               <w:top w:val="single" w:sz="4" w:space="0" w:color="76CDD8"/>
               <w:left w:val="single" w:sz="4" w:space="0" w:color="76CDD8"/>
@@ -11395,77 +11387,6 @@
           </w:p>
         </w:tc>
       </w:tr>
-      <w:tr>
-        <w:trPr>
-          <w:trHeight w:val="432" w:hRule="atLeast"/>
-        </w:trPr>
-        <w:tc>
-          <w:tcPr>
-            <w:tcW w:w="3073" w:type="dxa"/>
-            <w:tcBorders>
-              <w:left w:val="single" w:sz="4" w:space="0" w:color="76CDD8"/>
-              <w:bottom w:val="single" w:sz="4" w:space="0" w:color="76CDD8"/>
-              <w:right w:val="single" w:sz="4" w:space="0" w:color="76CDD8"/>
-            </w:tcBorders>
-          </w:tcPr>
-          <w:p>
-            <w:pPr>
-              <w:pStyle w:val="TextBody"/>
-              <w:widowControl w:val="false"/>
-              <w:spacing w:before="120" w:after="0"/>
-              <w:rPr/>
-            </w:pPr>
-            <w:r>
-              <w:rPr/>
-              <w:t>DISCOUNT_VALUE</w:t>
-            </w:r>
-          </w:p>
-        </w:tc>
-        <w:tc>
-          <w:tcPr>
-            <w:tcW w:w="3329" w:type="dxa"/>
-            <w:tcBorders>
-              <w:left w:val="single" w:sz="4" w:space="0" w:color="76CDD8"/>
-              <w:bottom w:val="single" w:sz="4" w:space="0" w:color="76CDD8"/>
-              <w:right w:val="single" w:sz="4" w:space="0" w:color="76CDD8"/>
-            </w:tcBorders>
-          </w:tcPr>
-          <w:p>
-            <w:pPr>
-              <w:pStyle w:val="TextBody"/>
-              <w:widowControl w:val="false"/>
-              <w:spacing w:before="120" w:after="0"/>
-              <w:rPr/>
-            </w:pPr>
-            <w:r>
-              <w:rPr/>
-              <w:t>Discount value</w:t>
-            </w:r>
-          </w:p>
-        </w:tc>
-        <w:tc>
-          <w:tcPr>
-            <w:tcW w:w="2791" w:type="dxa"/>
-            <w:tcBorders>
-              <w:left w:val="single" w:sz="4" w:space="0" w:color="76CDD8"/>
-              <w:bottom w:val="single" w:sz="4" w:space="0" w:color="76CDD8"/>
-              <w:right w:val="single" w:sz="4" w:space="0" w:color="76CDD8"/>
-            </w:tcBorders>
-          </w:tcPr>
-          <w:p>
-            <w:pPr>
-              <w:pStyle w:val="TextBody"/>
-              <w:widowControl w:val="false"/>
-              <w:spacing w:before="120" w:after="0"/>
-              <w:rPr/>
-            </w:pPr>
-            <w:r>
-              <w:rPr/>
-              <w:t>DECIMAL</w:t>
-            </w:r>
-          </w:p>
-        </w:tc>
-      </w:tr>
     </w:tbl>
     <w:p>
       <w:pPr>
@@ -11510,13 +11431,12 @@
         <w:tblLook w:val="0000" w:noHBand="0" w:noVBand="0" w:firstColumn="0" w:lastRow="0" w:lastColumn="0" w:firstRow="0"/>
       </w:tblPr>
       <w:tblGrid>
-        <w:gridCol w:w="1531"/>
-        <w:gridCol w:w="1336"/>
-        <w:gridCol w:w="1336"/>
-        <w:gridCol w:w="1143"/>
-        <w:gridCol w:w="1336"/>
-        <w:gridCol w:w="1337"/>
-        <w:gridCol w:w="1334"/>
+        <w:gridCol w:w="1755"/>
+        <w:gridCol w:w="2118"/>
+        <w:gridCol w:w="1850"/>
+        <w:gridCol w:w="1231"/>
+        <w:gridCol w:w="1440"/>
+        <w:gridCol w:w="959"/>
       </w:tblGrid>
       <w:tr>
         <w:trPr>
@@ -11524,7 +11444,7 @@
         </w:trPr>
         <w:tc>
           <w:tcPr>
-            <w:tcW w:w="1531" w:type="dxa"/>
+            <w:tcW w:w="1755" w:type="dxa"/>
             <w:tcBorders>
               <w:top w:val="single" w:sz="4" w:space="0" w:color="76CDD8"/>
               <w:left w:val="single" w:sz="4" w:space="0" w:color="76CDD8"/>
@@ -11557,7 +11477,7 @@
         </w:tc>
         <w:tc>
           <w:tcPr>
-            <w:tcW w:w="1336" w:type="dxa"/>
+            <w:tcW w:w="2118" w:type="dxa"/>
             <w:tcBorders>
               <w:top w:val="single" w:sz="4" w:space="0" w:color="76CDD8"/>
               <w:left w:val="single" w:sz="4" w:space="0" w:color="76CDD8"/>
@@ -11589,7 +11509,7 @@
         </w:tc>
         <w:tc>
           <w:tcPr>
-            <w:tcW w:w="1336" w:type="dxa"/>
+            <w:tcW w:w="1850" w:type="dxa"/>
             <w:tcBorders>
               <w:top w:val="single" w:sz="4" w:space="0" w:color="76CDD8"/>
               <w:left w:val="single" w:sz="4" w:space="0" w:color="76CDD8"/>
@@ -11622,7 +11542,7 @@
         </w:tc>
         <w:tc>
           <w:tcPr>
-            <w:tcW w:w="1143" w:type="dxa"/>
+            <w:tcW w:w="1231" w:type="dxa"/>
             <w:tcBorders>
               <w:top w:val="single" w:sz="4" w:space="0" w:color="76CDD8"/>
               <w:left w:val="single" w:sz="4" w:space="0" w:color="76CDD8"/>
@@ -11654,7 +11574,7 @@
         </w:tc>
         <w:tc>
           <w:tcPr>
-            <w:tcW w:w="1336" w:type="dxa"/>
+            <w:tcW w:w="1440" w:type="dxa"/>
             <w:tcBorders>
               <w:top w:val="single" w:sz="4" w:space="0" w:color="76CDD8"/>
               <w:left w:val="single" w:sz="4" w:space="0" w:color="76CDD8"/>
@@ -11687,11 +11607,12 @@
         </w:tc>
         <w:tc>
           <w:tcPr>
-            <w:tcW w:w="1337" w:type="dxa"/>
-            <w:tcBorders>
-              <w:top w:val="single" w:sz="4" w:space="0" w:color="76CDD8"/>
-              <w:left w:val="single" w:sz="4" w:space="0" w:color="76CDD8"/>
-              <w:bottom w:val="single" w:sz="4" w:space="0" w:color="76CDD8"/>
+            <w:tcW w:w="959" w:type="dxa"/>
+            <w:tcBorders>
+              <w:top w:val="single" w:sz="4" w:space="0" w:color="76CDD8"/>
+              <w:left w:val="single" w:sz="4" w:space="0" w:color="76CDD8"/>
+              <w:bottom w:val="single" w:sz="4" w:space="0" w:color="76CDD8"/>
+              <w:right w:val="single" w:sz="4" w:space="0" w:color="76CDD8"/>
             </w:tcBorders>
             <w:shd w:color="auto" w:fill="76CDD8" w:val="clear"/>
           </w:tcPr>
@@ -11714,39 +11635,6 @@
                 <w:szCs w:val="18"/>
               </w:rPr>
               <w:t>PROMO_END_DATE</w:t>
-            </w:r>
-          </w:p>
-        </w:tc>
-        <w:tc>
-          <w:tcPr>
-            <w:tcW w:w="1334" w:type="dxa"/>
-            <w:tcBorders>
-              <w:top w:val="single" w:sz="4" w:space="0" w:color="76CDD8"/>
-              <w:left w:val="single" w:sz="4" w:space="0" w:color="76CDD8"/>
-              <w:bottom w:val="single" w:sz="4" w:space="0" w:color="76CDD8"/>
-              <w:right w:val="single" w:sz="4" w:space="0" w:color="76CDD8"/>
-            </w:tcBorders>
-            <w:shd w:color="auto" w:fill="76CDD8" w:val="clear"/>
-          </w:tcPr>
-          <w:p>
-            <w:pPr>
-              <w:pStyle w:val="TextBody"/>
-              <w:widowControl w:val="false"/>
-              <w:spacing w:lineRule="auto" w:line="360" w:before="120" w:after="0"/>
-              <w:jc w:val="center"/>
-              <w:rPr>
-                <w:color w:val="FFFFFF" w:themeColor="background1"/>
-                <w:sz w:val="18"/>
-                <w:szCs w:val="18"/>
-              </w:rPr>
-            </w:pPr>
-            <w:r>
-              <w:rPr>
-                <w:color w:val="FFFFFF" w:themeColor="background1"/>
-                <w:sz w:val="18"/>
-                <w:szCs w:val="18"/>
-              </w:rPr>
-              <w:t>DISCOUNT_VALUE</w:t>
             </w:r>
           </w:p>
         </w:tc>
@@ -11757,7 +11645,7 @@
         </w:trPr>
         <w:tc>
           <w:tcPr>
-            <w:tcW w:w="1531" w:type="dxa"/>
+            <w:tcW w:w="1755" w:type="dxa"/>
             <w:tcBorders>
               <w:top w:val="single" w:sz="4" w:space="0" w:color="76CDD8"/>
               <w:left w:val="single" w:sz="4" w:space="0" w:color="76CDD8"/>
@@ -11780,7 +11668,7 @@
         </w:tc>
         <w:tc>
           <w:tcPr>
-            <w:tcW w:w="1336" w:type="dxa"/>
+            <w:tcW w:w="2118" w:type="dxa"/>
             <w:tcBorders>
               <w:top w:val="single" w:sz="4" w:space="0" w:color="76CDD8"/>
               <w:left w:val="single" w:sz="4" w:space="0" w:color="76CDD8"/>
@@ -11802,7 +11690,7 @@
         </w:tc>
         <w:tc>
           <w:tcPr>
-            <w:tcW w:w="1336" w:type="dxa"/>
+            <w:tcW w:w="1850" w:type="dxa"/>
             <w:tcBorders>
               <w:top w:val="single" w:sz="4" w:space="0" w:color="76CDD8"/>
               <w:left w:val="single" w:sz="4" w:space="0" w:color="76CDD8"/>
@@ -11825,7 +11713,7 @@
         </w:tc>
         <w:tc>
           <w:tcPr>
-            <w:tcW w:w="1143" w:type="dxa"/>
+            <w:tcW w:w="1231" w:type="dxa"/>
             <w:tcBorders>
               <w:top w:val="single" w:sz="4" w:space="0" w:color="76CDD8"/>
               <w:left w:val="single" w:sz="4" w:space="0" w:color="76CDD8"/>
@@ -11847,7 +11735,7 @@
         </w:tc>
         <w:tc>
           <w:tcPr>
-            <w:tcW w:w="1336" w:type="dxa"/>
+            <w:tcW w:w="1440" w:type="dxa"/>
             <w:tcBorders>
               <w:top w:val="single" w:sz="4" w:space="0" w:color="76CDD8"/>
               <w:left w:val="single" w:sz="4" w:space="0" w:color="76CDD8"/>
@@ -11870,11 +11758,12 @@
         </w:tc>
         <w:tc>
           <w:tcPr>
-            <w:tcW w:w="1337" w:type="dxa"/>
-            <w:tcBorders>
-              <w:top w:val="single" w:sz="4" w:space="0" w:color="76CDD8"/>
-              <w:left w:val="single" w:sz="4" w:space="0" w:color="76CDD8"/>
-              <w:bottom w:val="single" w:sz="4" w:space="0" w:color="76CDD8"/>
+            <w:tcW w:w="959" w:type="dxa"/>
+            <w:tcBorders>
+              <w:top w:val="single" w:sz="4" w:space="0" w:color="76CDD8"/>
+              <w:left w:val="single" w:sz="4" w:space="0" w:color="76CDD8"/>
+              <w:bottom w:val="single" w:sz="4" w:space="0" w:color="76CDD8"/>
+              <w:right w:val="single" w:sz="4" w:space="0" w:color="76CDD8"/>
             </w:tcBorders>
           </w:tcPr>
           <w:p>
@@ -11887,29 +11776,6 @@
             <w:r>
               <w:rPr/>
               <w:t>2024-09-10</w:t>
-            </w:r>
-          </w:p>
-        </w:tc>
-        <w:tc>
-          <w:tcPr>
-            <w:tcW w:w="1334" w:type="dxa"/>
-            <w:tcBorders>
-              <w:top w:val="single" w:sz="4" w:space="0" w:color="76CDD8"/>
-              <w:left w:val="single" w:sz="4" w:space="0" w:color="76CDD8"/>
-              <w:bottom w:val="single" w:sz="4" w:space="0" w:color="76CDD8"/>
-              <w:right w:val="single" w:sz="4" w:space="0" w:color="76CDD8"/>
-            </w:tcBorders>
-          </w:tcPr>
-          <w:p>
-            <w:pPr>
-              <w:pStyle w:val="TextBody"/>
-              <w:widowControl w:val="false"/>
-              <w:spacing w:before="120" w:after="0"/>
-              <w:rPr/>
-            </w:pPr>
-            <w:r>
-              <w:rPr/>
-              <w:t>0.12</w:t>
             </w:r>
           </w:p>
         </w:tc>
@@ -11990,7 +11856,7 @@
     </w:p>
     <w:tbl>
       <w:tblPr>
-        <w:tblW w:w="9193" w:type="dxa"/>
+        <w:tblW w:w="9360" w:type="dxa"/>
         <w:jc w:val="left"/>
         <w:tblInd w:w="108" w:type="dxa"/>
         <w:tblLayout w:type="fixed"/>
@@ -12003,9 +11869,9 @@
         <w:tblLook w:val="0000" w:noHBand="0" w:noVBand="0" w:firstColumn="0" w:lastRow="0" w:lastColumn="0" w:firstRow="0"/>
       </w:tblPr>
       <w:tblGrid>
-        <w:gridCol w:w="3073"/>
-        <w:gridCol w:w="3329"/>
-        <w:gridCol w:w="2791"/>
+        <w:gridCol w:w="3071"/>
+        <w:gridCol w:w="3331"/>
+        <w:gridCol w:w="2958"/>
       </w:tblGrid>
       <w:tr>
         <w:trPr>
@@ -12013,7 +11879,7 @@
         </w:trPr>
         <w:tc>
           <w:tcPr>
-            <w:tcW w:w="3073" w:type="dxa"/>
+            <w:tcW w:w="3071" w:type="dxa"/>
             <w:tcBorders>
               <w:top w:val="single" w:sz="4" w:space="0" w:color="76CDD8"/>
               <w:left w:val="single" w:sz="4" w:space="0" w:color="76CDD8"/>
@@ -12046,7 +11912,7 @@
         </w:tc>
         <w:tc>
           <w:tcPr>
-            <w:tcW w:w="3329" w:type="dxa"/>
+            <w:tcW w:w="3331" w:type="dxa"/>
             <w:tcBorders>
               <w:top w:val="single" w:sz="4" w:space="0" w:color="76CDD8"/>
               <w:left w:val="single" w:sz="4" w:space="0" w:color="76CDD8"/>
@@ -12079,7 +11945,7 @@
         </w:tc>
         <w:tc>
           <w:tcPr>
-            <w:tcW w:w="2791" w:type="dxa"/>
+            <w:tcW w:w="2958" w:type="dxa"/>
             <w:tcBorders>
               <w:top w:val="single" w:sz="4" w:space="0" w:color="76CDD8"/>
               <w:left w:val="single" w:sz="4" w:space="0" w:color="76CDD8"/>
@@ -12117,7 +11983,7 @@
         </w:trPr>
         <w:tc>
           <w:tcPr>
-            <w:tcW w:w="3073" w:type="dxa"/>
+            <w:tcW w:w="3071" w:type="dxa"/>
             <w:tcBorders>
               <w:top w:val="single" w:sz="4" w:space="0" w:color="76CDD8"/>
               <w:left w:val="single" w:sz="4" w:space="0" w:color="76CDD8"/>
@@ -12140,7 +12006,7 @@
         </w:tc>
         <w:tc>
           <w:tcPr>
-            <w:tcW w:w="3329" w:type="dxa"/>
+            <w:tcW w:w="3331" w:type="dxa"/>
             <w:tcBorders>
               <w:top w:val="single" w:sz="4" w:space="0" w:color="76CDD8"/>
               <w:left w:val="single" w:sz="4" w:space="0" w:color="76CDD8"/>
@@ -12163,7 +12029,7 @@
         </w:tc>
         <w:tc>
           <w:tcPr>
-            <w:tcW w:w="2791" w:type="dxa"/>
+            <w:tcW w:w="2958" w:type="dxa"/>
             <w:tcBorders>
               <w:top w:val="single" w:sz="4" w:space="0" w:color="76CDD8"/>
               <w:left w:val="single" w:sz="4" w:space="0" w:color="76CDD8"/>
@@ -12191,7 +12057,7 @@
         </w:trPr>
         <w:tc>
           <w:tcPr>
-            <w:tcW w:w="3073" w:type="dxa"/>
+            <w:tcW w:w="3071" w:type="dxa"/>
             <w:tcBorders>
               <w:top w:val="single" w:sz="4" w:space="0" w:color="76CDD8"/>
               <w:left w:val="single" w:sz="4" w:space="0" w:color="76CDD8"/>
@@ -12218,7 +12084,7 @@
         </w:tc>
         <w:tc>
           <w:tcPr>
-            <w:tcW w:w="3329" w:type="dxa"/>
+            <w:tcW w:w="3331" w:type="dxa"/>
             <w:tcBorders>
               <w:top w:val="single" w:sz="4" w:space="0" w:color="76CDD8"/>
               <w:left w:val="single" w:sz="4" w:space="0" w:color="76CDD8"/>
@@ -12241,7 +12107,7 @@
         </w:tc>
         <w:tc>
           <w:tcPr>
-            <w:tcW w:w="2791" w:type="dxa"/>
+            <w:tcW w:w="2958" w:type="dxa"/>
             <w:tcBorders>
               <w:top w:val="single" w:sz="4" w:space="0" w:color="76CDD8"/>
               <w:left w:val="single" w:sz="4" w:space="0" w:color="76CDD8"/>
@@ -12269,7 +12135,7 @@
         </w:trPr>
         <w:tc>
           <w:tcPr>
-            <w:tcW w:w="3073" w:type="dxa"/>
+            <w:tcW w:w="3071" w:type="dxa"/>
             <w:tcBorders>
               <w:left w:val="single" w:sz="4" w:space="0" w:color="76CDD8"/>
               <w:bottom w:val="single" w:sz="4" w:space="0" w:color="76CDD8"/>
@@ -12291,7 +12157,7 @@
         </w:tc>
         <w:tc>
           <w:tcPr>
-            <w:tcW w:w="3329" w:type="dxa"/>
+            <w:tcW w:w="3331" w:type="dxa"/>
             <w:tcBorders>
               <w:left w:val="single" w:sz="4" w:space="0" w:color="76CDD8"/>
               <w:bottom w:val="single" w:sz="4" w:space="0" w:color="76CDD8"/>
@@ -12313,7 +12179,7 @@
         </w:tc>
         <w:tc>
           <w:tcPr>
-            <w:tcW w:w="2791" w:type="dxa"/>
+            <w:tcW w:w="2958" w:type="dxa"/>
             <w:tcBorders>
               <w:left w:val="single" w:sz="4" w:space="0" w:color="76CDD8"/>
               <w:bottom w:val="single" w:sz="4" w:space="0" w:color="76CDD8"/>
@@ -12365,7 +12231,7 @@
     </w:p>
     <w:tbl>
       <w:tblPr>
-        <w:tblW w:w="9207" w:type="dxa"/>
+        <w:tblW w:w="9360" w:type="dxa"/>
         <w:jc w:val="left"/>
         <w:tblInd w:w="108" w:type="dxa"/>
         <w:tblLayout w:type="fixed"/>
@@ -12378,9 +12244,9 @@
         <w:tblLook w:val="0000" w:noHBand="0" w:noVBand="0" w:firstColumn="0" w:lastRow="0" w:lastColumn="0" w:firstRow="0"/>
       </w:tblPr>
       <w:tblGrid>
-        <w:gridCol w:w="2824"/>
-        <w:gridCol w:w="3245"/>
-        <w:gridCol w:w="3138"/>
+        <w:gridCol w:w="2821"/>
+        <w:gridCol w:w="3248"/>
+        <w:gridCol w:w="3291"/>
       </w:tblGrid>
       <w:tr>
         <w:trPr>
@@ -12388,7 +12254,7 @@
         </w:trPr>
         <w:tc>
           <w:tcPr>
-            <w:tcW w:w="2824" w:type="dxa"/>
+            <w:tcW w:w="2821" w:type="dxa"/>
             <w:tcBorders>
               <w:top w:val="single" w:sz="4" w:space="0" w:color="76CDD8"/>
               <w:left w:val="single" w:sz="4" w:space="0" w:color="76CDD8"/>
@@ -12421,7 +12287,7 @@
         </w:tc>
         <w:tc>
           <w:tcPr>
-            <w:tcW w:w="3245" w:type="dxa"/>
+            <w:tcW w:w="3248" w:type="dxa"/>
             <w:tcBorders>
               <w:top w:val="single" w:sz="4" w:space="0" w:color="76CDD8"/>
               <w:left w:val="single" w:sz="4" w:space="0" w:color="76CDD8"/>
@@ -12453,7 +12319,7 @@
         </w:tc>
         <w:tc>
           <w:tcPr>
-            <w:tcW w:w="3138" w:type="dxa"/>
+            <w:tcW w:w="3291" w:type="dxa"/>
             <w:tcBorders>
               <w:top w:val="single" w:sz="4" w:space="0" w:color="76CDD8"/>
               <w:left w:val="single" w:sz="4" w:space="0" w:color="76CDD8"/>
@@ -12491,7 +12357,7 @@
         </w:trPr>
         <w:tc>
           <w:tcPr>
-            <w:tcW w:w="2824" w:type="dxa"/>
+            <w:tcW w:w="2821" w:type="dxa"/>
             <w:tcBorders>
               <w:top w:val="single" w:sz="4" w:space="0" w:color="76CDD8"/>
               <w:left w:val="single" w:sz="4" w:space="0" w:color="76CDD8"/>
@@ -12514,7 +12380,7 @@
         </w:tc>
         <w:tc>
           <w:tcPr>
-            <w:tcW w:w="3245" w:type="dxa"/>
+            <w:tcW w:w="3248" w:type="dxa"/>
             <w:tcBorders>
               <w:top w:val="single" w:sz="4" w:space="0" w:color="76CDD8"/>
               <w:left w:val="single" w:sz="4" w:space="0" w:color="76CDD8"/>
@@ -12536,7 +12402,7 @@
         </w:tc>
         <w:tc>
           <w:tcPr>
-            <w:tcW w:w="3138" w:type="dxa"/>
+            <w:tcW w:w="3291" w:type="dxa"/>
             <w:tcBorders>
               <w:top w:val="single" w:sz="4" w:space="0" w:color="76CDD8"/>
               <w:left w:val="single" w:sz="4" w:space="0" w:color="76CDD8"/>
@@ -12634,7 +12500,7 @@
     </w:p>
     <w:tbl>
       <w:tblPr>
-        <w:tblW w:w="9193" w:type="dxa"/>
+        <w:tblW w:w="9360" w:type="dxa"/>
         <w:jc w:val="left"/>
         <w:tblInd w:w="108" w:type="dxa"/>
         <w:tblLayout w:type="fixed"/>
@@ -12647,9 +12513,9 @@
         <w:tblLook w:val="0000" w:noHBand="0" w:noVBand="0" w:firstColumn="0" w:lastRow="0" w:lastColumn="0" w:firstRow="0"/>
       </w:tblPr>
       <w:tblGrid>
-        <w:gridCol w:w="3073"/>
-        <w:gridCol w:w="3329"/>
-        <w:gridCol w:w="2791"/>
+        <w:gridCol w:w="3071"/>
+        <w:gridCol w:w="3331"/>
+        <w:gridCol w:w="2958"/>
       </w:tblGrid>
       <w:tr>
         <w:trPr>
@@ -12657,7 +12523,7 @@
         </w:trPr>
         <w:tc>
           <w:tcPr>
-            <w:tcW w:w="3073" w:type="dxa"/>
+            <w:tcW w:w="3071" w:type="dxa"/>
             <w:tcBorders>
               <w:top w:val="single" w:sz="4" w:space="0" w:color="76CDD8"/>
               <w:left w:val="single" w:sz="4" w:space="0" w:color="76CDD8"/>
@@ -12690,7 +12556,7 @@
         </w:tc>
         <w:tc>
           <w:tcPr>
-            <w:tcW w:w="3329" w:type="dxa"/>
+            <w:tcW w:w="3331" w:type="dxa"/>
             <w:tcBorders>
               <w:top w:val="single" w:sz="4" w:space="0" w:color="76CDD8"/>
               <w:left w:val="single" w:sz="4" w:space="0" w:color="76CDD8"/>
@@ -12723,7 +12589,7 @@
         </w:tc>
         <w:tc>
           <w:tcPr>
-            <w:tcW w:w="2791" w:type="dxa"/>
+            <w:tcW w:w="2958" w:type="dxa"/>
             <w:tcBorders>
               <w:top w:val="single" w:sz="4" w:space="0" w:color="76CDD8"/>
               <w:left w:val="single" w:sz="4" w:space="0" w:color="76CDD8"/>
@@ -12761,7 +12627,7 @@
         </w:trPr>
         <w:tc>
           <w:tcPr>
-            <w:tcW w:w="3073" w:type="dxa"/>
+            <w:tcW w:w="3071" w:type="dxa"/>
             <w:tcBorders>
               <w:top w:val="single" w:sz="4" w:space="0" w:color="76CDD8"/>
               <w:left w:val="single" w:sz="4" w:space="0" w:color="76CDD8"/>
@@ -12784,7 +12650,7 @@
         </w:tc>
         <w:tc>
           <w:tcPr>
-            <w:tcW w:w="3329" w:type="dxa"/>
+            <w:tcW w:w="3331" w:type="dxa"/>
             <w:tcBorders>
               <w:top w:val="single" w:sz="4" w:space="0" w:color="76CDD8"/>
               <w:left w:val="single" w:sz="4" w:space="0" w:color="76CDD8"/>
@@ -12807,7 +12673,7 @@
         </w:tc>
         <w:tc>
           <w:tcPr>
-            <w:tcW w:w="2791" w:type="dxa"/>
+            <w:tcW w:w="2958" w:type="dxa"/>
             <w:tcBorders>
               <w:top w:val="single" w:sz="4" w:space="0" w:color="76CDD8"/>
               <w:left w:val="single" w:sz="4" w:space="0" w:color="76CDD8"/>
@@ -12835,7 +12701,7 @@
         </w:trPr>
         <w:tc>
           <w:tcPr>
-            <w:tcW w:w="3073" w:type="dxa"/>
+            <w:tcW w:w="3071" w:type="dxa"/>
             <w:tcBorders>
               <w:top w:val="single" w:sz="4" w:space="0" w:color="76CDD8"/>
               <w:left w:val="single" w:sz="4" w:space="0" w:color="76CDD8"/>
@@ -12862,7 +12728,7 @@
         </w:tc>
         <w:tc>
           <w:tcPr>
-            <w:tcW w:w="3329" w:type="dxa"/>
+            <w:tcW w:w="3331" w:type="dxa"/>
             <w:tcBorders>
               <w:top w:val="single" w:sz="4" w:space="0" w:color="76CDD8"/>
               <w:left w:val="single" w:sz="4" w:space="0" w:color="76CDD8"/>
@@ -12885,7 +12751,7 @@
         </w:tc>
         <w:tc>
           <w:tcPr>
-            <w:tcW w:w="2791" w:type="dxa"/>
+            <w:tcW w:w="2958" w:type="dxa"/>
             <w:tcBorders>
               <w:top w:val="single" w:sz="4" w:space="0" w:color="76CDD8"/>
               <w:left w:val="single" w:sz="4" w:space="0" w:color="76CDD8"/>
@@ -12913,7 +12779,7 @@
         </w:trPr>
         <w:tc>
           <w:tcPr>
-            <w:tcW w:w="3073" w:type="dxa"/>
+            <w:tcW w:w="3071" w:type="dxa"/>
             <w:tcBorders>
               <w:left w:val="single" w:sz="4" w:space="0" w:color="76CDD8"/>
               <w:bottom w:val="single" w:sz="4" w:space="0" w:color="76CDD8"/>
@@ -12935,7 +12801,7 @@
         </w:tc>
         <w:tc>
           <w:tcPr>
-            <w:tcW w:w="3329" w:type="dxa"/>
+            <w:tcW w:w="3331" w:type="dxa"/>
             <w:tcBorders>
               <w:left w:val="single" w:sz="4" w:space="0" w:color="76CDD8"/>
               <w:bottom w:val="single" w:sz="4" w:space="0" w:color="76CDD8"/>
@@ -12957,7 +12823,7 @@
         </w:tc>
         <w:tc>
           <w:tcPr>
-            <w:tcW w:w="2791" w:type="dxa"/>
+            <w:tcW w:w="2958" w:type="dxa"/>
             <w:tcBorders>
               <w:left w:val="single" w:sz="4" w:space="0" w:color="76CDD8"/>
               <w:bottom w:val="single" w:sz="4" w:space="0" w:color="76CDD8"/>
@@ -12984,7 +12850,7 @@
         </w:trPr>
         <w:tc>
           <w:tcPr>
-            <w:tcW w:w="3073" w:type="dxa"/>
+            <w:tcW w:w="3071" w:type="dxa"/>
             <w:tcBorders>
               <w:left w:val="single" w:sz="4" w:space="0" w:color="76CDD8"/>
               <w:bottom w:val="single" w:sz="4" w:space="0" w:color="76CDD8"/>
@@ -13006,7 +12872,7 @@
         </w:tc>
         <w:tc>
           <w:tcPr>
-            <w:tcW w:w="3329" w:type="dxa"/>
+            <w:tcW w:w="3331" w:type="dxa"/>
             <w:tcBorders>
               <w:left w:val="single" w:sz="4" w:space="0" w:color="76CDD8"/>
               <w:bottom w:val="single" w:sz="4" w:space="0" w:color="76CDD8"/>
@@ -13028,7 +12894,7 @@
         </w:tc>
         <w:tc>
           <w:tcPr>
-            <w:tcW w:w="2791" w:type="dxa"/>
+            <w:tcW w:w="2958" w:type="dxa"/>
             <w:tcBorders>
               <w:left w:val="single" w:sz="4" w:space="0" w:color="76CDD8"/>
               <w:bottom w:val="single" w:sz="4" w:space="0" w:color="76CDD8"/>
@@ -13055,7 +12921,7 @@
         </w:trPr>
         <w:tc>
           <w:tcPr>
-            <w:tcW w:w="3073" w:type="dxa"/>
+            <w:tcW w:w="3071" w:type="dxa"/>
             <w:tcBorders>
               <w:left w:val="single" w:sz="4" w:space="0" w:color="76CDD8"/>
               <w:bottom w:val="single" w:sz="4" w:space="0" w:color="76CDD8"/>
@@ -13077,7 +12943,7 @@
         </w:tc>
         <w:tc>
           <w:tcPr>
-            <w:tcW w:w="3329" w:type="dxa"/>
+            <w:tcW w:w="3331" w:type="dxa"/>
             <w:tcBorders>
               <w:left w:val="single" w:sz="4" w:space="0" w:color="76CDD8"/>
               <w:bottom w:val="single" w:sz="4" w:space="0" w:color="76CDD8"/>
@@ -13099,7 +12965,7 @@
         </w:tc>
         <w:tc>
           <w:tcPr>
-            <w:tcW w:w="2791" w:type="dxa"/>
+            <w:tcW w:w="2958" w:type="dxa"/>
             <w:tcBorders>
               <w:left w:val="single" w:sz="4" w:space="0" w:color="76CDD8"/>
               <w:bottom w:val="single" w:sz="4" w:space="0" w:color="76CDD8"/>
@@ -13126,7 +12992,7 @@
         </w:trPr>
         <w:tc>
           <w:tcPr>
-            <w:tcW w:w="3073" w:type="dxa"/>
+            <w:tcW w:w="3071" w:type="dxa"/>
             <w:tcBorders>
               <w:left w:val="single" w:sz="4" w:space="0" w:color="76CDD8"/>
               <w:bottom w:val="single" w:sz="4" w:space="0" w:color="76CDD8"/>
@@ -13148,7 +13014,7 @@
         </w:tc>
         <w:tc>
           <w:tcPr>
-            <w:tcW w:w="3329" w:type="dxa"/>
+            <w:tcW w:w="3331" w:type="dxa"/>
             <w:tcBorders>
               <w:left w:val="single" w:sz="4" w:space="0" w:color="76CDD8"/>
               <w:bottom w:val="single" w:sz="4" w:space="0" w:color="76CDD8"/>
@@ -13170,7 +13036,7 @@
         </w:tc>
         <w:tc>
           <w:tcPr>
-            <w:tcW w:w="2791" w:type="dxa"/>
+            <w:tcW w:w="2958" w:type="dxa"/>
             <w:tcBorders>
               <w:left w:val="single" w:sz="4" w:space="0" w:color="76CDD8"/>
               <w:bottom w:val="single" w:sz="4" w:space="0" w:color="76CDD8"/>
@@ -13197,7 +13063,7 @@
         </w:trPr>
         <w:tc>
           <w:tcPr>
-            <w:tcW w:w="3073" w:type="dxa"/>
+            <w:tcW w:w="3071" w:type="dxa"/>
             <w:tcBorders>
               <w:left w:val="single" w:sz="4" w:space="0" w:color="76CDD8"/>
               <w:bottom w:val="single" w:sz="4" w:space="0" w:color="76CDD8"/>
@@ -13219,7 +13085,7 @@
         </w:tc>
         <w:tc>
           <w:tcPr>
-            <w:tcW w:w="3329" w:type="dxa"/>
+            <w:tcW w:w="3331" w:type="dxa"/>
             <w:tcBorders>
               <w:left w:val="single" w:sz="4" w:space="0" w:color="76CDD8"/>
               <w:bottom w:val="single" w:sz="4" w:space="0" w:color="76CDD8"/>
@@ -13241,7 +13107,7 @@
         </w:tc>
         <w:tc>
           <w:tcPr>
-            <w:tcW w:w="2791" w:type="dxa"/>
+            <w:tcW w:w="2958" w:type="dxa"/>
             <w:tcBorders>
               <w:left w:val="single" w:sz="4" w:space="0" w:color="76CDD8"/>
               <w:bottom w:val="single" w:sz="4" w:space="0" w:color="76CDD8"/>
@@ -13268,7 +13134,7 @@
         </w:trPr>
         <w:tc>
           <w:tcPr>
-            <w:tcW w:w="3073" w:type="dxa"/>
+            <w:tcW w:w="3071" w:type="dxa"/>
             <w:tcBorders>
               <w:left w:val="single" w:sz="4" w:space="0" w:color="76CDD8"/>
               <w:bottom w:val="single" w:sz="4" w:space="0" w:color="76CDD8"/>
@@ -13290,7 +13156,7 @@
         </w:tc>
         <w:tc>
           <w:tcPr>
-            <w:tcW w:w="3329" w:type="dxa"/>
+            <w:tcW w:w="3331" w:type="dxa"/>
             <w:tcBorders>
               <w:left w:val="single" w:sz="4" w:space="0" w:color="76CDD8"/>
               <w:bottom w:val="single" w:sz="4" w:space="0" w:color="76CDD8"/>
@@ -13312,7 +13178,7 @@
         </w:tc>
         <w:tc>
           <w:tcPr>
-            <w:tcW w:w="2791" w:type="dxa"/>
+            <w:tcW w:w="2958" w:type="dxa"/>
             <w:tcBorders>
               <w:left w:val="single" w:sz="4" w:space="0" w:color="76CDD8"/>
               <w:bottom w:val="single" w:sz="4" w:space="0" w:color="76CDD8"/>
@@ -13378,13 +13244,13 @@
       </w:tblPr>
       <w:tblGrid>
         <w:gridCol w:w="1254"/>
-        <w:gridCol w:w="1399"/>
-        <w:gridCol w:w="1341"/>
+        <w:gridCol w:w="1396"/>
+        <w:gridCol w:w="1344"/>
         <w:gridCol w:w="1169"/>
-        <w:gridCol w:w="1169"/>
+        <w:gridCol w:w="1168"/>
         <w:gridCol w:w="1169"/>
         <w:gridCol w:w="1107"/>
-        <w:gridCol w:w="745"/>
+        <w:gridCol w:w="746"/>
       </w:tblGrid>
       <w:tr>
         <w:trPr>
@@ -13425,7 +13291,7 @@
         </w:tc>
         <w:tc>
           <w:tcPr>
-            <w:tcW w:w="1399" w:type="dxa"/>
+            <w:tcW w:w="1396" w:type="dxa"/>
             <w:tcBorders>
               <w:top w:val="single" w:sz="4" w:space="0" w:color="76CDD8"/>
               <w:left w:val="single" w:sz="4" w:space="0" w:color="76CDD8"/>
@@ -13457,7 +13323,7 @@
         </w:tc>
         <w:tc>
           <w:tcPr>
-            <w:tcW w:w="1341" w:type="dxa"/>
+            <w:tcW w:w="1344" w:type="dxa"/>
             <w:tcBorders>
               <w:top w:val="single" w:sz="4" w:space="0" w:color="76CDD8"/>
               <w:left w:val="single" w:sz="4" w:space="0" w:color="76CDD8"/>
@@ -13522,7 +13388,7 @@
         </w:tc>
         <w:tc>
           <w:tcPr>
-            <w:tcW w:w="1169" w:type="dxa"/>
+            <w:tcW w:w="1168" w:type="dxa"/>
             <w:tcBorders>
               <w:top w:val="single" w:sz="4" w:space="0" w:color="76CDD8"/>
               <w:left w:val="single" w:sz="4" w:space="0" w:color="76CDD8"/>
@@ -13618,7 +13484,7 @@
         </w:tc>
         <w:tc>
           <w:tcPr>
-            <w:tcW w:w="745" w:type="dxa"/>
+            <w:tcW w:w="746" w:type="dxa"/>
             <w:tcBorders>
               <w:top w:val="single" w:sz="4" w:space="0" w:color="76CDD8"/>
               <w:left w:val="single" w:sz="4" w:space="0" w:color="76CDD8"/>
@@ -13679,7 +13545,7 @@
         </w:tc>
         <w:tc>
           <w:tcPr>
-            <w:tcW w:w="1399" w:type="dxa"/>
+            <w:tcW w:w="1396" w:type="dxa"/>
             <w:tcBorders>
               <w:top w:val="single" w:sz="4" w:space="0" w:color="76CDD8"/>
               <w:left w:val="single" w:sz="4" w:space="0" w:color="76CDD8"/>
@@ -13701,7 +13567,7 @@
         </w:tc>
         <w:tc>
           <w:tcPr>
-            <w:tcW w:w="1341" w:type="dxa"/>
+            <w:tcW w:w="1344" w:type="dxa"/>
             <w:tcBorders>
               <w:top w:val="single" w:sz="4" w:space="0" w:color="76CDD8"/>
               <w:left w:val="single" w:sz="4" w:space="0" w:color="76CDD8"/>
@@ -13746,6 +13612,28 @@
         </w:tc>
         <w:tc>
           <w:tcPr>
+            <w:tcW w:w="1168" w:type="dxa"/>
+            <w:tcBorders>
+              <w:top w:val="single" w:sz="4" w:space="0" w:color="76CDD8"/>
+              <w:left w:val="single" w:sz="4" w:space="0" w:color="76CDD8"/>
+              <w:bottom w:val="single" w:sz="4" w:space="0" w:color="76CDD8"/>
+            </w:tcBorders>
+          </w:tcPr>
+          <w:p>
+            <w:pPr>
+              <w:pStyle w:val="TextBody"/>
+              <w:widowControl w:val="false"/>
+              <w:spacing w:before="120" w:after="0"/>
+              <w:rPr/>
+            </w:pPr>
+            <w:r>
+              <w:rPr/>
+              <w:t>12</w:t>
+            </w:r>
+          </w:p>
+        </w:tc>
+        <w:tc>
+          <w:tcPr>
             <w:tcW w:w="1169" w:type="dxa"/>
             <w:tcBorders>
               <w:top w:val="single" w:sz="4" w:space="0" w:color="76CDD8"/>
@@ -13762,28 +13650,6 @@
             </w:pPr>
             <w:r>
               <w:rPr/>
-              <w:t>12</w:t>
-            </w:r>
-          </w:p>
-        </w:tc>
-        <w:tc>
-          <w:tcPr>
-            <w:tcW w:w="1169" w:type="dxa"/>
-            <w:tcBorders>
-              <w:top w:val="single" w:sz="4" w:space="0" w:color="76CDD8"/>
-              <w:left w:val="single" w:sz="4" w:space="0" w:color="76CDD8"/>
-              <w:bottom w:val="single" w:sz="4" w:space="0" w:color="76CDD8"/>
-            </w:tcBorders>
-          </w:tcPr>
-          <w:p>
-            <w:pPr>
-              <w:pStyle w:val="TextBody"/>
-              <w:widowControl w:val="false"/>
-              <w:spacing w:before="120" w:after="0"/>
-              <w:rPr/>
-            </w:pPr>
-            <w:r>
-              <w:rPr/>
               <w:t>December</w:t>
             </w:r>
           </w:p>
@@ -13812,7 +13678,7 @@
         </w:tc>
         <w:tc>
           <w:tcPr>
-            <w:tcW w:w="745" w:type="dxa"/>
+            <w:tcW w:w="746" w:type="dxa"/>
             <w:tcBorders>
               <w:top w:val="single" w:sz="4" w:space="0" w:color="76CDD8"/>
               <w:left w:val="single" w:sz="4" w:space="0" w:color="76CDD8"/>
@@ -14090,26 +13956,21 @@
           <w:tcPr>
             <w:tcW w:w="3073" w:type="dxa"/>
             <w:tcBorders>
-              <w:top w:val="single" w:sz="4" w:space="0" w:color="76CDD8"/>
-              <w:left w:val="single" w:sz="4" w:space="0" w:color="76CDD8"/>
-              <w:bottom w:val="single" w:sz="4" w:space="0" w:color="76CDD8"/>
-              <w:right w:val="single" w:sz="4" w:space="0" w:color="76CDD8"/>
-            </w:tcBorders>
-          </w:tcPr>
-          <w:p>
-            <w:pPr>
-              <w:pStyle w:val="TextBody"/>
-              <w:widowControl w:val="false"/>
-              <w:spacing w:before="120" w:after="0"/>
-              <w:rPr/>
-            </w:pPr>
-            <w:r>
-              <w:rPr>
-                <w:rStyle w:val="StrongEmphasis"/>
-                <w:b w:val="false"/>
-                <w:bCs w:val="false"/>
-              </w:rPr>
-              <w:t>TRANSACTION_ID</w:t>
+              <w:left w:val="single" w:sz="4" w:space="0" w:color="76CDD8"/>
+              <w:bottom w:val="single" w:sz="4" w:space="0" w:color="76CDD8"/>
+              <w:right w:val="single" w:sz="4" w:space="0" w:color="76CDD8"/>
+            </w:tcBorders>
+          </w:tcPr>
+          <w:p>
+            <w:pPr>
+              <w:pStyle w:val="TextBody"/>
+              <w:widowControl w:val="false"/>
+              <w:spacing w:before="120" w:after="0"/>
+              <w:rPr/>
+            </w:pPr>
+            <w:r>
+              <w:rPr/>
+              <w:t>SALE_CHANNEL</w:t>
             </w:r>
           </w:p>
         </w:tc>
@@ -14117,22 +13978,25 @@
           <w:tcPr>
             <w:tcW w:w="3329" w:type="dxa"/>
             <w:tcBorders>
-              <w:top w:val="single" w:sz="4" w:space="0" w:color="76CDD8"/>
-              <w:left w:val="single" w:sz="4" w:space="0" w:color="76CDD8"/>
-              <w:bottom w:val="single" w:sz="4" w:space="0" w:color="76CDD8"/>
-              <w:right w:val="single" w:sz="4" w:space="0" w:color="76CDD8"/>
-            </w:tcBorders>
-          </w:tcPr>
-          <w:p>
-            <w:pPr>
-              <w:pStyle w:val="TextBody"/>
-              <w:widowControl w:val="false"/>
-              <w:spacing w:before="120" w:after="0"/>
-              <w:rPr/>
-            </w:pPr>
-            <w:r>
-              <w:rPr/>
-              <w:t>Sale_id from POS or order_id from online. Business key</w:t>
+              <w:left w:val="single" w:sz="4" w:space="0" w:color="76CDD8"/>
+              <w:bottom w:val="single" w:sz="4" w:space="0" w:color="76CDD8"/>
+              <w:right w:val="single" w:sz="4" w:space="0" w:color="76CDD8"/>
+            </w:tcBorders>
+          </w:tcPr>
+          <w:p>
+            <w:pPr>
+              <w:pStyle w:val="TextBody"/>
+              <w:widowControl w:val="false"/>
+              <w:spacing w:before="120" w:after="0"/>
+              <w:rPr/>
+            </w:pPr>
+            <w:r>
+              <w:rPr/>
+              <w:t>‘</w:t>
+            </w:r>
+            <w:r>
+              <w:rPr/>
+              <w:t>POS’ or ‘Online’. Context</w:t>
             </w:r>
           </w:p>
         </w:tc>
@@ -14140,22 +14004,21 @@
           <w:tcPr>
             <w:tcW w:w="2791" w:type="dxa"/>
             <w:tcBorders>
-              <w:top w:val="single" w:sz="4" w:space="0" w:color="76CDD8"/>
-              <w:left w:val="single" w:sz="4" w:space="0" w:color="76CDD8"/>
-              <w:bottom w:val="single" w:sz="4" w:space="0" w:color="76CDD8"/>
-              <w:right w:val="single" w:sz="4" w:space="0" w:color="76CDD8"/>
-            </w:tcBorders>
-          </w:tcPr>
-          <w:p>
-            <w:pPr>
-              <w:pStyle w:val="TextBody"/>
-              <w:widowControl w:val="false"/>
-              <w:spacing w:before="120" w:after="0"/>
-              <w:rPr/>
-            </w:pPr>
-            <w:r>
-              <w:rPr/>
-              <w:t>VARCHAR (50)</w:t>
+              <w:left w:val="single" w:sz="4" w:space="0" w:color="76CDD8"/>
+              <w:bottom w:val="single" w:sz="4" w:space="0" w:color="76CDD8"/>
+              <w:right w:val="single" w:sz="4" w:space="0" w:color="76CDD8"/>
+            </w:tcBorders>
+          </w:tcPr>
+          <w:p>
+            <w:pPr>
+              <w:pStyle w:val="TextBody"/>
+              <w:widowControl w:val="false"/>
+              <w:spacing w:before="120" w:after="0"/>
+              <w:rPr/>
+            </w:pPr>
+            <w:r>
+              <w:rPr/>
+              <w:t>VARCHAR (10)</w:t>
             </w:r>
           </w:p>
         </w:tc>
@@ -14182,7 +14045,7 @@
             </w:pPr>
             <w:r>
               <w:rPr/>
-              <w:t>SALE_CHANNEL</w:t>
+              <w:t>DATE_ID (FK)</w:t>
             </w:r>
           </w:p>
         </w:tc>
@@ -14204,11 +14067,7 @@
             </w:pPr>
             <w:r>
               <w:rPr/>
-              <w:t>‘</w:t>
-            </w:r>
-            <w:r>
-              <w:rPr/>
-              <w:t>POS’ or ‘Online’. Context</w:t>
+              <w:t>(FK) Link to DIM_DATE</w:t>
             </w:r>
           </w:p>
         </w:tc>
@@ -14230,7 +14089,7 @@
             </w:pPr>
             <w:r>
               <w:rPr/>
-              <w:t>VARCHAR (10)</w:t>
+              <w:t>INT</w:t>
             </w:r>
           </w:p>
         </w:tc>
@@ -14257,7 +14116,7 @@
             </w:pPr>
             <w:r>
               <w:rPr/>
-              <w:t>DATE_ID (FK)</w:t>
+              <w:t>PRODUCT_ID (FK)</w:t>
             </w:r>
           </w:p>
         </w:tc>
@@ -14279,7 +14138,7 @@
             </w:pPr>
             <w:r>
               <w:rPr/>
-              <w:t>(FK) Link to DIM_DATE</w:t>
+              <w:t>(FK) Link to DIM_PRODUCT</w:t>
             </w:r>
           </w:p>
         </w:tc>
@@ -14301,7 +14160,7 @@
             </w:pPr>
             <w:r>
               <w:rPr/>
-              <w:t>INT</w:t>
+              <w:t>VARCHAR (50)</w:t>
             </w:r>
           </w:p>
         </w:tc>
@@ -14328,7 +14187,7 @@
             </w:pPr>
             <w:r>
               <w:rPr/>
-              <w:t>PRODUCT_ID (FK)</w:t>
+              <w:t>CUSTOMER_ID (FK)</w:t>
             </w:r>
           </w:p>
         </w:tc>
@@ -14350,7 +14209,7 @@
             </w:pPr>
             <w:r>
               <w:rPr/>
-              <w:t>(FK) Link to DIM_PRODUCT</w:t>
+              <w:t>(FK) Link to DIM_CUSTOMER</w:t>
             </w:r>
           </w:p>
         </w:tc>
@@ -14372,7 +14231,7 @@
             </w:pPr>
             <w:r>
               <w:rPr/>
-              <w:t>VARCHAR (50)</w:t>
+              <w:t>VARCHAR (20)</w:t>
             </w:r>
           </w:p>
         </w:tc>
@@ -14399,7 +14258,7 @@
             </w:pPr>
             <w:r>
               <w:rPr/>
-              <w:t>CUSTOMER_ID (FK)</w:t>
+              <w:t>STORE_ID (FK)</w:t>
             </w:r>
           </w:p>
         </w:tc>
@@ -14421,7 +14280,7 @@
             </w:pPr>
             <w:r>
               <w:rPr/>
-              <w:t>(FK) Link to DIM_CUSTOMER</w:t>
+              <w:t>(FK) Link to DIM_STORE</w:t>
             </w:r>
           </w:p>
         </w:tc>
@@ -14470,7 +14329,7 @@
             </w:pPr>
             <w:r>
               <w:rPr/>
-              <w:t>STORE_ID (FK)</w:t>
+              <w:t>EMPLOYEE_ID (FK)</w:t>
             </w:r>
           </w:p>
         </w:tc>
@@ -14492,7 +14351,7 @@
             </w:pPr>
             <w:r>
               <w:rPr/>
-              <w:t>(FK) Link to DIM_STORE</w:t>
+              <w:t>(FK) Link to DIM_EMPLOYEE</w:t>
             </w:r>
           </w:p>
         </w:tc>
@@ -14514,7 +14373,7 @@
             </w:pPr>
             <w:r>
               <w:rPr/>
-              <w:t>VARCHAR (20)</w:t>
+              <w:t>INT</w:t>
             </w:r>
           </w:p>
         </w:tc>
@@ -14541,7 +14400,7 @@
             </w:pPr>
             <w:r>
               <w:rPr/>
-              <w:t>EMPLOYEE_ID (FK)</w:t>
+              <w:t>PROMOTION_ID (FK)</w:t>
             </w:r>
           </w:p>
         </w:tc>
@@ -14563,7 +14422,7 @@
             </w:pPr>
             <w:r>
               <w:rPr/>
-              <w:t>(FK) Link to DIM_EMPLOYEE</w:t>
+              <w:t>(FK) Link to DIM_PROMOTION</w:t>
             </w:r>
           </w:p>
         </w:tc>
@@ -14585,7 +14444,7 @@
             </w:pPr>
             <w:r>
               <w:rPr/>
-              <w:t>INT</w:t>
+              <w:t>VARCHAR (20)</w:t>
             </w:r>
           </w:p>
         </w:tc>
@@ -14612,7 +14471,7 @@
             </w:pPr>
             <w:r>
               <w:rPr/>
-              <w:t>PROMOTION_ID (FK)</w:t>
+              <w:t>PAYMENT_METHOD_ID (FK)</w:t>
             </w:r>
           </w:p>
         </w:tc>
@@ -14634,7 +14493,7 @@
             </w:pPr>
             <w:r>
               <w:rPr/>
-              <w:t>(FK) Link to DIM_PROMOTION</w:t>
+              <w:t>(FK) Link to DIM_PAYMENT</w:t>
             </w:r>
           </w:p>
         </w:tc>
@@ -14683,7 +14542,7 @@
             </w:pPr>
             <w:r>
               <w:rPr/>
-              <w:t>PAYMENT_METHOD_ID (FK)</w:t>
+              <w:t>ADDRESS_ID (FK)</w:t>
             </w:r>
           </w:p>
         </w:tc>
@@ -14705,7 +14564,7 @@
             </w:pPr>
             <w:r>
               <w:rPr/>
-              <w:t>(FK) Link to DIM_PAYMENT</w:t>
+              <w:t>(FK) Link to DIM_ADDRESS. Delivery address (Online) or Store location (POS)</w:t>
             </w:r>
           </w:p>
         </w:tc>
@@ -14727,7 +14586,7 @@
             </w:pPr>
             <w:r>
               <w:rPr/>
-              <w:t>VARCHAR (20)</w:t>
+              <w:t>INT</w:t>
             </w:r>
           </w:p>
         </w:tc>
@@ -14754,7 +14613,7 @@
             </w:pPr>
             <w:r>
               <w:rPr/>
-              <w:t>ADDRESS_ID (FK)</w:t>
+              <w:t>DISCOUNT_VALUE</w:t>
             </w:r>
           </w:p>
         </w:tc>
@@ -14776,7 +14635,7 @@
             </w:pPr>
             <w:r>
               <w:rPr/>
-              <w:t>(FK) Link to DIM_ADDRESS. Delivery address (Online) or Store location (POS)</w:t>
+              <w:t>Discount value</w:t>
             </w:r>
           </w:p>
         </w:tc>
@@ -14798,7 +14657,7 @@
             </w:pPr>
             <w:r>
               <w:rPr/>
-              <w:t>INT</w:t>
+              <w:t>DECIMAL</w:t>
             </w:r>
           </w:p>
         </w:tc>
@@ -15061,19 +14920,18 @@
         <w:tblLook w:val="0000" w:noHBand="0" w:noVBand="0" w:firstColumn="0" w:lastRow="0" w:lastColumn="0" w:firstRow="0"/>
       </w:tblPr>
       <w:tblGrid>
-        <w:gridCol w:w="1155"/>
-        <w:gridCol w:w="1916"/>
-        <w:gridCol w:w="1855"/>
-        <w:gridCol w:w="1317"/>
-        <w:gridCol w:w="1487"/>
-        <w:gridCol w:w="1630"/>
-        <w:gridCol w:w="1"/>
+        <w:gridCol w:w="1096"/>
+        <w:gridCol w:w="1845"/>
+        <w:gridCol w:w="1396"/>
+        <w:gridCol w:w="1572"/>
+        <w:gridCol w:w="1725"/>
+        <w:gridCol w:w="1725"/>
       </w:tblGrid>
       <w:tr>
         <w:trPr/>
         <w:tc>
           <w:tcPr>
-            <w:tcW w:w="1155" w:type="dxa"/>
+            <w:tcW w:w="1096" w:type="dxa"/>
             <w:tcBorders>
               <w:top w:val="single" w:sz="4" w:space="0" w:color="76CDD8"/>
               <w:left w:val="single" w:sz="4" w:space="0" w:color="76CDD8"/>
@@ -15105,11 +14963,12 @@
         </w:tc>
         <w:tc>
           <w:tcPr>
-            <w:tcW w:w="1916" w:type="dxa"/>
-            <w:tcBorders>
-              <w:top w:val="single" w:sz="4" w:space="0" w:color="76CDD8"/>
-              <w:left w:val="single" w:sz="4" w:space="0" w:color="76CDD8"/>
-              <w:bottom w:val="single" w:sz="4" w:space="0" w:color="76CDD8"/>
+            <w:tcW w:w="1845" w:type="dxa"/>
+            <w:tcBorders>
+              <w:top w:val="single" w:sz="4" w:space="0" w:color="76CDD8"/>
+              <w:left w:val="single" w:sz="4" w:space="0" w:color="76CDD8"/>
+              <w:bottom w:val="single" w:sz="4" w:space="0" w:color="76CDD8"/>
+              <w:right w:val="single" w:sz="4" w:space="0" w:color="76CDD8"/>
             </w:tcBorders>
             <w:shd w:color="auto" w:fill="76CDD8" w:val="clear"/>
           </w:tcPr>
@@ -15119,29 +14978,29 @@
               <w:widowControl w:val="false"/>
               <w:spacing w:lineRule="auto" w:line="360" w:before="120" w:after="0"/>
               <w:jc w:val="center"/>
-              <w:rPr/>
-            </w:pPr>
-            <w:r>
-              <w:rPr>
-                <w:rStyle w:val="StrongEmphasis"/>
-                <w:b w:val="false"/>
-                <w:bCs w:val="false"/>
+              <w:rPr>
                 <w:color w:val="FFFFFF" w:themeColor="background1"/>
                 <w:sz w:val="16"/>
                 <w:szCs w:val="16"/>
               </w:rPr>
-              <w:t>TRANSACTION_ID</w:t>
-            </w:r>
-          </w:p>
-        </w:tc>
-        <w:tc>
-          <w:tcPr>
-            <w:tcW w:w="1855" w:type="dxa"/>
-            <w:tcBorders>
-              <w:top w:val="single" w:sz="4" w:space="0" w:color="76CDD8"/>
-              <w:left w:val="single" w:sz="4" w:space="0" w:color="76CDD8"/>
-              <w:bottom w:val="single" w:sz="4" w:space="0" w:color="76CDD8"/>
-              <w:right w:val="single" w:sz="4" w:space="0" w:color="76CDD8"/>
+            </w:pPr>
+            <w:r>
+              <w:rPr>
+                <w:color w:val="FFFFFF" w:themeColor="background1"/>
+                <w:sz w:val="16"/>
+                <w:szCs w:val="16"/>
+              </w:rPr>
+              <w:t>SALE_CHANNEL</w:t>
+            </w:r>
+          </w:p>
+        </w:tc>
+        <w:tc>
+          <w:tcPr>
+            <w:tcW w:w="1396" w:type="dxa"/>
+            <w:tcBorders>
+              <w:top w:val="single" w:sz="4" w:space="0" w:color="76CDD8"/>
+              <w:left w:val="single" w:sz="4" w:space="0" w:color="76CDD8"/>
+              <w:bottom w:val="single" w:sz="4" w:space="0" w:color="76CDD8"/>
             </w:tcBorders>
             <w:shd w:color="auto" w:fill="76CDD8" w:val="clear"/>
           </w:tcPr>
@@ -15163,13 +15022,13 @@
                 <w:sz w:val="16"/>
                 <w:szCs w:val="16"/>
               </w:rPr>
-              <w:t>SALE_CHANNEL</w:t>
-            </w:r>
-          </w:p>
-        </w:tc>
-        <w:tc>
-          <w:tcPr>
-            <w:tcW w:w="1317" w:type="dxa"/>
+              <w:t>DATE_ID</w:t>
+            </w:r>
+          </w:p>
+        </w:tc>
+        <w:tc>
+          <w:tcPr>
+            <w:tcW w:w="1572" w:type="dxa"/>
             <w:tcBorders>
               <w:top w:val="single" w:sz="4" w:space="0" w:color="76CDD8"/>
               <w:left w:val="single" w:sz="4" w:space="0" w:color="76CDD8"/>
@@ -15195,13 +15054,13 @@
                 <w:sz w:val="16"/>
                 <w:szCs w:val="16"/>
               </w:rPr>
-              <w:t>DATE_ID</w:t>
-            </w:r>
-          </w:p>
-        </w:tc>
-        <w:tc>
-          <w:tcPr>
-            <w:tcW w:w="1487" w:type="dxa"/>
+              <w:t>PRODUCT_ID</w:t>
+            </w:r>
+          </w:p>
+        </w:tc>
+        <w:tc>
+          <w:tcPr>
+            <w:tcW w:w="1725" w:type="dxa"/>
             <w:tcBorders>
               <w:top w:val="single" w:sz="4" w:space="0" w:color="76CDD8"/>
               <w:left w:val="single" w:sz="4" w:space="0" w:color="76CDD8"/>
@@ -15227,13 +15086,13 @@
                 <w:sz w:val="16"/>
                 <w:szCs w:val="16"/>
               </w:rPr>
-              <w:t>PRODUCT_ID</w:t>
-            </w:r>
-          </w:p>
-        </w:tc>
-        <w:tc>
-          <w:tcPr>
-            <w:tcW w:w="1630" w:type="dxa"/>
+              <w:t>CUSTOMER_ID</w:t>
+            </w:r>
+          </w:p>
+        </w:tc>
+        <w:tc>
+          <w:tcPr>
+            <w:tcW w:w="1725" w:type="dxa"/>
             <w:tcBorders>
               <w:top w:val="single" w:sz="4" w:space="0" w:color="76CDD8"/>
               <w:left w:val="single" w:sz="4" w:space="0" w:color="76CDD8"/>
@@ -15259,13 +15118,13 @@
                 <w:sz w:val="16"/>
                 <w:szCs w:val="16"/>
               </w:rPr>
-              <w:t>CUSTOMER_ID</w:t>
-            </w:r>
-          </w:p>
-        </w:tc>
-        <w:tc>
-          <w:tcPr>
-            <w:tcW w:w="1" w:type="dxa"/>
+              <w:t>EMPLOYEE_ID</w:t>
+            </w:r>
+          </w:p>
+        </w:tc>
+        <w:tc>
+          <w:tcPr>
+            <w:tcW w:w="0" w:type="dxa"/>
             <w:tcBorders>
               <w:top w:val="single" w:sz="4" w:space="0" w:color="76CDD8"/>
               <w:left w:val="single" w:sz="4" w:space="0" w:color="76CDD8"/>
@@ -15303,7 +15162,7 @@
         </w:trPr>
         <w:tc>
           <w:tcPr>
-            <w:tcW w:w="1155" w:type="dxa"/>
+            <w:tcW w:w="1096" w:type="dxa"/>
             <w:tcBorders>
               <w:top w:val="single" w:sz="4" w:space="0" w:color="76CDD8"/>
               <w:left w:val="single" w:sz="4" w:space="0" w:color="76CDD8"/>
@@ -15326,29 +15185,7 @@
         </w:tc>
         <w:tc>
           <w:tcPr>
-            <w:tcW w:w="1916" w:type="dxa"/>
-            <w:tcBorders>
-              <w:top w:val="single" w:sz="4" w:space="0" w:color="76CDD8"/>
-              <w:left w:val="single" w:sz="4" w:space="0" w:color="76CDD8"/>
-              <w:bottom w:val="single" w:sz="4" w:space="0" w:color="76CDD8"/>
-            </w:tcBorders>
-          </w:tcPr>
-          <w:p>
-            <w:pPr>
-              <w:pStyle w:val="TextBody"/>
-              <w:widowControl w:val="false"/>
-              <w:spacing w:before="120" w:after="0"/>
-              <w:rPr/>
-            </w:pPr>
-            <w:r>
-              <w:rPr/>
-              <w:t>ONL-22</w:t>
-            </w:r>
-          </w:p>
-        </w:tc>
-        <w:tc>
-          <w:tcPr>
-            <w:tcW w:w="1855" w:type="dxa"/>
+            <w:tcW w:w="1845" w:type="dxa"/>
             <w:tcBorders>
               <w:top w:val="single" w:sz="4" w:space="0" w:color="76CDD8"/>
               <w:left w:val="single" w:sz="4" w:space="0" w:color="76CDD8"/>
@@ -15371,7 +15208,7 @@
         </w:tc>
         <w:tc>
           <w:tcPr>
-            <w:tcW w:w="1317" w:type="dxa"/>
+            <w:tcW w:w="1396" w:type="dxa"/>
             <w:tcBorders>
               <w:top w:val="single" w:sz="4" w:space="0" w:color="76CDD8"/>
               <w:left w:val="single" w:sz="4" w:space="0" w:color="76CDD8"/>
@@ -15393,7 +15230,7 @@
         </w:tc>
         <w:tc>
           <w:tcPr>
-            <w:tcW w:w="1487" w:type="dxa"/>
+            <w:tcW w:w="1572" w:type="dxa"/>
             <w:tcBorders>
               <w:top w:val="single" w:sz="4" w:space="0" w:color="76CDD8"/>
               <w:left w:val="single" w:sz="4" w:space="0" w:color="76CDD8"/>
@@ -15415,7 +15252,7 @@
         </w:tc>
         <w:tc>
           <w:tcPr>
-            <w:tcW w:w="1630" w:type="dxa"/>
+            <w:tcW w:w="1725" w:type="dxa"/>
             <w:tcBorders>
               <w:top w:val="single" w:sz="4" w:space="0" w:color="76CDD8"/>
               <w:left w:val="single" w:sz="4" w:space="0" w:color="76CDD8"/>
@@ -15437,7 +15274,29 @@
         </w:tc>
         <w:tc>
           <w:tcPr>
-            <w:tcW w:w="1" w:type="dxa"/>
+            <w:tcW w:w="1725" w:type="dxa"/>
+            <w:tcBorders>
+              <w:top w:val="single" w:sz="4" w:space="0" w:color="76CDD8"/>
+              <w:left w:val="single" w:sz="4" w:space="0" w:color="76CDD8"/>
+              <w:bottom w:val="single" w:sz="4" w:space="0" w:color="76CDD8"/>
+            </w:tcBorders>
+          </w:tcPr>
+          <w:p>
+            <w:pPr>
+              <w:pStyle w:val="TextBody"/>
+              <w:widowControl w:val="false"/>
+              <w:spacing w:before="120" w:after="0"/>
+              <w:rPr/>
+            </w:pPr>
+            <w:r>
+              <w:rPr/>
+              <w:t>Null</w:t>
+            </w:r>
+          </w:p>
+        </w:tc>
+        <w:tc>
+          <w:tcPr>
+            <w:tcW w:w="0" w:type="dxa"/>
             <w:tcBorders>
               <w:top w:val="single" w:sz="4" w:space="0" w:color="76CDD8"/>
               <w:left w:val="single" w:sz="4" w:space="0" w:color="76CDD8"/>
@@ -15487,12 +15346,11 @@
       <w:tblGrid>
         <w:gridCol w:w="1330"/>
         <w:gridCol w:w="1638"/>
-        <w:gridCol w:w="1348"/>
-        <w:gridCol w:w="1353"/>
+        <w:gridCol w:w="1344"/>
+        <w:gridCol w:w="1354"/>
         <w:gridCol w:w="1170"/>
-        <w:gridCol w:w="1179"/>
-        <w:gridCol w:w="1342"/>
-        <w:gridCol w:w="1"/>
+        <w:gridCol w:w="1177"/>
+        <w:gridCol w:w="1346"/>
       </w:tblGrid>
       <w:tr>
         <w:trPr/>
@@ -15524,7 +15382,7 @@
                 <w:sz w:val="16"/>
                 <w:szCs w:val="16"/>
               </w:rPr>
-              <w:t>EMPLOYEE_ID</w:t>
+              <w:t>PROMOTION_ID</w:t>
             </w:r>
           </w:p>
         </w:tc>
@@ -15556,13 +15414,13 @@
                 <w:sz w:val="16"/>
                 <w:szCs w:val="16"/>
               </w:rPr>
-              <w:t>PROMOTION_ID</w:t>
-            </w:r>
-          </w:p>
-        </w:tc>
-        <w:tc>
-          <w:tcPr>
-            <w:tcW w:w="1348" w:type="dxa"/>
+              <w:t>METHOD_PAYMENT_ID</w:t>
+            </w:r>
+          </w:p>
+        </w:tc>
+        <w:tc>
+          <w:tcPr>
+            <w:tcW w:w="1344" w:type="dxa"/>
             <w:tcBorders>
               <w:top w:val="single" w:sz="4" w:space="0" w:color="76CDD8"/>
               <w:left w:val="single" w:sz="4" w:space="0" w:color="76CDD8"/>
@@ -15588,13 +15446,13 @@
                 <w:sz w:val="16"/>
                 <w:szCs w:val="16"/>
               </w:rPr>
-              <w:t>METHOD_PAYMENT_ID</w:t>
-            </w:r>
-          </w:p>
-        </w:tc>
-        <w:tc>
-          <w:tcPr>
-            <w:tcW w:w="1353" w:type="dxa"/>
+              <w:t>ADDRESS_ID</w:t>
+            </w:r>
+          </w:p>
+        </w:tc>
+        <w:tc>
+          <w:tcPr>
+            <w:tcW w:w="1354" w:type="dxa"/>
             <w:tcBorders>
               <w:top w:val="single" w:sz="4" w:space="0" w:color="76CDD8"/>
               <w:left w:val="single" w:sz="4" w:space="0" w:color="76CDD8"/>
@@ -15620,7 +15478,7 @@
                 <w:sz w:val="16"/>
                 <w:szCs w:val="16"/>
               </w:rPr>
-              <w:t>ADDRESS_ID</w:t>
+              <w:t>DISCOUNT_VALUE</w:t>
             </w:r>
           </w:p>
         </w:tc>
@@ -15658,7 +15516,7 @@
         </w:tc>
         <w:tc>
           <w:tcPr>
-            <w:tcW w:w="1179" w:type="dxa"/>
+            <w:tcW w:w="1177" w:type="dxa"/>
             <w:tcBorders>
               <w:top w:val="single" w:sz="4" w:space="0" w:color="76CDD8"/>
               <w:left w:val="single" w:sz="4" w:space="0" w:color="76CDD8"/>
@@ -15689,7 +15547,7 @@
         </w:tc>
         <w:tc>
           <w:tcPr>
-            <w:tcW w:w="1342" w:type="dxa"/>
+            <w:tcW w:w="1346" w:type="dxa"/>
             <w:tcBorders>
               <w:top w:val="single" w:sz="4" w:space="0" w:color="76CDD8"/>
               <w:left w:val="single" w:sz="4" w:space="0" w:color="76CDD8"/>
@@ -15720,7 +15578,7 @@
         </w:tc>
         <w:tc>
           <w:tcPr>
-            <w:tcW w:w="1" w:type="dxa"/>
+            <w:tcW w:w="0" w:type="dxa"/>
             <w:tcBorders>
               <w:top w:val="single" w:sz="4" w:space="0" w:color="76CDD8"/>
               <w:left w:val="single" w:sz="4" w:space="0" w:color="76CDD8"/>
@@ -15774,7 +15632,7 @@
             </w:pPr>
             <w:r>
               <w:rPr/>
-              <w:t>Null</w:t>
+              <w:t>PN002</w:t>
             </w:r>
           </w:p>
         </w:tc>
@@ -15796,35 +15654,13 @@
             </w:pPr>
             <w:r>
               <w:rPr/>
-              <w:t>PN002</w:t>
-            </w:r>
-          </w:p>
-        </w:tc>
-        <w:tc>
-          <w:tcPr>
-            <w:tcW w:w="1348" w:type="dxa"/>
-            <w:tcBorders>
-              <w:top w:val="single" w:sz="4" w:space="0" w:color="76CDD8"/>
-              <w:left w:val="single" w:sz="4" w:space="0" w:color="76CDD8"/>
-              <w:bottom w:val="single" w:sz="4" w:space="0" w:color="76CDD8"/>
-            </w:tcBorders>
-          </w:tcPr>
-          <w:p>
-            <w:pPr>
-              <w:pStyle w:val="TextBody"/>
-              <w:widowControl w:val="false"/>
-              <w:spacing w:before="120" w:after="0"/>
-              <w:rPr/>
-            </w:pPr>
-            <w:r>
-              <w:rPr/>
               <w:t>PM001</w:t>
             </w:r>
           </w:p>
         </w:tc>
         <w:tc>
           <w:tcPr>
-            <w:tcW w:w="1353" w:type="dxa"/>
+            <w:tcW w:w="1344" w:type="dxa"/>
             <w:tcBorders>
               <w:top w:val="single" w:sz="4" w:space="0" w:color="76CDD8"/>
               <w:left w:val="single" w:sz="4" w:space="0" w:color="76CDD8"/>
@@ -15846,6 +15682,28 @@
         </w:tc>
         <w:tc>
           <w:tcPr>
+            <w:tcW w:w="1354" w:type="dxa"/>
+            <w:tcBorders>
+              <w:top w:val="single" w:sz="4" w:space="0" w:color="76CDD8"/>
+              <w:left w:val="single" w:sz="4" w:space="0" w:color="76CDD8"/>
+              <w:bottom w:val="single" w:sz="4" w:space="0" w:color="76CDD8"/>
+            </w:tcBorders>
+          </w:tcPr>
+          <w:p>
+            <w:pPr>
+              <w:pStyle w:val="TextBody"/>
+              <w:widowControl w:val="false"/>
+              <w:spacing w:before="120" w:after="0"/>
+              <w:rPr/>
+            </w:pPr>
+            <w:r>
+              <w:rPr/>
+              <w:t>0.12</w:t>
+            </w:r>
+          </w:p>
+        </w:tc>
+        <w:tc>
+          <w:tcPr>
             <w:tcW w:w="1170" w:type="dxa"/>
             <w:tcBorders>
               <w:top w:val="single" w:sz="4" w:space="0" w:color="76CDD8"/>
@@ -15868,7 +15726,7 @@
         </w:tc>
         <w:tc>
           <w:tcPr>
-            <w:tcW w:w="1179" w:type="dxa"/>
+            <w:tcW w:w="1177" w:type="dxa"/>
             <w:tcBorders>
               <w:top w:val="single" w:sz="4" w:space="0" w:color="76CDD8"/>
               <w:left w:val="single" w:sz="4" w:space="0" w:color="76CDD8"/>
@@ -15890,7 +15748,7 @@
         </w:tc>
         <w:tc>
           <w:tcPr>
-            <w:tcW w:w="1342" w:type="dxa"/>
+            <w:tcW w:w="1346" w:type="dxa"/>
             <w:tcBorders>
               <w:top w:val="single" w:sz="4" w:space="0" w:color="76CDD8"/>
               <w:left w:val="single" w:sz="4" w:space="0" w:color="76CDD8"/>
@@ -15912,7 +15770,7 @@
         </w:tc>
         <w:tc>
           <w:tcPr>
-            <w:tcW w:w="1" w:type="dxa"/>
+            <w:tcW w:w="0" w:type="dxa"/>
             <w:tcBorders>
               <w:top w:val="single" w:sz="4" w:space="0" w:color="76CDD8"/>
               <w:left w:val="single" w:sz="4" w:space="0" w:color="76CDD8"/>
@@ -15954,8 +15812,48 @@
       <w:bookmarkStart w:id="29" w:name="_Hlk137549024"/>
       <w:bookmarkEnd w:id="29"/>
       <w:r>
+        <w:rPr>
+          <w:rFonts w:eastAsia="Times New Roman" w:cs="Times New Roman"/>
+          <w:caps/>
+          <w:color w:val="1A9CB0"/>
+          <w:kern w:val="0"/>
+          <w:sz w:val="24"/>
+          <w:szCs w:val="20"/>
+          <w:lang w:val="en-US" w:eastAsia="en-US" w:bidi="ar-SA"/>
+        </w:rPr>
+        <w:t>Business</w:t>
+      </w:r>
+      <w:r>
         <w:rPr/>
-        <w:t>Business Layer 3NF</w:t>
+        <w:t xml:space="preserve"> </w:t>
+      </w:r>
+      <w:r>
+        <w:rPr>
+          <w:rFonts w:eastAsia="Times New Roman" w:cs="Times New Roman"/>
+          <w:caps/>
+          <w:color w:val="1A9CB0"/>
+          <w:kern w:val="0"/>
+          <w:sz w:val="24"/>
+          <w:szCs w:val="20"/>
+          <w:lang w:val="en-US" w:eastAsia="en-US" w:bidi="ar-SA"/>
+        </w:rPr>
+        <w:t>Layer</w:t>
+      </w:r>
+      <w:r>
+        <w:rPr/>
+        <w:t xml:space="preserve"> </w:t>
+      </w:r>
+      <w:r>
+        <w:rPr>
+          <w:rFonts w:eastAsia="Times New Roman" w:cs="Times New Roman"/>
+          <w:caps/>
+          <w:color w:val="1A9CB0"/>
+          <w:kern w:val="0"/>
+          <w:sz w:val="24"/>
+          <w:szCs w:val="20"/>
+          <w:lang w:val="en-US" w:eastAsia="en-US" w:bidi="ar-SA"/>
+        </w:rPr>
+        <w:t>3NF</w:t>
       </w:r>
       <w:bookmarkEnd w:id="28"/>
     </w:p>
@@ -16369,6 +16267,17 @@
     </w:p>
     <w:p>
       <w:pPr>
+        <w:sectPr>
+          <w:headerReference w:type="default" r:id="rId7"/>
+          <w:footerReference w:type="default" r:id="rId8"/>
+          <w:type w:val="nextPage"/>
+          <w:pgSz w:orient="landscape" w:w="16838" w:h="11906"/>
+          <w:pgMar w:left="1134" w:right="1134" w:gutter="0" w:header="0" w:top="1134" w:footer="0" w:bottom="1134"/>
+          <w:pgNumType w:fmt="decimal"/>
+          <w:formProt w:val="false"/>
+          <w:textDirection w:val="lrTb"/>
+          <w:docGrid w:type="default" w:linePitch="100" w:charSpace="0"/>
+        </w:sectPr>
         <w:pStyle w:val="TextBody"/>
         <w:ind w:left="431" w:hanging="431"/>
         <w:rPr/>
@@ -16384,7 +16293,7 @@
             <wp:positionV relativeFrom="paragraph">
               <wp:posOffset>635</wp:posOffset>
             </wp:positionV>
-            <wp:extent cx="8797290" cy="5776595"/>
+            <wp:extent cx="8952865" cy="5878830"/>
             <wp:effectExtent l="0" t="0" r="0" b="0"/>
             <wp:wrapSquare wrapText="largest"/>
             <wp:docPr id="8" name="Image1" descr=""/>
@@ -16409,7 +16318,7 @@
                   <pic:spPr bwMode="auto">
                     <a:xfrm>
                       <a:off x="0" y="0"/>
-                      <a:ext cx="8797290" cy="5776595"/>
+                      <a:ext cx="8952865" cy="5878830"/>
                     </a:xfrm>
                     <a:prstGeom prst="rect">
                       <a:avLst/>
@@ -16420,227 +16329,6 @@
             </a:graphic>
           </wp:anchor>
         </w:drawing>
-      </w:r>
-    </w:p>
-    <w:p>
-      <w:pPr>
-        <w:pStyle w:val="TextBody"/>
-        <w:ind w:left="431" w:hanging="431"/>
-        <w:rPr/>
-      </w:pPr>
-      <w:r>
-        <w:rPr/>
-      </w:r>
-    </w:p>
-    <w:p>
-      <w:pPr>
-        <w:pStyle w:val="TextBody"/>
-        <w:ind w:left="431" w:hanging="431"/>
-        <w:rPr/>
-      </w:pPr>
-      <w:r>
-        <w:rPr/>
-      </w:r>
-    </w:p>
-    <w:p>
-      <w:pPr>
-        <w:pStyle w:val="TextBody"/>
-        <w:ind w:left="431" w:hanging="431"/>
-        <w:rPr/>
-      </w:pPr>
-      <w:r>
-        <w:rPr/>
-      </w:r>
-    </w:p>
-    <w:p>
-      <w:pPr>
-        <w:pStyle w:val="TextBody"/>
-        <w:ind w:left="431" w:hanging="431"/>
-        <w:rPr/>
-      </w:pPr>
-      <w:r>
-        <w:rPr/>
-      </w:r>
-    </w:p>
-    <w:p>
-      <w:pPr>
-        <w:pStyle w:val="TextBody"/>
-        <w:ind w:left="431" w:hanging="431"/>
-        <w:rPr/>
-      </w:pPr>
-      <w:r>
-        <w:rPr/>
-      </w:r>
-    </w:p>
-    <w:p>
-      <w:pPr>
-        <w:pStyle w:val="TextBody"/>
-        <w:ind w:left="431" w:hanging="431"/>
-        <w:rPr/>
-      </w:pPr>
-      <w:r>
-        <w:rPr/>
-      </w:r>
-    </w:p>
-    <w:p>
-      <w:pPr>
-        <w:pStyle w:val="TextBody"/>
-        <w:ind w:left="431" w:hanging="431"/>
-        <w:rPr/>
-      </w:pPr>
-      <w:r>
-        <w:rPr/>
-      </w:r>
-    </w:p>
-    <w:p>
-      <w:pPr>
-        <w:pStyle w:val="TextBody"/>
-        <w:ind w:left="431" w:hanging="431"/>
-        <w:rPr/>
-      </w:pPr>
-      <w:r>
-        <w:rPr/>
-      </w:r>
-    </w:p>
-    <w:p>
-      <w:pPr>
-        <w:pStyle w:val="TextBody"/>
-        <w:ind w:left="431" w:hanging="431"/>
-        <w:rPr/>
-      </w:pPr>
-      <w:r>
-        <w:rPr/>
-      </w:r>
-    </w:p>
-    <w:p>
-      <w:pPr>
-        <w:pStyle w:val="TextBody"/>
-        <w:ind w:left="431" w:hanging="431"/>
-        <w:rPr/>
-      </w:pPr>
-      <w:r>
-        <w:rPr/>
-      </w:r>
-    </w:p>
-    <w:p>
-      <w:pPr>
-        <w:pStyle w:val="TextBody"/>
-        <w:ind w:left="431" w:hanging="431"/>
-        <w:rPr/>
-      </w:pPr>
-      <w:r>
-        <w:rPr/>
-      </w:r>
-    </w:p>
-    <w:p>
-      <w:pPr>
-        <w:pStyle w:val="TextBody"/>
-        <w:ind w:left="431" w:hanging="431"/>
-        <w:rPr/>
-      </w:pPr>
-      <w:r>
-        <w:rPr/>
-      </w:r>
-    </w:p>
-    <w:p>
-      <w:pPr>
-        <w:pStyle w:val="TextBody"/>
-        <w:ind w:left="431" w:hanging="431"/>
-        <w:rPr/>
-      </w:pPr>
-      <w:r>
-        <w:rPr/>
-      </w:r>
-    </w:p>
-    <w:p>
-      <w:pPr>
-        <w:pStyle w:val="TextBody"/>
-        <w:ind w:left="431" w:hanging="431"/>
-        <w:rPr/>
-      </w:pPr>
-      <w:r>
-        <w:rPr/>
-      </w:r>
-    </w:p>
-    <w:p>
-      <w:pPr>
-        <w:pStyle w:val="TextBody"/>
-        <w:ind w:left="431" w:hanging="431"/>
-        <w:rPr/>
-      </w:pPr>
-      <w:r>
-        <w:rPr/>
-      </w:r>
-    </w:p>
-    <w:p>
-      <w:pPr>
-        <w:pStyle w:val="TextBody"/>
-        <w:ind w:left="431" w:hanging="431"/>
-        <w:rPr/>
-      </w:pPr>
-      <w:r>
-        <w:rPr/>
-      </w:r>
-    </w:p>
-    <w:p>
-      <w:pPr>
-        <w:pStyle w:val="TextBody"/>
-        <w:ind w:left="431" w:hanging="431"/>
-        <w:rPr/>
-      </w:pPr>
-      <w:r>
-        <w:rPr/>
-      </w:r>
-    </w:p>
-    <w:p>
-      <w:pPr>
-        <w:pStyle w:val="TextBody"/>
-        <w:ind w:left="431" w:hanging="431"/>
-        <w:rPr/>
-      </w:pPr>
-      <w:r>
-        <w:rPr/>
-      </w:r>
-    </w:p>
-    <w:p>
-      <w:pPr>
-        <w:pStyle w:val="TextBody"/>
-        <w:ind w:left="431" w:hanging="431"/>
-        <w:rPr/>
-      </w:pPr>
-      <w:r>
-        <w:rPr/>
-      </w:r>
-    </w:p>
-    <w:p>
-      <w:pPr>
-        <w:pStyle w:val="TextBody"/>
-        <w:ind w:left="431" w:hanging="431"/>
-        <w:rPr/>
-      </w:pPr>
-      <w:r>
-        <w:rPr/>
-      </w:r>
-    </w:p>
-    <w:p>
-      <w:pPr>
-        <w:sectPr>
-          <w:headerReference w:type="default" r:id="rId7"/>
-          <w:footerReference w:type="default" r:id="rId8"/>
-          <w:type w:val="nextPage"/>
-          <w:pgSz w:orient="landscape" w:w="16838" w:h="11906"/>
-          <w:pgMar w:left="1134" w:right="1134" w:gutter="0" w:header="0" w:top="1134" w:footer="0" w:bottom="1134"/>
-          <w:pgNumType w:fmt="decimal"/>
-          <w:formProt w:val="false"/>
-          <w:textDirection w:val="lrTb"/>
-          <w:docGrid w:type="default" w:linePitch="100" w:charSpace="0"/>
-        </w:sectPr>
-        <w:pStyle w:val="TextBody"/>
-        <w:ind w:left="431" w:hanging="431"/>
-        <w:rPr/>
-      </w:pPr>
-      <w:r>
-        <w:rPr/>
       </w:r>
     </w:p>
     <w:p>
@@ -18394,12 +18082,13 @@
         <w:tblLook w:val="0000" w:noHBand="0" w:noVBand="0" w:firstColumn="0" w:lastRow="0" w:lastColumn="0" w:firstRow="0"/>
       </w:tblPr>
       <w:tblGrid>
-        <w:gridCol w:w="1399"/>
-        <w:gridCol w:w="1399"/>
+        <w:gridCol w:w="1158"/>
+        <w:gridCol w:w="962"/>
         <w:gridCol w:w="1143"/>
-        <w:gridCol w:w="1797"/>
-        <w:gridCol w:w="1650"/>
-        <w:gridCol w:w="1299"/>
+        <w:gridCol w:w="1798"/>
+        <w:gridCol w:w="1620"/>
+        <w:gridCol w:w="1340"/>
+        <w:gridCol w:w="1332"/>
       </w:tblGrid>
       <w:tr>
         <w:trPr>
@@ -18407,7 +18096,7 @@
         </w:trPr>
         <w:tc>
           <w:tcPr>
-            <w:tcW w:w="1399" w:type="dxa"/>
+            <w:tcW w:w="1158" w:type="dxa"/>
             <w:tcBorders>
               <w:top w:val="single" w:sz="4" w:space="0" w:color="76CDD8"/>
               <w:left w:val="single" w:sz="4" w:space="0" w:color="76CDD8"/>
@@ -18439,7 +18128,7 @@
         </w:tc>
         <w:tc>
           <w:tcPr>
-            <w:tcW w:w="1399" w:type="dxa"/>
+            <w:tcW w:w="962" w:type="dxa"/>
             <w:tcBorders>
               <w:top w:val="single" w:sz="4" w:space="0" w:color="76CDD8"/>
               <w:left w:val="single" w:sz="4" w:space="0" w:color="76CDD8"/>
@@ -18503,7 +18192,7 @@
         </w:tc>
         <w:tc>
           <w:tcPr>
-            <w:tcW w:w="1797" w:type="dxa"/>
+            <w:tcW w:w="1798" w:type="dxa"/>
             <w:tcBorders>
               <w:top w:val="single" w:sz="4" w:space="0" w:color="76CDD8"/>
               <w:left w:val="single" w:sz="4" w:space="0" w:color="76CDD8"/>
@@ -18535,7 +18224,7 @@
         </w:tc>
         <w:tc>
           <w:tcPr>
-            <w:tcW w:w="1650" w:type="dxa"/>
+            <w:tcW w:w="1620" w:type="dxa"/>
             <w:tcBorders>
               <w:top w:val="single" w:sz="4" w:space="0" w:color="76CDD8"/>
               <w:left w:val="single" w:sz="4" w:space="0" w:color="76CDD8"/>
@@ -18567,12 +18256,11 @@
         </w:tc>
         <w:tc>
           <w:tcPr>
-            <w:tcW w:w="1299" w:type="dxa"/>
-            <w:tcBorders>
-              <w:top w:val="single" w:sz="4" w:space="0" w:color="76CDD8"/>
-              <w:left w:val="single" w:sz="4" w:space="0" w:color="76CDD8"/>
-              <w:bottom w:val="single" w:sz="4" w:space="0" w:color="76CDD8"/>
-              <w:right w:val="single" w:sz="4" w:space="0" w:color="76CDD8"/>
+            <w:tcW w:w="1340" w:type="dxa"/>
+            <w:tcBorders>
+              <w:top w:val="single" w:sz="4" w:space="0" w:color="76CDD8"/>
+              <w:left w:val="single" w:sz="4" w:space="0" w:color="76CDD8"/>
+              <w:bottom w:val="single" w:sz="4" w:space="0" w:color="76CDD8"/>
             </w:tcBorders>
             <w:shd w:color="auto" w:fill="76CDD8" w:val="clear"/>
           </w:tcPr>
@@ -18595,6 +18283,39 @@
                 <w:szCs w:val="18"/>
               </w:rPr>
               <w:t>INSERT_DT</w:t>
+            </w:r>
+          </w:p>
+        </w:tc>
+        <w:tc>
+          <w:tcPr>
+            <w:tcW w:w="1332" w:type="dxa"/>
+            <w:tcBorders>
+              <w:top w:val="single" w:sz="4" w:space="0" w:color="76CDD8"/>
+              <w:left w:val="single" w:sz="4" w:space="0" w:color="76CDD8"/>
+              <w:bottom w:val="single" w:sz="4" w:space="0" w:color="76CDD8"/>
+              <w:right w:val="single" w:sz="4" w:space="0" w:color="76CDD8"/>
+            </w:tcBorders>
+            <w:shd w:color="auto" w:fill="76CDD8" w:val="clear"/>
+          </w:tcPr>
+          <w:p>
+            <w:pPr>
+              <w:pStyle w:val="TextBody"/>
+              <w:widowControl w:val="false"/>
+              <w:spacing w:lineRule="auto" w:line="360" w:before="120" w:after="0"/>
+              <w:jc w:val="center"/>
+              <w:rPr>
+                <w:color w:val="FFFFFF" w:themeColor="background1"/>
+                <w:sz w:val="18"/>
+                <w:szCs w:val="18"/>
+              </w:rPr>
+            </w:pPr>
+            <w:r>
+              <w:rPr>
+                <w:color w:val="FFFFFF" w:themeColor="background1"/>
+                <w:sz w:val="18"/>
+                <w:szCs w:val="18"/>
+              </w:rPr>
+              <w:t>UPDATE_DT</w:t>
             </w:r>
           </w:p>
         </w:tc>
@@ -18605,7 +18326,7 @@
         </w:trPr>
         <w:tc>
           <w:tcPr>
-            <w:tcW w:w="1399" w:type="dxa"/>
+            <w:tcW w:w="1158" w:type="dxa"/>
             <w:tcBorders>
               <w:top w:val="single" w:sz="4" w:space="0" w:color="76CDD8"/>
               <w:left w:val="single" w:sz="4" w:space="0" w:color="76CDD8"/>
@@ -18627,7 +18348,7 @@
         </w:tc>
         <w:tc>
           <w:tcPr>
-            <w:tcW w:w="1399" w:type="dxa"/>
+            <w:tcW w:w="962" w:type="dxa"/>
             <w:tcBorders>
               <w:top w:val="single" w:sz="4" w:space="0" w:color="76CDD8"/>
               <w:left w:val="single" w:sz="4" w:space="0" w:color="76CDD8"/>
@@ -18671,7 +18392,7 @@
         </w:tc>
         <w:tc>
           <w:tcPr>
-            <w:tcW w:w="1797" w:type="dxa"/>
+            <w:tcW w:w="1798" w:type="dxa"/>
             <w:tcBorders>
               <w:top w:val="single" w:sz="4" w:space="0" w:color="76CDD8"/>
               <w:left w:val="single" w:sz="4" w:space="0" w:color="76CDD8"/>
@@ -18693,7 +18414,7 @@
         </w:tc>
         <w:tc>
           <w:tcPr>
-            <w:tcW w:w="1650" w:type="dxa"/>
+            <w:tcW w:w="1620" w:type="dxa"/>
             <w:tcBorders>
               <w:top w:val="single" w:sz="4" w:space="0" w:color="76CDD8"/>
               <w:left w:val="single" w:sz="4" w:space="0" w:color="76CDD8"/>
@@ -18715,7 +18436,29 @@
         </w:tc>
         <w:tc>
           <w:tcPr>
-            <w:tcW w:w="1299" w:type="dxa"/>
+            <w:tcW w:w="1340" w:type="dxa"/>
+            <w:tcBorders>
+              <w:top w:val="single" w:sz="4" w:space="0" w:color="76CDD8"/>
+              <w:left w:val="single" w:sz="4" w:space="0" w:color="76CDD8"/>
+              <w:bottom w:val="single" w:sz="4" w:space="0" w:color="76CDD8"/>
+            </w:tcBorders>
+          </w:tcPr>
+          <w:p>
+            <w:pPr>
+              <w:pStyle w:val="TextBody"/>
+              <w:widowControl w:val="false"/>
+              <w:spacing w:before="120" w:after="0"/>
+              <w:rPr/>
+            </w:pPr>
+            <w:r>
+              <w:rPr/>
+              <w:t>2025-12-21 01:01:59</w:t>
+            </w:r>
+          </w:p>
+        </w:tc>
+        <w:tc>
+          <w:tcPr>
+            <w:tcW w:w="1332" w:type="dxa"/>
             <w:tcBorders>
               <w:top w:val="single" w:sz="4" w:space="0" w:color="76CDD8"/>
               <w:left w:val="single" w:sz="4" w:space="0" w:color="76CDD8"/>
@@ -18746,26 +18489,6 @@
       </w:pPr>
       <w:r>
         <w:rPr/>
-      </w:r>
-    </w:p>
-    <w:p>
-      <w:pPr>
-        <w:pStyle w:val="TextBody"/>
-        <w:rPr>
-          <w:b/>
-          <w:b/>
-          <w:bCs/>
-          <w:sz w:val="24"/>
-          <w:szCs w:val="24"/>
-        </w:rPr>
-      </w:pPr>
-      <w:r>
-        <w:rPr>
-          <w:b/>
-          <w:bCs/>
-          <w:sz w:val="24"/>
-          <w:szCs w:val="24"/>
-        </w:rPr>
       </w:r>
     </w:p>
     <w:p>
@@ -20754,13 +20477,13 @@
         <w:tblLook w:val="0000" w:noHBand="0" w:noVBand="0" w:firstColumn="0" w:lastRow="0" w:lastColumn="0" w:firstRow="0"/>
       </w:tblPr>
       <w:tblGrid>
+        <w:gridCol w:w="1336"/>
         <w:gridCol w:w="1338"/>
         <w:gridCol w:w="1336"/>
+        <w:gridCol w:w="1335"/>
         <w:gridCol w:w="1336"/>
-        <w:gridCol w:w="1336"/>
-        <w:gridCol w:w="1336"/>
-        <w:gridCol w:w="1336"/>
-        <w:gridCol w:w="1335"/>
+        <w:gridCol w:w="1340"/>
+        <w:gridCol w:w="1332"/>
       </w:tblGrid>
       <w:tr>
         <w:trPr>
@@ -20768,7 +20491,7 @@
         </w:trPr>
         <w:tc>
           <w:tcPr>
-            <w:tcW w:w="1338" w:type="dxa"/>
+            <w:tcW w:w="1336" w:type="dxa"/>
             <w:tcBorders>
               <w:top w:val="single" w:sz="4" w:space="0" w:color="76CDD8"/>
               <w:left w:val="single" w:sz="4" w:space="0" w:color="76CDD8"/>
@@ -20800,7 +20523,7 @@
         </w:tc>
         <w:tc>
           <w:tcPr>
-            <w:tcW w:w="1336" w:type="dxa"/>
+            <w:tcW w:w="1338" w:type="dxa"/>
             <w:tcBorders>
               <w:top w:val="single" w:sz="4" w:space="0" w:color="76CDD8"/>
               <w:left w:val="single" w:sz="4" w:space="0" w:color="76CDD8"/>
@@ -20865,7 +20588,7 @@
         </w:tc>
         <w:tc>
           <w:tcPr>
-            <w:tcW w:w="1336" w:type="dxa"/>
+            <w:tcW w:w="1335" w:type="dxa"/>
             <w:tcBorders>
               <w:top w:val="single" w:sz="4" w:space="0" w:color="76CDD8"/>
               <w:left w:val="single" w:sz="4" w:space="0" w:color="76CDD8"/>
@@ -20929,7 +20652,7 @@
         </w:tc>
         <w:tc>
           <w:tcPr>
-            <w:tcW w:w="1336" w:type="dxa"/>
+            <w:tcW w:w="1340" w:type="dxa"/>
             <w:tcBorders>
               <w:top w:val="single" w:sz="4" w:space="0" w:color="76CDD8"/>
               <w:left w:val="single" w:sz="4" w:space="0" w:color="76CDD8"/>
@@ -20961,7 +20684,7 @@
         </w:tc>
         <w:tc>
           <w:tcPr>
-            <w:tcW w:w="1335" w:type="dxa"/>
+            <w:tcW w:w="1332" w:type="dxa"/>
             <w:tcBorders>
               <w:top w:val="single" w:sz="4" w:space="0" w:color="76CDD8"/>
               <w:left w:val="single" w:sz="4" w:space="0" w:color="76CDD8"/>
@@ -20999,6 +20722,28 @@
         </w:trPr>
         <w:tc>
           <w:tcPr>
+            <w:tcW w:w="1336" w:type="dxa"/>
+            <w:tcBorders>
+              <w:top w:val="single" w:sz="4" w:space="0" w:color="76CDD8"/>
+              <w:left w:val="single" w:sz="4" w:space="0" w:color="76CDD8"/>
+              <w:bottom w:val="single" w:sz="4" w:space="0" w:color="76CDD8"/>
+            </w:tcBorders>
+          </w:tcPr>
+          <w:p>
+            <w:pPr>
+              <w:pStyle w:val="TextBody"/>
+              <w:widowControl w:val="false"/>
+              <w:spacing w:before="120" w:after="0"/>
+              <w:rPr/>
+            </w:pPr>
+            <w:r>
+              <w:rPr/>
+              <w:t>2</w:t>
+            </w:r>
+          </w:p>
+        </w:tc>
+        <w:tc>
+          <w:tcPr>
             <w:tcW w:w="1338" w:type="dxa"/>
             <w:tcBorders>
               <w:top w:val="single" w:sz="4" w:space="0" w:color="76CDD8"/>
@@ -21015,7 +20760,7 @@
             </w:pPr>
             <w:r>
               <w:rPr/>
-              <w:t>2</w:t>
+              <w:t>3</w:t>
             </w:r>
           </w:p>
         </w:tc>
@@ -21026,18 +20771,41 @@
               <w:top w:val="single" w:sz="4" w:space="0" w:color="76CDD8"/>
               <w:left w:val="single" w:sz="4" w:space="0" w:color="76CDD8"/>
               <w:bottom w:val="single" w:sz="4" w:space="0" w:color="76CDD8"/>
-            </w:tcBorders>
-          </w:tcPr>
-          <w:p>
-            <w:pPr>
-              <w:pStyle w:val="TextBody"/>
-              <w:widowControl w:val="false"/>
-              <w:spacing w:before="120" w:after="0"/>
-              <w:rPr/>
-            </w:pPr>
-            <w:r>
-              <w:rPr/>
-              <w:t>3</w:t>
+              <w:right w:val="single" w:sz="4" w:space="0" w:color="76CDD8"/>
+            </w:tcBorders>
+          </w:tcPr>
+          <w:p>
+            <w:pPr>
+              <w:pStyle w:val="TextBody"/>
+              <w:widowControl w:val="false"/>
+              <w:spacing w:before="120" w:after="0"/>
+              <w:rPr/>
+            </w:pPr>
+            <w:r>
+              <w:rPr/>
+              <w:t>Laptop</w:t>
+            </w:r>
+          </w:p>
+        </w:tc>
+        <w:tc>
+          <w:tcPr>
+            <w:tcW w:w="1335" w:type="dxa"/>
+            <w:tcBorders>
+              <w:top w:val="single" w:sz="4" w:space="0" w:color="76CDD8"/>
+              <w:left w:val="single" w:sz="4" w:space="0" w:color="76CDD8"/>
+              <w:bottom w:val="single" w:sz="4" w:space="0" w:color="76CDD8"/>
+            </w:tcBorders>
+          </w:tcPr>
+          <w:p>
+            <w:pPr>
+              <w:pStyle w:val="TextBody"/>
+              <w:widowControl w:val="false"/>
+              <w:spacing w:before="120" w:after="0"/>
+              <w:rPr/>
+            </w:pPr>
+            <w:r>
+              <w:rPr/>
+              <w:t>src_apple_online</w:t>
             </w:r>
           </w:p>
         </w:tc>
@@ -21048,51 +20816,6 @@
               <w:top w:val="single" w:sz="4" w:space="0" w:color="76CDD8"/>
               <w:left w:val="single" w:sz="4" w:space="0" w:color="76CDD8"/>
               <w:bottom w:val="single" w:sz="4" w:space="0" w:color="76CDD8"/>
-              <w:right w:val="single" w:sz="4" w:space="0" w:color="76CDD8"/>
-            </w:tcBorders>
-          </w:tcPr>
-          <w:p>
-            <w:pPr>
-              <w:pStyle w:val="TextBody"/>
-              <w:widowControl w:val="false"/>
-              <w:spacing w:before="120" w:after="0"/>
-              <w:rPr/>
-            </w:pPr>
-            <w:r>
-              <w:rPr/>
-              <w:t>Laptop</w:t>
-            </w:r>
-          </w:p>
-        </w:tc>
-        <w:tc>
-          <w:tcPr>
-            <w:tcW w:w="1336" w:type="dxa"/>
-            <w:tcBorders>
-              <w:top w:val="single" w:sz="4" w:space="0" w:color="76CDD8"/>
-              <w:left w:val="single" w:sz="4" w:space="0" w:color="76CDD8"/>
-              <w:bottom w:val="single" w:sz="4" w:space="0" w:color="76CDD8"/>
-            </w:tcBorders>
-          </w:tcPr>
-          <w:p>
-            <w:pPr>
-              <w:pStyle w:val="TextBody"/>
-              <w:widowControl w:val="false"/>
-              <w:spacing w:before="120" w:after="0"/>
-              <w:rPr/>
-            </w:pPr>
-            <w:r>
-              <w:rPr/>
-              <w:t>src_apple_online</w:t>
-            </w:r>
-          </w:p>
-        </w:tc>
-        <w:tc>
-          <w:tcPr>
-            <w:tcW w:w="1336" w:type="dxa"/>
-            <w:tcBorders>
-              <w:top w:val="single" w:sz="4" w:space="0" w:color="76CDD8"/>
-              <w:left w:val="single" w:sz="4" w:space="0" w:color="76CDD8"/>
-              <w:bottom w:val="single" w:sz="4" w:space="0" w:color="76CDD8"/>
             </w:tcBorders>
           </w:tcPr>
           <w:p>
@@ -21110,7 +20833,7 @@
         </w:tc>
         <w:tc>
           <w:tcPr>
-            <w:tcW w:w="1336" w:type="dxa"/>
+            <w:tcW w:w="1340" w:type="dxa"/>
             <w:tcBorders>
               <w:top w:val="single" w:sz="4" w:space="0" w:color="76CDD8"/>
               <w:left w:val="single" w:sz="4" w:space="0" w:color="76CDD8"/>
@@ -21132,7 +20855,7 @@
         </w:tc>
         <w:tc>
           <w:tcPr>
-            <w:tcW w:w="1335" w:type="dxa"/>
+            <w:tcW w:w="1332" w:type="dxa"/>
             <w:tcBorders>
               <w:top w:val="single" w:sz="4" w:space="0" w:color="76CDD8"/>
               <w:left w:val="single" w:sz="4" w:space="0" w:color="76CDD8"/>
@@ -22385,8 +22108,8 @@
         <w:tblLook w:val="0000" w:noHBand="0" w:noVBand="0" w:firstColumn="0" w:lastRow="0" w:lastColumn="0" w:firstRow="0"/>
       </w:tblPr>
       <w:tblGrid>
-        <w:gridCol w:w="3236"/>
-        <w:gridCol w:w="3166"/>
+        <w:gridCol w:w="3235"/>
+        <w:gridCol w:w="3167"/>
         <w:gridCol w:w="2791"/>
       </w:tblGrid>
       <w:tr>
@@ -22395,7 +22118,7 @@
         </w:trPr>
         <w:tc>
           <w:tcPr>
-            <w:tcW w:w="3236" w:type="dxa"/>
+            <w:tcW w:w="3235" w:type="dxa"/>
             <w:tcBorders>
               <w:top w:val="single" w:sz="4" w:space="0" w:color="76CDD8"/>
               <w:left w:val="single" w:sz="4" w:space="0" w:color="76CDD8"/>
@@ -22428,7 +22151,7 @@
         </w:tc>
         <w:tc>
           <w:tcPr>
-            <w:tcW w:w="3166" w:type="dxa"/>
+            <w:tcW w:w="3167" w:type="dxa"/>
             <w:tcBorders>
               <w:top w:val="single" w:sz="4" w:space="0" w:color="76CDD8"/>
               <w:left w:val="single" w:sz="4" w:space="0" w:color="76CDD8"/>
@@ -22499,7 +22222,7 @@
         </w:trPr>
         <w:tc>
           <w:tcPr>
-            <w:tcW w:w="3236" w:type="dxa"/>
+            <w:tcW w:w="3235" w:type="dxa"/>
             <w:tcBorders>
               <w:top w:val="single" w:sz="4" w:space="0" w:color="76CDD8"/>
               <w:left w:val="single" w:sz="4" w:space="0" w:color="76CDD8"/>
@@ -22522,7 +22245,7 @@
         </w:tc>
         <w:tc>
           <w:tcPr>
-            <w:tcW w:w="3166" w:type="dxa"/>
+            <w:tcW w:w="3167" w:type="dxa"/>
             <w:tcBorders>
               <w:top w:val="single" w:sz="4" w:space="0" w:color="76CDD8"/>
               <w:left w:val="single" w:sz="4" w:space="0" w:color="76CDD8"/>
@@ -22573,7 +22296,7 @@
         </w:trPr>
         <w:tc>
           <w:tcPr>
-            <w:tcW w:w="3236" w:type="dxa"/>
+            <w:tcW w:w="3235" w:type="dxa"/>
             <w:tcBorders>
               <w:left w:val="single" w:sz="4" w:space="0" w:color="76CDD8"/>
               <w:bottom w:val="single" w:sz="4" w:space="0" w:color="76CDD8"/>
@@ -22595,7 +22318,7 @@
         </w:tc>
         <w:tc>
           <w:tcPr>
-            <w:tcW w:w="3166" w:type="dxa"/>
+            <w:tcW w:w="3167" w:type="dxa"/>
             <w:tcBorders>
               <w:left w:val="single" w:sz="4" w:space="0" w:color="76CDD8"/>
               <w:bottom w:val="single" w:sz="4" w:space="0" w:color="76CDD8"/>
@@ -22644,7 +22367,7 @@
         </w:trPr>
         <w:tc>
           <w:tcPr>
-            <w:tcW w:w="3236" w:type="dxa"/>
+            <w:tcW w:w="3235" w:type="dxa"/>
             <w:tcBorders>
               <w:left w:val="single" w:sz="4" w:space="0" w:color="76CDD8"/>
               <w:bottom w:val="single" w:sz="4" w:space="0" w:color="76CDD8"/>
@@ -22666,7 +22389,7 @@
         </w:tc>
         <w:tc>
           <w:tcPr>
-            <w:tcW w:w="3166" w:type="dxa"/>
+            <w:tcW w:w="3167" w:type="dxa"/>
             <w:tcBorders>
               <w:left w:val="single" w:sz="4" w:space="0" w:color="76CDD8"/>
               <w:bottom w:val="single" w:sz="4" w:space="0" w:color="76CDD8"/>
@@ -22715,7 +22438,7 @@
         </w:trPr>
         <w:tc>
           <w:tcPr>
-            <w:tcW w:w="3236" w:type="dxa"/>
+            <w:tcW w:w="3235" w:type="dxa"/>
             <w:tcBorders>
               <w:left w:val="single" w:sz="4" w:space="0" w:color="76CDD8"/>
               <w:bottom w:val="single" w:sz="4" w:space="0" w:color="76CDD8"/>
@@ -22737,7 +22460,7 @@
         </w:tc>
         <w:tc>
           <w:tcPr>
-            <w:tcW w:w="3166" w:type="dxa"/>
+            <w:tcW w:w="3167" w:type="dxa"/>
             <w:tcBorders>
               <w:left w:val="single" w:sz="4" w:space="0" w:color="76CDD8"/>
               <w:bottom w:val="single" w:sz="4" w:space="0" w:color="76CDD8"/>
@@ -22786,7 +22509,7 @@
         </w:trPr>
         <w:tc>
           <w:tcPr>
-            <w:tcW w:w="3236" w:type="dxa"/>
+            <w:tcW w:w="3235" w:type="dxa"/>
             <w:tcBorders>
               <w:left w:val="single" w:sz="4" w:space="0" w:color="76CDD8"/>
               <w:bottom w:val="single" w:sz="4" w:space="0" w:color="76CDD8"/>
@@ -22808,7 +22531,7 @@
         </w:tc>
         <w:tc>
           <w:tcPr>
-            <w:tcW w:w="3166" w:type="dxa"/>
+            <w:tcW w:w="3167" w:type="dxa"/>
             <w:tcBorders>
               <w:left w:val="single" w:sz="4" w:space="0" w:color="76CDD8"/>
               <w:bottom w:val="single" w:sz="4" w:space="0" w:color="76CDD8"/>
@@ -22857,7 +22580,7 @@
         </w:trPr>
         <w:tc>
           <w:tcPr>
-            <w:tcW w:w="3236" w:type="dxa"/>
+            <w:tcW w:w="3235" w:type="dxa"/>
             <w:tcBorders>
               <w:left w:val="single" w:sz="4" w:space="0" w:color="76CDD8"/>
               <w:bottom w:val="single" w:sz="4" w:space="0" w:color="76CDD8"/>
@@ -22879,7 +22602,7 @@
         </w:tc>
         <w:tc>
           <w:tcPr>
-            <w:tcW w:w="3166" w:type="dxa"/>
+            <w:tcW w:w="3167" w:type="dxa"/>
             <w:tcBorders>
               <w:left w:val="single" w:sz="4" w:space="0" w:color="76CDD8"/>
               <w:bottom w:val="single" w:sz="4" w:space="0" w:color="76CDD8"/>
@@ -22928,7 +22651,7 @@
         </w:trPr>
         <w:tc>
           <w:tcPr>
-            <w:tcW w:w="3236" w:type="dxa"/>
+            <w:tcW w:w="3235" w:type="dxa"/>
             <w:tcBorders>
               <w:left w:val="single" w:sz="4" w:space="0" w:color="76CDD8"/>
               <w:bottom w:val="single" w:sz="4" w:space="0" w:color="76CDD8"/>
@@ -22950,7 +22673,7 @@
         </w:tc>
         <w:tc>
           <w:tcPr>
-            <w:tcW w:w="3166" w:type="dxa"/>
+            <w:tcW w:w="3167" w:type="dxa"/>
             <w:tcBorders>
               <w:left w:val="single" w:sz="4" w:space="0" w:color="76CDD8"/>
               <w:bottom w:val="single" w:sz="4" w:space="0" w:color="76CDD8"/>
@@ -24792,14 +24515,13 @@
         <w:tblLook w:val="0000" w:noHBand="0" w:noVBand="0" w:firstColumn="0" w:lastRow="0" w:lastColumn="0" w:firstRow="0"/>
       </w:tblPr>
       <w:tblGrid>
-        <w:gridCol w:w="1640"/>
-        <w:gridCol w:w="1458"/>
-        <w:gridCol w:w="1248"/>
-        <w:gridCol w:w="1253"/>
+        <w:gridCol w:w="1636"/>
+        <w:gridCol w:w="1462"/>
+        <w:gridCol w:w="1244"/>
+        <w:gridCol w:w="1254"/>
         <w:gridCol w:w="1249"/>
-        <w:gridCol w:w="1253"/>
-        <w:gridCol w:w="1253"/>
-        <w:gridCol w:w="1"/>
+        <w:gridCol w:w="1251"/>
+        <w:gridCol w:w="1257"/>
       </w:tblGrid>
       <w:tr>
         <w:trPr>
@@ -24807,7 +24529,7 @@
         </w:trPr>
         <w:tc>
           <w:tcPr>
-            <w:tcW w:w="1640" w:type="dxa"/>
+            <w:tcW w:w="1636" w:type="dxa"/>
             <w:tcBorders>
               <w:top w:val="single" w:sz="4" w:space="0" w:color="76CDD8"/>
               <w:left w:val="single" w:sz="4" w:space="0" w:color="76CDD8"/>
@@ -24839,7 +24561,7 @@
         </w:tc>
         <w:tc>
           <w:tcPr>
-            <w:tcW w:w="1458" w:type="dxa"/>
+            <w:tcW w:w="1462" w:type="dxa"/>
             <w:tcBorders>
               <w:top w:val="single" w:sz="4" w:space="0" w:color="76CDD8"/>
               <w:left w:val="single" w:sz="4" w:space="0" w:color="76CDD8"/>
@@ -24872,7 +24594,7 @@
         </w:tc>
         <w:tc>
           <w:tcPr>
-            <w:tcW w:w="1248" w:type="dxa"/>
+            <w:tcW w:w="1244" w:type="dxa"/>
             <w:tcBorders>
               <w:top w:val="single" w:sz="4" w:space="0" w:color="76CDD8"/>
               <w:left w:val="single" w:sz="4" w:space="0" w:color="76CDD8"/>
@@ -24905,7 +24627,7 @@
         </w:tc>
         <w:tc>
           <w:tcPr>
-            <w:tcW w:w="1253" w:type="dxa"/>
+            <w:tcW w:w="1254" w:type="dxa"/>
             <w:tcBorders>
               <w:top w:val="single" w:sz="4" w:space="0" w:color="76CDD8"/>
               <w:left w:val="single" w:sz="4" w:space="0" w:color="76CDD8"/>
@@ -24970,7 +24692,7 @@
         </w:tc>
         <w:tc>
           <w:tcPr>
-            <w:tcW w:w="1253" w:type="dxa"/>
+            <w:tcW w:w="1251" w:type="dxa"/>
             <w:tcBorders>
               <w:top w:val="single" w:sz="4" w:space="0" w:color="76CDD8"/>
               <w:left w:val="single" w:sz="4" w:space="0" w:color="76CDD8"/>
@@ -25002,7 +24724,7 @@
         </w:tc>
         <w:tc>
           <w:tcPr>
-            <w:tcW w:w="1253" w:type="dxa"/>
+            <w:tcW w:w="1257" w:type="dxa"/>
             <w:tcBorders>
               <w:top w:val="single" w:sz="4" w:space="0" w:color="76CDD8"/>
               <w:left w:val="single" w:sz="4" w:space="0" w:color="76CDD8"/>
@@ -25034,7 +24756,7 @@
         </w:tc>
         <w:tc>
           <w:tcPr>
-            <w:tcW w:w="1" w:type="dxa"/>
+            <w:tcW w:w="0" w:type="dxa"/>
             <w:tcBorders>
               <w:top w:val="single" w:sz="4" w:space="0" w:color="76CDD8"/>
               <w:left w:val="single" w:sz="4" w:space="0" w:color="76CDD8"/>
@@ -25072,7 +24794,7 @@
         </w:trPr>
         <w:tc>
           <w:tcPr>
-            <w:tcW w:w="1640" w:type="dxa"/>
+            <w:tcW w:w="1636" w:type="dxa"/>
             <w:tcBorders>
               <w:top w:val="single" w:sz="4" w:space="0" w:color="76CDD8"/>
               <w:left w:val="single" w:sz="4" w:space="0" w:color="76CDD8"/>
@@ -25094,7 +24816,7 @@
         </w:tc>
         <w:tc>
           <w:tcPr>
-            <w:tcW w:w="1458" w:type="dxa"/>
+            <w:tcW w:w="1462" w:type="dxa"/>
             <w:tcBorders>
               <w:top w:val="single" w:sz="4" w:space="0" w:color="76CDD8"/>
               <w:left w:val="single" w:sz="4" w:space="0" w:color="76CDD8"/>
@@ -25117,7 +24839,7 @@
         </w:tc>
         <w:tc>
           <w:tcPr>
-            <w:tcW w:w="1248" w:type="dxa"/>
+            <w:tcW w:w="1244" w:type="dxa"/>
             <w:tcBorders>
               <w:top w:val="single" w:sz="4" w:space="0" w:color="76CDD8"/>
               <w:left w:val="single" w:sz="4" w:space="0" w:color="76CDD8"/>
@@ -25140,7 +24862,7 @@
         </w:tc>
         <w:tc>
           <w:tcPr>
-            <w:tcW w:w="1253" w:type="dxa"/>
+            <w:tcW w:w="1254" w:type="dxa"/>
             <w:tcBorders>
               <w:top w:val="single" w:sz="4" w:space="0" w:color="76CDD8"/>
               <w:left w:val="single" w:sz="4" w:space="0" w:color="76CDD8"/>
@@ -25185,7 +24907,7 @@
         </w:tc>
         <w:tc>
           <w:tcPr>
-            <w:tcW w:w="1253" w:type="dxa"/>
+            <w:tcW w:w="1251" w:type="dxa"/>
             <w:tcBorders>
               <w:top w:val="single" w:sz="4" w:space="0" w:color="76CDD8"/>
               <w:left w:val="single" w:sz="4" w:space="0" w:color="76CDD8"/>
@@ -25207,7 +24929,7 @@
         </w:tc>
         <w:tc>
           <w:tcPr>
-            <w:tcW w:w="1253" w:type="dxa"/>
+            <w:tcW w:w="1257" w:type="dxa"/>
             <w:tcBorders>
               <w:top w:val="single" w:sz="4" w:space="0" w:color="76CDD8"/>
               <w:left w:val="single" w:sz="4" w:space="0" w:color="76CDD8"/>
@@ -25229,7 +24951,7 @@
         </w:tc>
         <w:tc>
           <w:tcPr>
-            <w:tcW w:w="1" w:type="dxa"/>
+            <w:tcW w:w="0" w:type="dxa"/>
             <w:tcBorders>
               <w:top w:val="single" w:sz="4" w:space="0" w:color="76CDD8"/>
               <w:left w:val="single" w:sz="4" w:space="0" w:color="76CDD8"/>
@@ -28548,8 +28270,8 @@
         <w:gridCol w:w="1336"/>
         <w:gridCol w:w="1337"/>
         <w:gridCol w:w="1336"/>
-        <w:gridCol w:w="1339"/>
-        <w:gridCol w:w="1333"/>
+        <w:gridCol w:w="1340"/>
+        <w:gridCol w:w="1332"/>
       </w:tblGrid>
       <w:tr>
         <w:trPr>
@@ -28717,7 +28439,7 @@
         </w:tc>
         <w:tc>
           <w:tcPr>
-            <w:tcW w:w="1339" w:type="dxa"/>
+            <w:tcW w:w="1340" w:type="dxa"/>
             <w:tcBorders>
               <w:top w:val="single" w:sz="4" w:space="0" w:color="76CDD8"/>
               <w:left w:val="single" w:sz="4" w:space="0" w:color="76CDD8"/>
@@ -28749,7 +28471,7 @@
         </w:tc>
         <w:tc>
           <w:tcPr>
-            <w:tcW w:w="1333" w:type="dxa"/>
+            <w:tcW w:w="1332" w:type="dxa"/>
             <w:tcBorders>
               <w:top w:val="single" w:sz="4" w:space="0" w:color="76CDD8"/>
               <w:left w:val="single" w:sz="4" w:space="0" w:color="76CDD8"/>
@@ -28897,7 +28619,7 @@
         </w:tc>
         <w:tc>
           <w:tcPr>
-            <w:tcW w:w="1339" w:type="dxa"/>
+            <w:tcW w:w="1340" w:type="dxa"/>
             <w:tcBorders>
               <w:top w:val="single" w:sz="4" w:space="0" w:color="76CDD8"/>
               <w:left w:val="single" w:sz="4" w:space="0" w:color="76CDD8"/>
@@ -28919,7 +28641,7 @@
         </w:tc>
         <w:tc>
           <w:tcPr>
-            <w:tcW w:w="1333" w:type="dxa"/>
+            <w:tcW w:w="1332" w:type="dxa"/>
             <w:tcBorders>
               <w:top w:val="single" w:sz="4" w:space="0" w:color="76CDD8"/>
               <w:left w:val="single" w:sz="4" w:space="0" w:color="76CDD8"/>
@@ -29798,23 +29520,7 @@
                 <w:sz w:val="18"/>
                 <w:szCs w:val="18"/>
               </w:rPr>
-              <w:t>STORE_TYP</w:t>
-            </w:r>
-            <w:r>
-              <w:rPr>
-                <w:color w:val="FFFFFF" w:themeColor="background1"/>
-                <w:sz w:val="18"/>
-                <w:szCs w:val="18"/>
-              </w:rPr>
-              <w:t>E</w:t>
-            </w:r>
-            <w:r>
-              <w:rPr>
-                <w:color w:val="FFFFFF" w:themeColor="background1"/>
-                <w:sz w:val="18"/>
-                <w:szCs w:val="18"/>
-              </w:rPr>
-              <w:t>_SRC_ID</w:t>
+              <w:t>STORE_TYPY_SRC_ID</w:t>
             </w:r>
           </w:p>
         </w:tc>
@@ -32389,11 +32095,10 @@
       </w:tblPr>
       <w:tblGrid>
         <w:gridCol w:w="1735"/>
-        <w:gridCol w:w="2268"/>
-        <w:gridCol w:w="1898"/>
+        <w:gridCol w:w="2263"/>
+        <w:gridCol w:w="1900"/>
         <w:gridCol w:w="1831"/>
-        <w:gridCol w:w="1622"/>
-        <w:gridCol w:w="1"/>
+        <w:gridCol w:w="1624"/>
       </w:tblGrid>
       <w:tr>
         <w:trPr>
@@ -32433,7 +32138,7 @@
         </w:tc>
         <w:tc>
           <w:tcPr>
-            <w:tcW w:w="2268" w:type="dxa"/>
+            <w:tcW w:w="2263" w:type="dxa"/>
             <w:tcBorders>
               <w:top w:val="single" w:sz="4" w:space="0" w:color="76CDD8"/>
               <w:left w:val="single" w:sz="4" w:space="0" w:color="76CDD8"/>
@@ -32466,7 +32171,7 @@
         </w:tc>
         <w:tc>
           <w:tcPr>
-            <w:tcW w:w="1898" w:type="dxa"/>
+            <w:tcW w:w="1900" w:type="dxa"/>
             <w:tcBorders>
               <w:top w:val="single" w:sz="4" w:space="0" w:color="76CDD8"/>
               <w:left w:val="single" w:sz="4" w:space="0" w:color="76CDD8"/>
@@ -32531,7 +32236,7 @@
         </w:tc>
         <w:tc>
           <w:tcPr>
-            <w:tcW w:w="1622" w:type="dxa"/>
+            <w:tcW w:w="1624" w:type="dxa"/>
             <w:tcBorders>
               <w:top w:val="single" w:sz="4" w:space="0" w:color="76CDD8"/>
               <w:left w:val="single" w:sz="4" w:space="0" w:color="76CDD8"/>
@@ -32564,7 +32269,7 @@
         </w:tc>
         <w:tc>
           <w:tcPr>
-            <w:tcW w:w="1" w:type="dxa"/>
+            <w:tcW w:w="0" w:type="dxa"/>
             <w:tcBorders>
               <w:top w:val="single" w:sz="4" w:space="0" w:color="76CDD8"/>
               <w:left w:val="single" w:sz="4" w:space="0" w:color="76CDD8"/>
@@ -32624,7 +32329,7 @@
         </w:tc>
         <w:tc>
           <w:tcPr>
-            <w:tcW w:w="2268" w:type="dxa"/>
+            <w:tcW w:w="2263" w:type="dxa"/>
             <w:tcBorders>
               <w:top w:val="single" w:sz="4" w:space="0" w:color="76CDD8"/>
               <w:left w:val="single" w:sz="4" w:space="0" w:color="76CDD8"/>
@@ -32647,7 +32352,7 @@
         </w:tc>
         <w:tc>
           <w:tcPr>
-            <w:tcW w:w="1898" w:type="dxa"/>
+            <w:tcW w:w="1900" w:type="dxa"/>
             <w:tcBorders>
               <w:top w:val="single" w:sz="4" w:space="0" w:color="76CDD8"/>
               <w:left w:val="single" w:sz="4" w:space="0" w:color="76CDD8"/>
@@ -32692,7 +32397,7 @@
         </w:tc>
         <w:tc>
           <w:tcPr>
-            <w:tcW w:w="1622" w:type="dxa"/>
+            <w:tcW w:w="1624" w:type="dxa"/>
             <w:tcBorders>
               <w:top w:val="single" w:sz="4" w:space="0" w:color="76CDD8"/>
               <w:left w:val="single" w:sz="4" w:space="0" w:color="76CDD8"/>
@@ -32715,7 +32420,7 @@
         </w:tc>
         <w:tc>
           <w:tcPr>
-            <w:tcW w:w="1" w:type="dxa"/>
+            <w:tcW w:w="0" w:type="dxa"/>
             <w:tcBorders>
               <w:top w:val="single" w:sz="4" w:space="0" w:color="76CDD8"/>
               <w:left w:val="single" w:sz="4" w:space="0" w:color="76CDD8"/>
@@ -37833,8 +37538,8 @@
         <w:tblLook w:val="0000" w:noHBand="0" w:noVBand="0" w:firstColumn="0" w:lastRow="0" w:lastColumn="0" w:firstRow="0"/>
       </w:tblPr>
       <w:tblGrid>
-        <w:gridCol w:w="914"/>
-        <w:gridCol w:w="1373"/>
+        <w:gridCol w:w="912"/>
+        <w:gridCol w:w="1375"/>
         <w:gridCol w:w="1221"/>
         <w:gridCol w:w="1169"/>
         <w:gridCol w:w="1170"/>
@@ -37848,7 +37553,7 @@
         </w:trPr>
         <w:tc>
           <w:tcPr>
-            <w:tcW w:w="914" w:type="dxa"/>
+            <w:tcW w:w="912" w:type="dxa"/>
             <w:tcBorders>
               <w:top w:val="single" w:sz="4" w:space="0" w:color="76CDD8"/>
               <w:left w:val="single" w:sz="4" w:space="0" w:color="76CDD8"/>
@@ -37880,7 +37585,7 @@
         </w:tc>
         <w:tc>
           <w:tcPr>
-            <w:tcW w:w="1373" w:type="dxa"/>
+            <w:tcW w:w="1375" w:type="dxa"/>
             <w:tcBorders>
               <w:top w:val="single" w:sz="4" w:space="0" w:color="76CDD8"/>
               <w:left w:val="single" w:sz="4" w:space="0" w:color="76CDD8"/>
@@ -38115,7 +37820,7 @@
         </w:trPr>
         <w:tc>
           <w:tcPr>
-            <w:tcW w:w="914" w:type="dxa"/>
+            <w:tcW w:w="912" w:type="dxa"/>
             <w:tcBorders>
               <w:top w:val="single" w:sz="4" w:space="0" w:color="76CDD8"/>
               <w:left w:val="single" w:sz="4" w:space="0" w:color="76CDD8"/>
@@ -38137,7 +37842,7 @@
         </w:tc>
         <w:tc>
           <w:tcPr>
-            <w:tcW w:w="1373" w:type="dxa"/>
+            <w:tcW w:w="1375" w:type="dxa"/>
             <w:tcBorders>
               <w:top w:val="single" w:sz="4" w:space="0" w:color="76CDD8"/>
               <w:left w:val="single" w:sz="4" w:space="0" w:color="76CDD8"/>
@@ -41589,8 +41294,8 @@
         <w:gridCol w:w="1336"/>
         <w:gridCol w:w="1336"/>
         <w:gridCol w:w="1336"/>
-        <w:gridCol w:w="1337"/>
-        <w:gridCol w:w="1334"/>
+        <w:gridCol w:w="1339"/>
+        <w:gridCol w:w="1332"/>
       </w:tblGrid>
       <w:tr>
         <w:trPr>
@@ -41759,7 +41464,7 @@
         </w:tc>
         <w:tc>
           <w:tcPr>
-            <w:tcW w:w="1337" w:type="dxa"/>
+            <w:tcW w:w="1339" w:type="dxa"/>
             <w:tcBorders>
               <w:top w:val="single" w:sz="4" w:space="0" w:color="76CDD8"/>
               <w:left w:val="single" w:sz="4" w:space="0" w:color="76CDD8"/>
@@ -41791,7 +41496,7 @@
         </w:tc>
         <w:tc>
           <w:tcPr>
-            <w:tcW w:w="1334" w:type="dxa"/>
+            <w:tcW w:w="1332" w:type="dxa"/>
             <w:tcBorders>
               <w:top w:val="single" w:sz="4" w:space="0" w:color="76CDD8"/>
               <w:left w:val="single" w:sz="4" w:space="0" w:color="76CDD8"/>
@@ -41940,7 +41645,7 @@
         </w:tc>
         <w:tc>
           <w:tcPr>
-            <w:tcW w:w="1337" w:type="dxa"/>
+            <w:tcW w:w="1339" w:type="dxa"/>
             <w:tcBorders>
               <w:top w:val="single" w:sz="4" w:space="0" w:color="76CDD8"/>
               <w:left w:val="single" w:sz="4" w:space="0" w:color="76CDD8"/>
@@ -41962,7 +41667,7 @@
         </w:tc>
         <w:tc>
           <w:tcPr>
-            <w:tcW w:w="1334" w:type="dxa"/>
+            <w:tcW w:w="1332" w:type="dxa"/>
             <w:tcBorders>
               <w:top w:val="single" w:sz="4" w:space="0" w:color="76CDD8"/>
               <w:left w:val="single" w:sz="4" w:space="0" w:color="76CDD8"/>
@@ -42721,77 +42426,6 @@
             </w:pPr>
             <w:r>
               <w:rPr/>
-              <w:t>DISCOUNT_VALUE</w:t>
-            </w:r>
-          </w:p>
-        </w:tc>
-        <w:tc>
-          <w:tcPr>
-            <w:tcW w:w="3329" w:type="dxa"/>
-            <w:tcBorders>
-              <w:left w:val="single" w:sz="4" w:space="0" w:color="76CDD8"/>
-              <w:bottom w:val="single" w:sz="4" w:space="0" w:color="76CDD8"/>
-              <w:right w:val="single" w:sz="4" w:space="0" w:color="76CDD8"/>
-            </w:tcBorders>
-          </w:tcPr>
-          <w:p>
-            <w:pPr>
-              <w:pStyle w:val="TextBody"/>
-              <w:widowControl w:val="false"/>
-              <w:spacing w:before="120" w:after="0"/>
-              <w:rPr/>
-            </w:pPr>
-            <w:r>
-              <w:rPr/>
-              <w:t>Discount value</w:t>
-            </w:r>
-          </w:p>
-        </w:tc>
-        <w:tc>
-          <w:tcPr>
-            <w:tcW w:w="2791" w:type="dxa"/>
-            <w:tcBorders>
-              <w:left w:val="single" w:sz="4" w:space="0" w:color="76CDD8"/>
-              <w:bottom w:val="single" w:sz="4" w:space="0" w:color="76CDD8"/>
-              <w:right w:val="single" w:sz="4" w:space="0" w:color="76CDD8"/>
-            </w:tcBorders>
-          </w:tcPr>
-          <w:p>
-            <w:pPr>
-              <w:pStyle w:val="TextBody"/>
-              <w:widowControl w:val="false"/>
-              <w:spacing w:before="120" w:after="0"/>
-              <w:rPr/>
-            </w:pPr>
-            <w:r>
-              <w:rPr/>
-              <w:t>DECIMAL</w:t>
-            </w:r>
-          </w:p>
-        </w:tc>
-      </w:tr>
-      <w:tr>
-        <w:trPr>
-          <w:trHeight w:val="432" w:hRule="atLeast"/>
-        </w:trPr>
-        <w:tc>
-          <w:tcPr>
-            <w:tcW w:w="3073" w:type="dxa"/>
-            <w:tcBorders>
-              <w:left w:val="single" w:sz="4" w:space="0" w:color="76CDD8"/>
-              <w:bottom w:val="single" w:sz="4" w:space="0" w:color="76CDD8"/>
-              <w:right w:val="single" w:sz="4" w:space="0" w:color="76CDD8"/>
-            </w:tcBorders>
-          </w:tcPr>
-          <w:p>
-            <w:pPr>
-              <w:pStyle w:val="TextBody"/>
-              <w:widowControl w:val="false"/>
-              <w:spacing w:before="120" w:after="0"/>
-              <w:rPr/>
-            </w:pPr>
-            <w:r>
-              <w:rPr/>
               <w:t>SOURCE_SYSTEM</w:t>
             </w:r>
           </w:p>
@@ -43102,8 +42736,8 @@
       <w:tblGrid>
         <w:gridCol w:w="1694"/>
         <w:gridCol w:w="2172"/>
-        <w:gridCol w:w="2044"/>
-        <w:gridCol w:w="2255"/>
+        <w:gridCol w:w="2041"/>
+        <w:gridCol w:w="2258"/>
         <w:gridCol w:w="1189"/>
       </w:tblGrid>
       <w:tr>
@@ -43177,7 +42811,7 @@
         </w:tc>
         <w:tc>
           <w:tcPr>
-            <w:tcW w:w="2044" w:type="dxa"/>
+            <w:tcW w:w="2041" w:type="dxa"/>
             <w:tcBorders>
               <w:top w:val="single" w:sz="4" w:space="0" w:color="76CDD8"/>
               <w:left w:val="single" w:sz="4" w:space="0" w:color="76CDD8"/>
@@ -43209,7 +42843,7 @@
         </w:tc>
         <w:tc>
           <w:tcPr>
-            <w:tcW w:w="2255" w:type="dxa"/>
+            <w:tcW w:w="2258" w:type="dxa"/>
             <w:tcBorders>
               <w:top w:val="single" w:sz="4" w:space="0" w:color="76CDD8"/>
               <w:left w:val="single" w:sz="4" w:space="0" w:color="76CDD8"/>
@@ -43325,7 +42959,7 @@
         </w:tc>
         <w:tc>
           <w:tcPr>
-            <w:tcW w:w="2044" w:type="dxa"/>
+            <w:tcW w:w="2041" w:type="dxa"/>
             <w:tcBorders>
               <w:top w:val="single" w:sz="4" w:space="0" w:color="76CDD8"/>
               <w:left w:val="single" w:sz="4" w:space="0" w:color="76CDD8"/>
@@ -43347,7 +42981,7 @@
         </w:tc>
         <w:tc>
           <w:tcPr>
-            <w:tcW w:w="2255" w:type="dxa"/>
+            <w:tcW w:w="2258" w:type="dxa"/>
             <w:tcBorders>
               <w:top w:val="single" w:sz="4" w:space="0" w:color="76CDD8"/>
               <w:left w:val="single" w:sz="4" w:space="0" w:color="76CDD8"/>
@@ -43461,13 +43095,12 @@
         <w:tblLook w:val="0000" w:noHBand="0" w:noVBand="0" w:firstColumn="0" w:lastRow="0" w:lastColumn="0" w:firstRow="0"/>
       </w:tblPr>
       <w:tblGrid>
-        <w:gridCol w:w="1336"/>
-        <w:gridCol w:w="1336"/>
-        <w:gridCol w:w="1336"/>
-        <w:gridCol w:w="1337"/>
-        <w:gridCol w:w="1336"/>
-        <w:gridCol w:w="1337"/>
-        <w:gridCol w:w="1335"/>
+        <w:gridCol w:w="1559"/>
+        <w:gridCol w:w="1559"/>
+        <w:gridCol w:w="1559"/>
+        <w:gridCol w:w="1559"/>
+        <w:gridCol w:w="1559"/>
+        <w:gridCol w:w="1558"/>
       </w:tblGrid>
       <w:tr>
         <w:trPr>
@@ -43475,7 +43108,7 @@
         </w:trPr>
         <w:tc>
           <w:tcPr>
-            <w:tcW w:w="1336" w:type="dxa"/>
+            <w:tcW w:w="1559" w:type="dxa"/>
             <w:tcBorders>
               <w:top w:val="single" w:sz="4" w:space="0" w:color="76CDD8"/>
               <w:left w:val="single" w:sz="4" w:space="0" w:color="76CDD8"/>
@@ -43508,7 +43141,7 @@
         </w:tc>
         <w:tc>
           <w:tcPr>
-            <w:tcW w:w="1336" w:type="dxa"/>
+            <w:tcW w:w="1559" w:type="dxa"/>
             <w:tcBorders>
               <w:top w:val="single" w:sz="4" w:space="0" w:color="76CDD8"/>
               <w:left w:val="single" w:sz="4" w:space="0" w:color="76CDD8"/>
@@ -43540,7 +43173,7 @@
         </w:tc>
         <w:tc>
           <w:tcPr>
-            <w:tcW w:w="1336" w:type="dxa"/>
+            <w:tcW w:w="1559" w:type="dxa"/>
             <w:tcBorders>
               <w:top w:val="single" w:sz="4" w:space="0" w:color="76CDD8"/>
               <w:left w:val="single" w:sz="4" w:space="0" w:color="76CDD8"/>
@@ -43566,13 +43199,13 @@
                 <w:sz w:val="18"/>
                 <w:szCs w:val="18"/>
               </w:rPr>
-              <w:t>DISCOUNT_VALUE</w:t>
-            </w:r>
-          </w:p>
-        </w:tc>
-        <w:tc>
-          <w:tcPr>
-            <w:tcW w:w="1337" w:type="dxa"/>
+              <w:t>SOURCE_SYSTEM</w:t>
+            </w:r>
+          </w:p>
+        </w:tc>
+        <w:tc>
+          <w:tcPr>
+            <w:tcW w:w="1559" w:type="dxa"/>
             <w:tcBorders>
               <w:top w:val="single" w:sz="4" w:space="0" w:color="76CDD8"/>
               <w:left w:val="single" w:sz="4" w:space="0" w:color="76CDD8"/>
@@ -43598,13 +43231,13 @@
                 <w:sz w:val="18"/>
                 <w:szCs w:val="18"/>
               </w:rPr>
-              <w:t>SOURCE_SYSTEM</w:t>
-            </w:r>
-          </w:p>
-        </w:tc>
-        <w:tc>
-          <w:tcPr>
-            <w:tcW w:w="1336" w:type="dxa"/>
+              <w:t>SOURCE_TABLE</w:t>
+            </w:r>
+          </w:p>
+        </w:tc>
+        <w:tc>
+          <w:tcPr>
+            <w:tcW w:w="1559" w:type="dxa"/>
             <w:tcBorders>
               <w:top w:val="single" w:sz="4" w:space="0" w:color="76CDD8"/>
               <w:left w:val="single" w:sz="4" w:space="0" w:color="76CDD8"/>
@@ -43630,45 +43263,13 @@
                 <w:sz w:val="18"/>
                 <w:szCs w:val="18"/>
               </w:rPr>
-              <w:t>SOURCE_TABLE</w:t>
-            </w:r>
-          </w:p>
-        </w:tc>
-        <w:tc>
-          <w:tcPr>
-            <w:tcW w:w="1337" w:type="dxa"/>
-            <w:tcBorders>
-              <w:top w:val="single" w:sz="4" w:space="0" w:color="76CDD8"/>
-              <w:left w:val="single" w:sz="4" w:space="0" w:color="76CDD8"/>
-              <w:bottom w:val="single" w:sz="4" w:space="0" w:color="76CDD8"/>
-            </w:tcBorders>
-            <w:shd w:color="auto" w:fill="76CDD8" w:val="clear"/>
-          </w:tcPr>
-          <w:p>
-            <w:pPr>
-              <w:pStyle w:val="TextBody"/>
-              <w:widowControl w:val="false"/>
-              <w:spacing w:lineRule="auto" w:line="360" w:before="120" w:after="0"/>
-              <w:jc w:val="center"/>
-              <w:rPr>
-                <w:color w:val="FFFFFF" w:themeColor="background1"/>
-                <w:sz w:val="18"/>
-                <w:szCs w:val="18"/>
-              </w:rPr>
-            </w:pPr>
-            <w:r>
-              <w:rPr>
-                <w:color w:val="FFFFFF" w:themeColor="background1"/>
-                <w:sz w:val="18"/>
-                <w:szCs w:val="18"/>
-              </w:rPr>
               <w:t>INSERT_DT</w:t>
             </w:r>
           </w:p>
         </w:tc>
         <w:tc>
           <w:tcPr>
-            <w:tcW w:w="1335" w:type="dxa"/>
+            <w:tcW w:w="1558" w:type="dxa"/>
             <w:tcBorders>
               <w:top w:val="single" w:sz="4" w:space="0" w:color="76CDD8"/>
               <w:left w:val="single" w:sz="4" w:space="0" w:color="76CDD8"/>
@@ -43706,7 +43307,7 @@
         </w:trPr>
         <w:tc>
           <w:tcPr>
-            <w:tcW w:w="1336" w:type="dxa"/>
+            <w:tcW w:w="1559" w:type="dxa"/>
             <w:tcBorders>
               <w:top w:val="single" w:sz="4" w:space="0" w:color="76CDD8"/>
               <w:left w:val="single" w:sz="4" w:space="0" w:color="76CDD8"/>
@@ -43729,7 +43330,7 @@
         </w:tc>
         <w:tc>
           <w:tcPr>
-            <w:tcW w:w="1336" w:type="dxa"/>
+            <w:tcW w:w="1559" w:type="dxa"/>
             <w:tcBorders>
               <w:top w:val="single" w:sz="4" w:space="0" w:color="76CDD8"/>
               <w:left w:val="single" w:sz="4" w:space="0" w:color="76CDD8"/>
@@ -43751,29 +43352,7 @@
         </w:tc>
         <w:tc>
           <w:tcPr>
-            <w:tcW w:w="1336" w:type="dxa"/>
-            <w:tcBorders>
-              <w:top w:val="single" w:sz="4" w:space="0" w:color="76CDD8"/>
-              <w:left w:val="single" w:sz="4" w:space="0" w:color="76CDD8"/>
-              <w:bottom w:val="single" w:sz="4" w:space="0" w:color="76CDD8"/>
-            </w:tcBorders>
-          </w:tcPr>
-          <w:p>
-            <w:pPr>
-              <w:pStyle w:val="TextBody"/>
-              <w:widowControl w:val="false"/>
-              <w:spacing w:before="120" w:after="0"/>
-              <w:rPr/>
-            </w:pPr>
-            <w:r>
-              <w:rPr/>
-              <w:t>0.12</w:t>
-            </w:r>
-          </w:p>
-        </w:tc>
-        <w:tc>
-          <w:tcPr>
-            <w:tcW w:w="1337" w:type="dxa"/>
+            <w:tcW w:w="1559" w:type="dxa"/>
             <w:tcBorders>
               <w:top w:val="single" w:sz="4" w:space="0" w:color="76CDD8"/>
               <w:left w:val="single" w:sz="4" w:space="0" w:color="76CDD8"/>
@@ -43795,7 +43374,7 @@
         </w:tc>
         <w:tc>
           <w:tcPr>
-            <w:tcW w:w="1336" w:type="dxa"/>
+            <w:tcW w:w="1559" w:type="dxa"/>
             <w:tcBorders>
               <w:top w:val="single" w:sz="4" w:space="0" w:color="76CDD8"/>
               <w:left w:val="single" w:sz="4" w:space="0" w:color="76CDD8"/>
@@ -43817,7 +43396,7 @@
         </w:tc>
         <w:tc>
           <w:tcPr>
-            <w:tcW w:w="1337" w:type="dxa"/>
+            <w:tcW w:w="1559" w:type="dxa"/>
             <w:tcBorders>
               <w:top w:val="single" w:sz="4" w:space="0" w:color="76CDD8"/>
               <w:left w:val="single" w:sz="4" w:space="0" w:color="76CDD8"/>
@@ -43839,7 +43418,7 @@
         </w:tc>
         <w:tc>
           <w:tcPr>
-            <w:tcW w:w="1335" w:type="dxa"/>
+            <w:tcW w:w="1558" w:type="dxa"/>
             <w:tcBorders>
               <w:top w:val="single" w:sz="4" w:space="0" w:color="76CDD8"/>
               <w:left w:val="single" w:sz="4" w:space="0" w:color="76CDD8"/>
@@ -48630,26 +48209,21 @@
           <w:tcPr>
             <w:tcW w:w="3073" w:type="dxa"/>
             <w:tcBorders>
-              <w:top w:val="single" w:sz="4" w:space="0" w:color="76CDD8"/>
-              <w:left w:val="single" w:sz="4" w:space="0" w:color="76CDD8"/>
-              <w:bottom w:val="single" w:sz="4" w:space="0" w:color="76CDD8"/>
-              <w:right w:val="single" w:sz="4" w:space="0" w:color="76CDD8"/>
-            </w:tcBorders>
-          </w:tcPr>
-          <w:p>
-            <w:pPr>
-              <w:pStyle w:val="TextBody"/>
-              <w:widowControl w:val="false"/>
-              <w:spacing w:before="120" w:after="0"/>
-              <w:rPr/>
-            </w:pPr>
-            <w:r>
-              <w:rPr>
-                <w:rStyle w:val="StrongEmphasis"/>
-                <w:b w:val="false"/>
-                <w:bCs w:val="false"/>
-              </w:rPr>
-              <w:t>TRANSACTION_ID</w:t>
+              <w:left w:val="single" w:sz="4" w:space="0" w:color="76CDD8"/>
+              <w:bottom w:val="single" w:sz="4" w:space="0" w:color="76CDD8"/>
+              <w:right w:val="single" w:sz="4" w:space="0" w:color="76CDD8"/>
+            </w:tcBorders>
+          </w:tcPr>
+          <w:p>
+            <w:pPr>
+              <w:pStyle w:val="TextBody"/>
+              <w:widowControl w:val="false"/>
+              <w:spacing w:before="120" w:after="0"/>
+              <w:rPr/>
+            </w:pPr>
+            <w:r>
+              <w:rPr/>
+              <w:t>SALE_CHANNEL</w:t>
             </w:r>
           </w:p>
         </w:tc>
@@ -48657,22 +48231,25 @@
           <w:tcPr>
             <w:tcW w:w="3329" w:type="dxa"/>
             <w:tcBorders>
-              <w:top w:val="single" w:sz="4" w:space="0" w:color="76CDD8"/>
-              <w:left w:val="single" w:sz="4" w:space="0" w:color="76CDD8"/>
-              <w:bottom w:val="single" w:sz="4" w:space="0" w:color="76CDD8"/>
-              <w:right w:val="single" w:sz="4" w:space="0" w:color="76CDD8"/>
-            </w:tcBorders>
-          </w:tcPr>
-          <w:p>
-            <w:pPr>
-              <w:pStyle w:val="TextBody"/>
-              <w:widowControl w:val="false"/>
-              <w:spacing w:before="120" w:after="0"/>
-              <w:rPr/>
-            </w:pPr>
-            <w:r>
-              <w:rPr/>
-              <w:t>Sale_id from POS or order_id from online. Business key</w:t>
+              <w:left w:val="single" w:sz="4" w:space="0" w:color="76CDD8"/>
+              <w:bottom w:val="single" w:sz="4" w:space="0" w:color="76CDD8"/>
+              <w:right w:val="single" w:sz="4" w:space="0" w:color="76CDD8"/>
+            </w:tcBorders>
+          </w:tcPr>
+          <w:p>
+            <w:pPr>
+              <w:pStyle w:val="TextBody"/>
+              <w:widowControl w:val="false"/>
+              <w:spacing w:before="120" w:after="0"/>
+              <w:rPr/>
+            </w:pPr>
+            <w:r>
+              <w:rPr/>
+              <w:t>‘</w:t>
+            </w:r>
+            <w:r>
+              <w:rPr/>
+              <w:t>POS’ or ‘Online’. Context</w:t>
             </w:r>
           </w:p>
         </w:tc>
@@ -48680,22 +48257,21 @@
           <w:tcPr>
             <w:tcW w:w="2791" w:type="dxa"/>
             <w:tcBorders>
-              <w:top w:val="single" w:sz="4" w:space="0" w:color="76CDD8"/>
-              <w:left w:val="single" w:sz="4" w:space="0" w:color="76CDD8"/>
-              <w:bottom w:val="single" w:sz="4" w:space="0" w:color="76CDD8"/>
-              <w:right w:val="single" w:sz="4" w:space="0" w:color="76CDD8"/>
-            </w:tcBorders>
-          </w:tcPr>
-          <w:p>
-            <w:pPr>
-              <w:pStyle w:val="TextBody"/>
-              <w:widowControl w:val="false"/>
-              <w:spacing w:before="120" w:after="0"/>
-              <w:rPr/>
-            </w:pPr>
-            <w:r>
-              <w:rPr/>
-              <w:t>VARCHAR (50)</w:t>
+              <w:left w:val="single" w:sz="4" w:space="0" w:color="76CDD8"/>
+              <w:bottom w:val="single" w:sz="4" w:space="0" w:color="76CDD8"/>
+              <w:right w:val="single" w:sz="4" w:space="0" w:color="76CDD8"/>
+            </w:tcBorders>
+          </w:tcPr>
+          <w:p>
+            <w:pPr>
+              <w:pStyle w:val="TextBody"/>
+              <w:widowControl w:val="false"/>
+              <w:spacing w:before="120" w:after="0"/>
+              <w:rPr/>
+            </w:pPr>
+            <w:r>
+              <w:rPr/>
+              <w:t>VARCHAR (10)</w:t>
             </w:r>
           </w:p>
         </w:tc>
@@ -48722,7 +48298,7 @@
             </w:pPr>
             <w:r>
               <w:rPr/>
-              <w:t>SALE_CHANNEL</w:t>
+              <w:t>DATE_ID (FK)</w:t>
             </w:r>
           </w:p>
         </w:tc>
@@ -48744,11 +48320,7 @@
             </w:pPr>
             <w:r>
               <w:rPr/>
-              <w:t>‘</w:t>
-            </w:r>
-            <w:r>
-              <w:rPr/>
-              <w:t>POS’ or ‘Online’. Context</w:t>
+              <w:t>(FK) Link to DATE</w:t>
             </w:r>
           </w:p>
         </w:tc>
@@ -48770,7 +48342,7 @@
             </w:pPr>
             <w:r>
               <w:rPr/>
-              <w:t>VARCHAR (10)</w:t>
+              <w:t>INT</w:t>
             </w:r>
           </w:p>
         </w:tc>
@@ -48797,7 +48369,7 @@
             </w:pPr>
             <w:r>
               <w:rPr/>
-              <w:t>DATE_ID (FK)</w:t>
+              <w:t>PRODUCT_ID  (logical relationship)</w:t>
             </w:r>
           </w:p>
         </w:tc>
@@ -48819,7 +48391,7 @@
             </w:pPr>
             <w:r>
               <w:rPr/>
-              <w:t>(FK) Link to DATE</w:t>
+              <w:t>Logical relationship to DIM_PRODUCT_SCD</w:t>
             </w:r>
           </w:p>
         </w:tc>
@@ -48841,7 +48413,7 @@
             </w:pPr>
             <w:r>
               <w:rPr/>
-              <w:t>INT</w:t>
+              <w:t>VARCHAR (50)</w:t>
             </w:r>
           </w:p>
         </w:tc>
@@ -48868,7 +48440,7 @@
             </w:pPr>
             <w:r>
               <w:rPr/>
-              <w:t>PRODUCT_ID  (logical relationship)</w:t>
+              <w:t>CUSTOMER_ID (FK)</w:t>
             </w:r>
           </w:p>
         </w:tc>
@@ -48890,7 +48462,7 @@
             </w:pPr>
             <w:r>
               <w:rPr/>
-              <w:t>Logical relationship to DIM_PRODUCT_SCD</w:t>
+              <w:t>(FK) Link to CUSTOMER</w:t>
             </w:r>
           </w:p>
         </w:tc>
@@ -48912,7 +48484,7 @@
             </w:pPr>
             <w:r>
               <w:rPr/>
-              <w:t>VARCHAR (50)</w:t>
+              <w:t>VARCHAR (20)</w:t>
             </w:r>
           </w:p>
         </w:tc>
@@ -48939,7 +48511,7 @@
             </w:pPr>
             <w:r>
               <w:rPr/>
-              <w:t>CUSTOMER_ID (FK)</w:t>
+              <w:t>STORE_ID (FK)</w:t>
             </w:r>
           </w:p>
         </w:tc>
@@ -48961,7 +48533,7 @@
             </w:pPr>
             <w:r>
               <w:rPr/>
-              <w:t>(FK) Link to CUSTOMER</w:t>
+              <w:t>(FK) Link to STORE</w:t>
             </w:r>
           </w:p>
         </w:tc>
@@ -49010,7 +48582,7 @@
             </w:pPr>
             <w:r>
               <w:rPr/>
-              <w:t>STORE_ID (FK)</w:t>
+              <w:t>EMPLOYEE_ID (FK)</w:t>
             </w:r>
           </w:p>
         </w:tc>
@@ -49032,7 +48604,7 @@
             </w:pPr>
             <w:r>
               <w:rPr/>
-              <w:t>(FK) Link to STORE</w:t>
+              <w:t>(FK) Link to EMPLOYEE</w:t>
             </w:r>
           </w:p>
         </w:tc>
@@ -49054,7 +48626,7 @@
             </w:pPr>
             <w:r>
               <w:rPr/>
-              <w:t>VARCHAR (20)</w:t>
+              <w:t>INT</w:t>
             </w:r>
           </w:p>
         </w:tc>
@@ -49081,7 +48653,7 @@
             </w:pPr>
             <w:r>
               <w:rPr/>
-              <w:t>EMPLOYEE_ID (FK)</w:t>
+              <w:t>PROMOTION_ID (FK)</w:t>
             </w:r>
           </w:p>
         </w:tc>
@@ -49103,7 +48675,7 @@
             </w:pPr>
             <w:r>
               <w:rPr/>
-              <w:t>(FK) Link to EMPLOYEE</w:t>
+              <w:t>(FK) Link to PROMOTION</w:t>
             </w:r>
           </w:p>
         </w:tc>
@@ -49125,7 +48697,7 @@
             </w:pPr>
             <w:r>
               <w:rPr/>
-              <w:t>INT</w:t>
+              <w:t>VARCHAR (20)</w:t>
             </w:r>
           </w:p>
         </w:tc>
@@ -49152,7 +48724,7 @@
             </w:pPr>
             <w:r>
               <w:rPr/>
-              <w:t>PROMOTION_ID (FK)</w:t>
+              <w:t>PAYMENT_METHOD_ID (FK)</w:t>
             </w:r>
           </w:p>
         </w:tc>
@@ -49174,7 +48746,7 @@
             </w:pPr>
             <w:r>
               <w:rPr/>
-              <w:t>(FK) Link to PROMOTION</w:t>
+              <w:t>(FK) Link to PAYMENT</w:t>
             </w:r>
           </w:p>
         </w:tc>
@@ -49223,7 +48795,7 @@
             </w:pPr>
             <w:r>
               <w:rPr/>
-              <w:t>PAYMENT_METHOD_ID (FK)</w:t>
+              <w:t>ADDRESS_ID (FK)</w:t>
             </w:r>
           </w:p>
         </w:tc>
@@ -49245,7 +48817,7 @@
             </w:pPr>
             <w:r>
               <w:rPr/>
-              <w:t>(FK) Link to PAYMENT</w:t>
+              <w:t>(FK) Link to ADDRESS. Delivery address (Online) or Store location (POS)</w:t>
             </w:r>
           </w:p>
         </w:tc>
@@ -49267,7 +48839,7 @@
             </w:pPr>
             <w:r>
               <w:rPr/>
-              <w:t>VARCHAR (20)</w:t>
+              <w:t>INT</w:t>
             </w:r>
           </w:p>
         </w:tc>
@@ -49294,7 +48866,7 @@
             </w:pPr>
             <w:r>
               <w:rPr/>
-              <w:t>ADDRESS_ID (FK)</w:t>
+              <w:t>DISCOUNT_VALUE</w:t>
             </w:r>
           </w:p>
         </w:tc>
@@ -49316,7 +48888,7 @@
             </w:pPr>
             <w:r>
               <w:rPr/>
-              <w:t>(FK) Link to ADDRESS. Delivery address (Online) or Store location (POS)</w:t>
+              <w:t>Discount value</w:t>
             </w:r>
           </w:p>
         </w:tc>
@@ -49338,7 +48910,7 @@
             </w:pPr>
             <w:r>
               <w:rPr/>
-              <w:t>INT</w:t>
+              <w:t>DECIMAL</w:t>
             </w:r>
           </w:p>
         </w:tc>
@@ -49578,7 +49150,7 @@
             </w:pPr>
             <w:r>
               <w:rPr/>
-              <w:t>SOURCE_SYSTEM</w:t>
+              <w:t>INSERT_DT</w:t>
             </w:r>
           </w:p>
         </w:tc>
@@ -49600,220 +49172,7 @@
             </w:pPr>
             <w:r>
               <w:rPr/>
-              <w:t>Source system name</w:t>
-            </w:r>
-          </w:p>
-        </w:tc>
-        <w:tc>
-          <w:tcPr>
-            <w:tcW w:w="2791" w:type="dxa"/>
-            <w:tcBorders>
-              <w:left w:val="single" w:sz="4" w:space="0" w:color="76CDD8"/>
-              <w:bottom w:val="single" w:sz="4" w:space="0" w:color="76CDD8"/>
-              <w:right w:val="single" w:sz="4" w:space="0" w:color="76CDD8"/>
-            </w:tcBorders>
-          </w:tcPr>
-          <w:p>
-            <w:pPr>
-              <w:pStyle w:val="TextBody"/>
-              <w:widowControl w:val="false"/>
-              <w:spacing w:before="120" w:after="0"/>
-              <w:rPr/>
-            </w:pPr>
-            <w:r>
-              <w:rPr/>
-              <w:t>VARCHAR (30)</w:t>
-            </w:r>
-          </w:p>
-        </w:tc>
-      </w:tr>
-      <w:tr>
-        <w:trPr>
-          <w:trHeight w:val="432" w:hRule="atLeast"/>
-        </w:trPr>
-        <w:tc>
-          <w:tcPr>
-            <w:tcW w:w="3073" w:type="dxa"/>
-            <w:tcBorders>
-              <w:left w:val="single" w:sz="4" w:space="0" w:color="76CDD8"/>
-              <w:bottom w:val="single" w:sz="4" w:space="0" w:color="76CDD8"/>
-              <w:right w:val="single" w:sz="4" w:space="0" w:color="76CDD8"/>
-            </w:tcBorders>
-          </w:tcPr>
-          <w:p>
-            <w:pPr>
-              <w:pStyle w:val="TextBody"/>
-              <w:widowControl w:val="false"/>
-              <w:spacing w:before="120" w:after="0"/>
-              <w:rPr/>
-            </w:pPr>
-            <w:r>
-              <w:rPr/>
-              <w:t>SOURCE_ENTITY</w:t>
-            </w:r>
-          </w:p>
-        </w:tc>
-        <w:tc>
-          <w:tcPr>
-            <w:tcW w:w="3329" w:type="dxa"/>
-            <w:tcBorders>
-              <w:left w:val="single" w:sz="4" w:space="0" w:color="76CDD8"/>
-              <w:bottom w:val="single" w:sz="4" w:space="0" w:color="76CDD8"/>
-              <w:right w:val="single" w:sz="4" w:space="0" w:color="76CDD8"/>
-            </w:tcBorders>
-          </w:tcPr>
-          <w:p>
-            <w:pPr>
-              <w:pStyle w:val="TextBody"/>
-              <w:widowControl w:val="false"/>
-              <w:spacing w:before="120" w:after="0"/>
-              <w:rPr/>
-            </w:pPr>
-            <w:r>
-              <w:rPr/>
-              <w:t>Source table name</w:t>
-            </w:r>
-          </w:p>
-        </w:tc>
-        <w:tc>
-          <w:tcPr>
-            <w:tcW w:w="2791" w:type="dxa"/>
-            <w:tcBorders>
-              <w:left w:val="single" w:sz="4" w:space="0" w:color="76CDD8"/>
-              <w:bottom w:val="single" w:sz="4" w:space="0" w:color="76CDD8"/>
-              <w:right w:val="single" w:sz="4" w:space="0" w:color="76CDD8"/>
-            </w:tcBorders>
-          </w:tcPr>
-          <w:p>
-            <w:pPr>
-              <w:pStyle w:val="TextBody"/>
-              <w:widowControl w:val="false"/>
-              <w:spacing w:before="120" w:after="0"/>
-              <w:rPr/>
-            </w:pPr>
-            <w:r>
-              <w:rPr/>
-              <w:t>VARCHAR (30)</w:t>
-            </w:r>
-          </w:p>
-        </w:tc>
-      </w:tr>
-      <w:tr>
-        <w:trPr>
-          <w:trHeight w:val="432" w:hRule="atLeast"/>
-        </w:trPr>
-        <w:tc>
-          <w:tcPr>
-            <w:tcW w:w="3073" w:type="dxa"/>
-            <w:tcBorders>
-              <w:left w:val="single" w:sz="4" w:space="0" w:color="76CDD8"/>
-              <w:bottom w:val="single" w:sz="4" w:space="0" w:color="76CDD8"/>
-              <w:right w:val="single" w:sz="4" w:space="0" w:color="76CDD8"/>
-            </w:tcBorders>
-          </w:tcPr>
-          <w:p>
-            <w:pPr>
-              <w:pStyle w:val="TextBody"/>
-              <w:widowControl w:val="false"/>
-              <w:spacing w:before="120" w:after="0"/>
-              <w:rPr/>
-            </w:pPr>
-            <w:r>
-              <w:rPr/>
-              <w:t>INSERT_DT</w:t>
-            </w:r>
-          </w:p>
-        </w:tc>
-        <w:tc>
-          <w:tcPr>
-            <w:tcW w:w="3329" w:type="dxa"/>
-            <w:tcBorders>
-              <w:left w:val="single" w:sz="4" w:space="0" w:color="76CDD8"/>
-              <w:bottom w:val="single" w:sz="4" w:space="0" w:color="76CDD8"/>
-              <w:right w:val="single" w:sz="4" w:space="0" w:color="76CDD8"/>
-            </w:tcBorders>
-          </w:tcPr>
-          <w:p>
-            <w:pPr>
-              <w:pStyle w:val="TextBody"/>
-              <w:widowControl w:val="false"/>
-              <w:spacing w:before="120" w:after="0"/>
-              <w:rPr/>
-            </w:pPr>
-            <w:r>
-              <w:rPr/>
               <w:t>Insert timestamp</w:t>
-            </w:r>
-          </w:p>
-        </w:tc>
-        <w:tc>
-          <w:tcPr>
-            <w:tcW w:w="2791" w:type="dxa"/>
-            <w:tcBorders>
-              <w:left w:val="single" w:sz="4" w:space="0" w:color="76CDD8"/>
-              <w:bottom w:val="single" w:sz="4" w:space="0" w:color="76CDD8"/>
-              <w:right w:val="single" w:sz="4" w:space="0" w:color="76CDD8"/>
-            </w:tcBorders>
-          </w:tcPr>
-          <w:p>
-            <w:pPr>
-              <w:pStyle w:val="TextBody"/>
-              <w:widowControl w:val="false"/>
-              <w:spacing w:before="120" w:after="0"/>
-              <w:rPr/>
-            </w:pPr>
-            <w:r>
-              <w:rPr/>
-              <w:t>TIMESTAMP</w:t>
-            </w:r>
-          </w:p>
-        </w:tc>
-      </w:tr>
-      <w:tr>
-        <w:trPr>
-          <w:trHeight w:val="432" w:hRule="atLeast"/>
-        </w:trPr>
-        <w:tc>
-          <w:tcPr>
-            <w:tcW w:w="3073" w:type="dxa"/>
-            <w:tcBorders>
-              <w:left w:val="single" w:sz="4" w:space="0" w:color="76CDD8"/>
-              <w:bottom w:val="single" w:sz="4" w:space="0" w:color="76CDD8"/>
-              <w:right w:val="single" w:sz="4" w:space="0" w:color="76CDD8"/>
-            </w:tcBorders>
-          </w:tcPr>
-          <w:p>
-            <w:pPr>
-              <w:pStyle w:val="TextBody"/>
-              <w:widowControl w:val="false"/>
-              <w:spacing w:before="120" w:after="0"/>
-              <w:rPr/>
-            </w:pPr>
-            <w:r>
-              <w:rPr/>
-              <w:t>UPDATE_DT</w:t>
-            </w:r>
-          </w:p>
-        </w:tc>
-        <w:tc>
-          <w:tcPr>
-            <w:tcW w:w="3329" w:type="dxa"/>
-            <w:tcBorders>
-              <w:left w:val="single" w:sz="4" w:space="0" w:color="76CDD8"/>
-              <w:bottom w:val="single" w:sz="4" w:space="0" w:color="76CDD8"/>
-              <w:right w:val="single" w:sz="4" w:space="0" w:color="76CDD8"/>
-            </w:tcBorders>
-          </w:tcPr>
-          <w:p>
-            <w:pPr>
-              <w:pStyle w:val="TextBody"/>
-              <w:widowControl w:val="false"/>
-              <w:spacing w:before="120" w:after="0"/>
-              <w:rPr/>
-            </w:pPr>
-            <w:r>
-              <w:rPr/>
-              <w:t>Update timestamp</w:t>
             </w:r>
           </w:p>
         </w:tc>
@@ -49885,20 +49244,18 @@
         <w:tblLook w:val="0000" w:noHBand="0" w:noVBand="0" w:firstColumn="0" w:lastRow="0" w:lastColumn="0" w:firstRow="0"/>
       </w:tblPr>
       <w:tblGrid>
-        <w:gridCol w:w="1024"/>
-        <w:gridCol w:w="1028"/>
-        <w:gridCol w:w="1706"/>
-        <w:gridCol w:w="1653"/>
-        <w:gridCol w:w="1175"/>
-        <w:gridCol w:w="1322"/>
-        <w:gridCol w:w="1452"/>
-        <w:gridCol w:w="1"/>
+        <w:gridCol w:w="1023"/>
+        <w:gridCol w:w="1877"/>
+        <w:gridCol w:w="2508"/>
+        <w:gridCol w:w="1173"/>
+        <w:gridCol w:w="1324"/>
+        <w:gridCol w:w="1454"/>
       </w:tblGrid>
       <w:tr>
         <w:trPr/>
         <w:tc>
           <w:tcPr>
-            <w:tcW w:w="1024" w:type="dxa"/>
+            <w:tcW w:w="1023" w:type="dxa"/>
             <w:tcBorders>
               <w:top w:val="single" w:sz="4" w:space="0" w:color="76CDD8"/>
               <w:left w:val="single" w:sz="4" w:space="0" w:color="76CDD8"/>
@@ -49929,7 +49286,7 @@
         </w:tc>
         <w:tc>
           <w:tcPr>
-            <w:tcW w:w="1028" w:type="dxa"/>
+            <w:tcW w:w="1877" w:type="dxa"/>
             <w:tcBorders>
               <w:top w:val="single" w:sz="4" w:space="0" w:color="76CDD8"/>
               <w:left w:val="single" w:sz="4" w:space="0" w:color="76CDD8"/>
@@ -49964,11 +49321,12 @@
         </w:tc>
         <w:tc>
           <w:tcPr>
-            <w:tcW w:w="1706" w:type="dxa"/>
-            <w:tcBorders>
-              <w:top w:val="single" w:sz="4" w:space="0" w:color="76CDD8"/>
-              <w:left w:val="single" w:sz="4" w:space="0" w:color="76CDD8"/>
-              <w:bottom w:val="single" w:sz="4" w:space="0" w:color="76CDD8"/>
+            <w:tcW w:w="2508" w:type="dxa"/>
+            <w:tcBorders>
+              <w:top w:val="single" w:sz="4" w:space="0" w:color="76CDD8"/>
+              <w:left w:val="single" w:sz="4" w:space="0" w:color="76CDD8"/>
+              <w:bottom w:val="single" w:sz="4" w:space="0" w:color="76CDD8"/>
+              <w:right w:val="single" w:sz="4" w:space="0" w:color="76CDD8"/>
             </w:tcBorders>
             <w:shd w:color="auto" w:fill="76CDD8" w:val="clear"/>
           </w:tcPr>
@@ -49978,29 +49336,29 @@
               <w:widowControl w:val="false"/>
               <w:spacing w:lineRule="auto" w:line="360" w:before="120" w:after="0"/>
               <w:jc w:val="center"/>
-              <w:rPr/>
-            </w:pPr>
-            <w:r>
-              <w:rPr>
-                <w:rStyle w:val="StrongEmphasis"/>
-                <w:b w:val="false"/>
-                <w:bCs w:val="false"/>
+              <w:rPr>
                 <w:color w:val="FFFFFF" w:themeColor="background1"/>
                 <w:sz w:val="16"/>
                 <w:szCs w:val="16"/>
               </w:rPr>
-              <w:t>TRANSACTION_ID</w:t>
-            </w:r>
-          </w:p>
-        </w:tc>
-        <w:tc>
-          <w:tcPr>
-            <w:tcW w:w="1653" w:type="dxa"/>
-            <w:tcBorders>
-              <w:top w:val="single" w:sz="4" w:space="0" w:color="76CDD8"/>
-              <w:left w:val="single" w:sz="4" w:space="0" w:color="76CDD8"/>
-              <w:bottom w:val="single" w:sz="4" w:space="0" w:color="76CDD8"/>
-              <w:right w:val="single" w:sz="4" w:space="0" w:color="76CDD8"/>
+            </w:pPr>
+            <w:r>
+              <w:rPr>
+                <w:color w:val="FFFFFF" w:themeColor="background1"/>
+                <w:sz w:val="16"/>
+                <w:szCs w:val="16"/>
+              </w:rPr>
+              <w:t>SALE_CHANNEL</w:t>
+            </w:r>
+          </w:p>
+        </w:tc>
+        <w:tc>
+          <w:tcPr>
+            <w:tcW w:w="1173" w:type="dxa"/>
+            <w:tcBorders>
+              <w:top w:val="single" w:sz="4" w:space="0" w:color="76CDD8"/>
+              <w:left w:val="single" w:sz="4" w:space="0" w:color="76CDD8"/>
+              <w:bottom w:val="single" w:sz="4" w:space="0" w:color="76CDD8"/>
             </w:tcBorders>
             <w:shd w:color="auto" w:fill="76CDD8" w:val="clear"/>
           </w:tcPr>
@@ -50022,13 +49380,13 @@
                 <w:sz w:val="16"/>
                 <w:szCs w:val="16"/>
               </w:rPr>
-              <w:t>SALE_CHANNEL</w:t>
-            </w:r>
-          </w:p>
-        </w:tc>
-        <w:tc>
-          <w:tcPr>
-            <w:tcW w:w="1175" w:type="dxa"/>
+              <w:t>DATE_ID</w:t>
+            </w:r>
+          </w:p>
+        </w:tc>
+        <w:tc>
+          <w:tcPr>
+            <w:tcW w:w="1324" w:type="dxa"/>
             <w:tcBorders>
               <w:top w:val="single" w:sz="4" w:space="0" w:color="76CDD8"/>
               <w:left w:val="single" w:sz="4" w:space="0" w:color="76CDD8"/>
@@ -50054,13 +49412,13 @@
                 <w:sz w:val="16"/>
                 <w:szCs w:val="16"/>
               </w:rPr>
-              <w:t>DATE_ID</w:t>
-            </w:r>
-          </w:p>
-        </w:tc>
-        <w:tc>
-          <w:tcPr>
-            <w:tcW w:w="1322" w:type="dxa"/>
+              <w:t>PRODUCT_ID</w:t>
+            </w:r>
+          </w:p>
+        </w:tc>
+        <w:tc>
+          <w:tcPr>
+            <w:tcW w:w="1454" w:type="dxa"/>
             <w:tcBorders>
               <w:top w:val="single" w:sz="4" w:space="0" w:color="76CDD8"/>
               <w:left w:val="single" w:sz="4" w:space="0" w:color="76CDD8"/>
@@ -50086,45 +49444,13 @@
                 <w:sz w:val="16"/>
                 <w:szCs w:val="16"/>
               </w:rPr>
-              <w:t>PRODUCT_ID</w:t>
-            </w:r>
-          </w:p>
-        </w:tc>
-        <w:tc>
-          <w:tcPr>
-            <w:tcW w:w="1452" w:type="dxa"/>
-            <w:tcBorders>
-              <w:top w:val="single" w:sz="4" w:space="0" w:color="76CDD8"/>
-              <w:left w:val="single" w:sz="4" w:space="0" w:color="76CDD8"/>
-              <w:bottom w:val="single" w:sz="4" w:space="0" w:color="76CDD8"/>
-            </w:tcBorders>
-            <w:shd w:color="auto" w:fill="76CDD8" w:val="clear"/>
-          </w:tcPr>
-          <w:p>
-            <w:pPr>
-              <w:pStyle w:val="TextBody"/>
-              <w:widowControl w:val="false"/>
-              <w:spacing w:lineRule="auto" w:line="360" w:before="120" w:after="0"/>
-              <w:jc w:val="center"/>
-              <w:rPr>
-                <w:color w:val="FFFFFF" w:themeColor="background1"/>
-                <w:sz w:val="16"/>
-                <w:szCs w:val="16"/>
-              </w:rPr>
-            </w:pPr>
-            <w:r>
-              <w:rPr>
-                <w:color w:val="FFFFFF" w:themeColor="background1"/>
-                <w:sz w:val="16"/>
-                <w:szCs w:val="16"/>
-              </w:rPr>
               <w:t>CUSTOMER_ID</w:t>
             </w:r>
           </w:p>
         </w:tc>
         <w:tc>
           <w:tcPr>
-            <w:tcW w:w="1" w:type="dxa"/>
+            <w:tcW w:w="0" w:type="dxa"/>
             <w:tcBorders>
               <w:top w:val="single" w:sz="4" w:space="0" w:color="76CDD8"/>
               <w:left w:val="single" w:sz="4" w:space="0" w:color="76CDD8"/>
@@ -50162,7 +49488,7 @@
         </w:trPr>
         <w:tc>
           <w:tcPr>
-            <w:tcW w:w="1024" w:type="dxa"/>
+            <w:tcW w:w="1023" w:type="dxa"/>
             <w:tcBorders>
               <w:top w:val="single" w:sz="4" w:space="0" w:color="76CDD8"/>
               <w:left w:val="single" w:sz="4" w:space="0" w:color="76CDD8"/>
@@ -50184,7 +49510,7 @@
         </w:tc>
         <w:tc>
           <w:tcPr>
-            <w:tcW w:w="1028" w:type="dxa"/>
+            <w:tcW w:w="1877" w:type="dxa"/>
             <w:tcBorders>
               <w:top w:val="single" w:sz="4" w:space="0" w:color="76CDD8"/>
               <w:left w:val="single" w:sz="4" w:space="0" w:color="76CDD8"/>
@@ -50207,29 +49533,7 @@
         </w:tc>
         <w:tc>
           <w:tcPr>
-            <w:tcW w:w="1706" w:type="dxa"/>
-            <w:tcBorders>
-              <w:top w:val="single" w:sz="4" w:space="0" w:color="76CDD8"/>
-              <w:left w:val="single" w:sz="4" w:space="0" w:color="76CDD8"/>
-              <w:bottom w:val="single" w:sz="4" w:space="0" w:color="76CDD8"/>
-            </w:tcBorders>
-          </w:tcPr>
-          <w:p>
-            <w:pPr>
-              <w:pStyle w:val="TextBody"/>
-              <w:widowControl w:val="false"/>
-              <w:spacing w:before="120" w:after="0"/>
-              <w:rPr/>
-            </w:pPr>
-            <w:r>
-              <w:rPr/>
-              <w:t>ONL-22</w:t>
-            </w:r>
-          </w:p>
-        </w:tc>
-        <w:tc>
-          <w:tcPr>
-            <w:tcW w:w="1653" w:type="dxa"/>
+            <w:tcW w:w="2508" w:type="dxa"/>
             <w:tcBorders>
               <w:top w:val="single" w:sz="4" w:space="0" w:color="76CDD8"/>
               <w:left w:val="single" w:sz="4" w:space="0" w:color="76CDD8"/>
@@ -50252,7 +49556,7 @@
         </w:tc>
         <w:tc>
           <w:tcPr>
-            <w:tcW w:w="1175" w:type="dxa"/>
+            <w:tcW w:w="1173" w:type="dxa"/>
             <w:tcBorders>
               <w:top w:val="single" w:sz="4" w:space="0" w:color="76CDD8"/>
               <w:left w:val="single" w:sz="4" w:space="0" w:color="76CDD8"/>
@@ -50274,7 +49578,7 @@
         </w:tc>
         <w:tc>
           <w:tcPr>
-            <w:tcW w:w="1322" w:type="dxa"/>
+            <w:tcW w:w="1324" w:type="dxa"/>
             <w:tcBorders>
               <w:top w:val="single" w:sz="4" w:space="0" w:color="76CDD8"/>
               <w:left w:val="single" w:sz="4" w:space="0" w:color="76CDD8"/>
@@ -50296,7 +49600,7 @@
         </w:tc>
         <w:tc>
           <w:tcPr>
-            <w:tcW w:w="1452" w:type="dxa"/>
+            <w:tcW w:w="1454" w:type="dxa"/>
             <w:tcBorders>
               <w:top w:val="single" w:sz="4" w:space="0" w:color="76CDD8"/>
               <w:left w:val="single" w:sz="4" w:space="0" w:color="76CDD8"/>
@@ -50318,7 +49622,7 @@
         </w:tc>
         <w:tc>
           <w:tcPr>
-            <w:tcW w:w="1" w:type="dxa"/>
+            <w:tcW w:w="0" w:type="dxa"/>
             <w:tcBorders>
               <w:top w:val="single" w:sz="4" w:space="0" w:color="76CDD8"/>
               <w:left w:val="single" w:sz="4" w:space="0" w:color="76CDD8"/>
@@ -50366,19 +49670,17 @@
         <w:tblLook w:val="0000" w:noHBand="0" w:noVBand="0" w:firstColumn="0" w:lastRow="0" w:lastColumn="0" w:firstRow="0"/>
       </w:tblPr>
       <w:tblGrid>
-        <w:gridCol w:w="1338"/>
-        <w:gridCol w:w="1476"/>
-        <w:gridCol w:w="2034"/>
-        <w:gridCol w:w="1259"/>
-        <w:gridCol w:w="951"/>
-        <w:gridCol w:w="1166"/>
-        <w:gridCol w:w="1135"/>
+        <w:gridCol w:w="1750"/>
+        <w:gridCol w:w="1930"/>
+        <w:gridCol w:w="2660"/>
+        <w:gridCol w:w="1645"/>
+        <w:gridCol w:w="1375"/>
       </w:tblGrid>
       <w:tr>
         <w:trPr/>
         <w:tc>
           <w:tcPr>
-            <w:tcW w:w="1338" w:type="dxa"/>
+            <w:tcW w:w="1750" w:type="dxa"/>
             <w:tcBorders>
               <w:top w:val="single" w:sz="4" w:space="0" w:color="76CDD8"/>
               <w:left w:val="single" w:sz="4" w:space="0" w:color="76CDD8"/>
@@ -50410,7 +49712,7 @@
         </w:tc>
         <w:tc>
           <w:tcPr>
-            <w:tcW w:w="1476" w:type="dxa"/>
+            <w:tcW w:w="1930" w:type="dxa"/>
             <w:tcBorders>
               <w:top w:val="single" w:sz="4" w:space="0" w:color="76CDD8"/>
               <w:left w:val="single" w:sz="4" w:space="0" w:color="76CDD8"/>
@@ -50442,7 +49744,7 @@
         </w:tc>
         <w:tc>
           <w:tcPr>
-            <w:tcW w:w="2034" w:type="dxa"/>
+            <w:tcW w:w="2660" w:type="dxa"/>
             <w:tcBorders>
               <w:top w:val="single" w:sz="4" w:space="0" w:color="76CDD8"/>
               <w:left w:val="single" w:sz="4" w:space="0" w:color="76CDD8"/>
@@ -50474,7 +49776,7 @@
         </w:tc>
         <w:tc>
           <w:tcPr>
-            <w:tcW w:w="1259" w:type="dxa"/>
+            <w:tcW w:w="1645" w:type="dxa"/>
             <w:tcBorders>
               <w:top w:val="single" w:sz="4" w:space="0" w:color="76CDD8"/>
               <w:left w:val="single" w:sz="4" w:space="0" w:color="76CDD8"/>
@@ -50506,11 +49808,12 @@
         </w:tc>
         <w:tc>
           <w:tcPr>
-            <w:tcW w:w="951" w:type="dxa"/>
-            <w:tcBorders>
-              <w:top w:val="single" w:sz="4" w:space="0" w:color="76CDD8"/>
-              <w:left w:val="single" w:sz="4" w:space="0" w:color="76CDD8"/>
-              <w:bottom w:val="single" w:sz="4" w:space="0" w:color="76CDD8"/>
+            <w:tcW w:w="1375" w:type="dxa"/>
+            <w:tcBorders>
+              <w:top w:val="single" w:sz="4" w:space="0" w:color="76CDD8"/>
+              <w:left w:val="single" w:sz="4" w:space="0" w:color="76CDD8"/>
+              <w:bottom w:val="single" w:sz="4" w:space="0" w:color="76CDD8"/>
+              <w:right w:val="single" w:sz="4" w:space="0" w:color="76CDD8"/>
             </w:tcBorders>
             <w:shd w:color="auto" w:fill="76CDD8" w:val="clear"/>
           </w:tcPr>
@@ -50522,81 +49825,17 @@
               <w:jc w:val="center"/>
               <w:rPr>
                 <w:color w:val="FFFFFF" w:themeColor="background1"/>
-                <w:sz w:val="16"/>
-                <w:szCs w:val="16"/>
-              </w:rPr>
-            </w:pPr>
-            <w:r>
-              <w:rPr>
-                <w:color w:val="FFFFFF" w:themeColor="background1"/>
-                <w:sz w:val="16"/>
-                <w:szCs w:val="16"/>
-              </w:rPr>
-              <w:t>QUANTITY</w:t>
-            </w:r>
-          </w:p>
-        </w:tc>
-        <w:tc>
-          <w:tcPr>
-            <w:tcW w:w="1166" w:type="dxa"/>
-            <w:tcBorders>
-              <w:top w:val="single" w:sz="4" w:space="0" w:color="76CDD8"/>
-              <w:left w:val="single" w:sz="4" w:space="0" w:color="76CDD8"/>
-              <w:bottom w:val="single" w:sz="4" w:space="0" w:color="76CDD8"/>
-            </w:tcBorders>
-            <w:shd w:color="auto" w:fill="76CDD8" w:val="clear"/>
-          </w:tcPr>
-          <w:p>
-            <w:pPr>
-              <w:pStyle w:val="TextBody"/>
-              <w:widowControl w:val="false"/>
-              <w:spacing w:lineRule="auto" w:line="360" w:before="120" w:after="0"/>
-              <w:jc w:val="center"/>
-              <w:rPr>
-                <w:sz w:val="16"/>
-                <w:szCs w:val="16"/>
-              </w:rPr>
-            </w:pPr>
-            <w:r>
-              <w:rPr>
-                <w:color w:val="FFFFFF" w:themeColor="background1"/>
-                <w:sz w:val="16"/>
-                <w:szCs w:val="16"/>
-              </w:rPr>
-              <w:t>UNIT_PRICE</w:t>
-            </w:r>
-          </w:p>
-        </w:tc>
-        <w:tc>
-          <w:tcPr>
-            <w:tcW w:w="1135" w:type="dxa"/>
-            <w:tcBorders>
-              <w:top w:val="single" w:sz="4" w:space="0" w:color="76CDD8"/>
-              <w:left w:val="single" w:sz="4" w:space="0" w:color="76CDD8"/>
-              <w:bottom w:val="single" w:sz="4" w:space="0" w:color="76CDD8"/>
-              <w:right w:val="single" w:sz="4" w:space="0" w:color="76CDD8"/>
-            </w:tcBorders>
-            <w:shd w:color="auto" w:fill="76CDD8" w:val="clear"/>
-          </w:tcPr>
-          <w:p>
-            <w:pPr>
-              <w:pStyle w:val="TextBody"/>
-              <w:widowControl w:val="false"/>
-              <w:spacing w:lineRule="auto" w:line="360" w:before="120" w:after="0"/>
-              <w:jc w:val="center"/>
-              <w:rPr>
-                <w:color w:val="FFFFFF" w:themeColor="background1"/>
-                <w:sz w:val="16"/>
-                <w:szCs w:val="16"/>
-              </w:rPr>
-            </w:pPr>
-            <w:r>
-              <w:rPr>
-                <w:color w:val="FFFFFF" w:themeColor="background1"/>
-                <w:sz w:val="16"/>
-                <w:szCs w:val="16"/>
-              </w:rPr>
-              <w:t>UNIT_COST</w:t>
+                <w:sz w:val="18"/>
+                <w:szCs w:val="18"/>
+              </w:rPr>
+            </w:pPr>
+            <w:r>
+              <w:rPr>
+                <w:color w:val="FFFFFF" w:themeColor="background1"/>
+                <w:sz w:val="18"/>
+                <w:szCs w:val="18"/>
+              </w:rPr>
+              <w:t>DISCOUNT_VALUE</w:t>
             </w:r>
           </w:p>
         </w:tc>
@@ -50607,7 +49846,7 @@
         </w:trPr>
         <w:tc>
           <w:tcPr>
-            <w:tcW w:w="1338" w:type="dxa"/>
+            <w:tcW w:w="1750" w:type="dxa"/>
             <w:tcBorders>
               <w:top w:val="single" w:sz="4" w:space="0" w:color="76CDD8"/>
               <w:left w:val="single" w:sz="4" w:space="0" w:color="76CDD8"/>
@@ -50629,7 +49868,7 @@
         </w:tc>
         <w:tc>
           <w:tcPr>
-            <w:tcW w:w="1476" w:type="dxa"/>
+            <w:tcW w:w="1930" w:type="dxa"/>
             <w:tcBorders>
               <w:top w:val="single" w:sz="4" w:space="0" w:color="76CDD8"/>
               <w:left w:val="single" w:sz="4" w:space="0" w:color="76CDD8"/>
@@ -50651,7 +49890,7 @@
         </w:tc>
         <w:tc>
           <w:tcPr>
-            <w:tcW w:w="2034" w:type="dxa"/>
+            <w:tcW w:w="2660" w:type="dxa"/>
             <w:tcBorders>
               <w:top w:val="single" w:sz="4" w:space="0" w:color="76CDD8"/>
               <w:left w:val="single" w:sz="4" w:space="0" w:color="76CDD8"/>
@@ -50673,7 +49912,7 @@
         </w:tc>
         <w:tc>
           <w:tcPr>
-            <w:tcW w:w="1259" w:type="dxa"/>
+            <w:tcW w:w="1645" w:type="dxa"/>
             <w:tcBorders>
               <w:top w:val="single" w:sz="4" w:space="0" w:color="76CDD8"/>
               <w:left w:val="single" w:sz="4" w:space="0" w:color="76CDD8"/>
@@ -50695,68 +49934,24 @@
         </w:tc>
         <w:tc>
           <w:tcPr>
-            <w:tcW w:w="951" w:type="dxa"/>
-            <w:tcBorders>
-              <w:top w:val="single" w:sz="4" w:space="0" w:color="76CDD8"/>
-              <w:left w:val="single" w:sz="4" w:space="0" w:color="76CDD8"/>
-              <w:bottom w:val="single" w:sz="4" w:space="0" w:color="76CDD8"/>
-            </w:tcBorders>
-          </w:tcPr>
-          <w:p>
-            <w:pPr>
-              <w:pStyle w:val="TextBody"/>
-              <w:widowControl w:val="false"/>
-              <w:spacing w:before="120" w:after="0"/>
-              <w:rPr/>
-            </w:pPr>
-            <w:r>
-              <w:rPr/>
-              <w:t>4</w:t>
-            </w:r>
-          </w:p>
-        </w:tc>
-        <w:tc>
-          <w:tcPr>
-            <w:tcW w:w="1166" w:type="dxa"/>
-            <w:tcBorders>
-              <w:top w:val="single" w:sz="4" w:space="0" w:color="76CDD8"/>
-              <w:left w:val="single" w:sz="4" w:space="0" w:color="76CDD8"/>
-              <w:bottom w:val="single" w:sz="4" w:space="0" w:color="76CDD8"/>
-            </w:tcBorders>
-          </w:tcPr>
-          <w:p>
-            <w:pPr>
-              <w:pStyle w:val="TextBody"/>
-              <w:widowControl w:val="false"/>
-              <w:spacing w:before="120" w:after="0"/>
-              <w:rPr/>
-            </w:pPr>
-            <w:r>
-              <w:rPr/>
-              <w:t>266</w:t>
-            </w:r>
-          </w:p>
-        </w:tc>
-        <w:tc>
-          <w:tcPr>
-            <w:tcW w:w="1135" w:type="dxa"/>
-            <w:tcBorders>
-              <w:top w:val="single" w:sz="4" w:space="0" w:color="76CDD8"/>
-              <w:left w:val="single" w:sz="4" w:space="0" w:color="76CDD8"/>
-              <w:bottom w:val="single" w:sz="4" w:space="0" w:color="76CDD8"/>
-              <w:right w:val="single" w:sz="4" w:space="0" w:color="76CDD8"/>
-            </w:tcBorders>
-          </w:tcPr>
-          <w:p>
-            <w:pPr>
-              <w:pStyle w:val="TextBody"/>
-              <w:widowControl w:val="false"/>
-              <w:spacing w:before="120" w:after="0"/>
-              <w:rPr/>
-            </w:pPr>
-            <w:r>
-              <w:rPr/>
-              <w:t>191.52</w:t>
+            <w:tcW w:w="1375" w:type="dxa"/>
+            <w:tcBorders>
+              <w:top w:val="single" w:sz="4" w:space="0" w:color="76CDD8"/>
+              <w:left w:val="single" w:sz="4" w:space="0" w:color="76CDD8"/>
+              <w:bottom w:val="single" w:sz="4" w:space="0" w:color="76CDD8"/>
+              <w:right w:val="single" w:sz="4" w:space="0" w:color="76CDD8"/>
+            </w:tcBorders>
+          </w:tcPr>
+          <w:p>
+            <w:pPr>
+              <w:pStyle w:val="TextBody"/>
+              <w:widowControl w:val="false"/>
+              <w:spacing w:before="120" w:after="0"/>
+              <w:rPr/>
+            </w:pPr>
+            <w:r>
+              <w:rPr/>
+              <w:t>0.12</w:t>
             </w:r>
           </w:p>
         </w:tc>
@@ -50798,17 +49993,17 @@
         <w:tblLook w:val="0000" w:noHBand="0" w:noVBand="0" w:firstColumn="0" w:lastRow="0" w:lastColumn="0" w:firstRow="0"/>
       </w:tblPr>
       <w:tblGrid>
-        <w:gridCol w:w="1872"/>
-        <w:gridCol w:w="1872"/>
-        <w:gridCol w:w="1872"/>
-        <w:gridCol w:w="1871"/>
-        <w:gridCol w:w="1873"/>
+        <w:gridCol w:w="1697"/>
+        <w:gridCol w:w="1700"/>
+        <w:gridCol w:w="1705"/>
+        <w:gridCol w:w="1702"/>
+        <w:gridCol w:w="2556"/>
       </w:tblGrid>
       <w:tr>
         <w:trPr/>
         <w:tc>
           <w:tcPr>
-            <w:tcW w:w="1872" w:type="dxa"/>
+            <w:tcW w:w="1697" w:type="dxa"/>
             <w:tcBorders>
               <w:top w:val="single" w:sz="4" w:space="0" w:color="76CDD8"/>
               <w:left w:val="single" w:sz="4" w:space="0" w:color="76CDD8"/>
@@ -50823,6 +50018,7 @@
               <w:spacing w:lineRule="auto" w:line="360" w:before="120" w:after="0"/>
               <w:jc w:val="center"/>
               <w:rPr>
+                <w:color w:val="FFFFFF" w:themeColor="background1"/>
                 <w:sz w:val="16"/>
                 <w:szCs w:val="16"/>
               </w:rPr>
@@ -50833,13 +50029,13 @@
                 <w:sz w:val="16"/>
                 <w:szCs w:val="16"/>
               </w:rPr>
-              <w:t>UNIT_COST</w:t>
-            </w:r>
-          </w:p>
-        </w:tc>
-        <w:tc>
-          <w:tcPr>
-            <w:tcW w:w="1872" w:type="dxa"/>
+              <w:t>QUANTITY</w:t>
+            </w:r>
+          </w:p>
+        </w:tc>
+        <w:tc>
+          <w:tcPr>
+            <w:tcW w:w="1700" w:type="dxa"/>
             <w:tcBorders>
               <w:top w:val="single" w:sz="4" w:space="0" w:color="76CDD8"/>
               <w:left w:val="single" w:sz="4" w:space="0" w:color="76CDD8"/>
@@ -50854,24 +50050,23 @@
               <w:spacing w:lineRule="auto" w:line="360" w:before="120" w:after="0"/>
               <w:jc w:val="center"/>
               <w:rPr>
-                <w:color w:val="FFFFFF" w:themeColor="background1"/>
-                <w:sz w:val="18"/>
-                <w:szCs w:val="18"/>
-              </w:rPr>
-            </w:pPr>
-            <w:r>
-              <w:rPr>
-                <w:color w:val="FFFFFF" w:themeColor="background1"/>
-                <w:sz w:val="18"/>
-                <w:szCs w:val="18"/>
-              </w:rPr>
-              <w:t>SOURCE_SYSTEM</w:t>
-            </w:r>
-          </w:p>
-        </w:tc>
-        <w:tc>
-          <w:tcPr>
-            <w:tcW w:w="1872" w:type="dxa"/>
+                <w:sz w:val="16"/>
+                <w:szCs w:val="16"/>
+              </w:rPr>
+            </w:pPr>
+            <w:r>
+              <w:rPr>
+                <w:color w:val="FFFFFF" w:themeColor="background1"/>
+                <w:sz w:val="16"/>
+                <w:szCs w:val="16"/>
+              </w:rPr>
+              <w:t>UNIT_PRICE</w:t>
+            </w:r>
+          </w:p>
+        </w:tc>
+        <w:tc>
+          <w:tcPr>
+            <w:tcW w:w="1705" w:type="dxa"/>
             <w:tcBorders>
               <w:top w:val="single" w:sz="4" w:space="0" w:color="76CDD8"/>
               <w:left w:val="single" w:sz="4" w:space="0" w:color="76CDD8"/>
@@ -50887,23 +50082,23 @@
               <w:jc w:val="center"/>
               <w:rPr>
                 <w:color w:val="FFFFFF" w:themeColor="background1"/>
-                <w:sz w:val="18"/>
-                <w:szCs w:val="18"/>
-              </w:rPr>
-            </w:pPr>
-            <w:r>
-              <w:rPr>
-                <w:color w:val="FFFFFF" w:themeColor="background1"/>
-                <w:sz w:val="18"/>
-                <w:szCs w:val="18"/>
-              </w:rPr>
-              <w:t>SOURCE_TABLE</w:t>
-            </w:r>
-          </w:p>
-        </w:tc>
-        <w:tc>
-          <w:tcPr>
-            <w:tcW w:w="1871" w:type="dxa"/>
+                <w:sz w:val="16"/>
+                <w:szCs w:val="16"/>
+              </w:rPr>
+            </w:pPr>
+            <w:r>
+              <w:rPr>
+                <w:color w:val="FFFFFF" w:themeColor="background1"/>
+                <w:sz w:val="16"/>
+                <w:szCs w:val="16"/>
+              </w:rPr>
+              <w:t>UNIT_COST</w:t>
+            </w:r>
+          </w:p>
+        </w:tc>
+        <w:tc>
+          <w:tcPr>
+            <w:tcW w:w="1702" w:type="dxa"/>
             <w:tcBorders>
               <w:top w:val="single" w:sz="4" w:space="0" w:color="76CDD8"/>
               <w:left w:val="single" w:sz="4" w:space="0" w:color="76CDD8"/>
@@ -50918,28 +50113,28 @@
               <w:spacing w:lineRule="auto" w:line="360" w:before="120" w:after="0"/>
               <w:jc w:val="center"/>
               <w:rPr>
-                <w:color w:val="FFFFFF" w:themeColor="background1"/>
-                <w:sz w:val="18"/>
-                <w:szCs w:val="18"/>
-              </w:rPr>
-            </w:pPr>
-            <w:r>
-              <w:rPr>
-                <w:color w:val="FFFFFF" w:themeColor="background1"/>
-                <w:sz w:val="18"/>
-                <w:szCs w:val="18"/>
-              </w:rPr>
-              <w:t>INSERT_DT</w:t>
-            </w:r>
-          </w:p>
-        </w:tc>
-        <w:tc>
-          <w:tcPr>
-            <w:tcW w:w="1873" w:type="dxa"/>
-            <w:tcBorders>
-              <w:top w:val="single" w:sz="4" w:space="0" w:color="76CDD8"/>
-              <w:left w:val="single" w:sz="4" w:space="0" w:color="76CDD8"/>
-              <w:bottom w:val="single" w:sz="4" w:space="0" w:color="76CDD8"/>
+                <w:sz w:val="16"/>
+                <w:szCs w:val="16"/>
+              </w:rPr>
+            </w:pPr>
+            <w:r>
+              <w:rPr>
+                <w:color w:val="FFFFFF" w:themeColor="background1"/>
+                <w:sz w:val="16"/>
+                <w:szCs w:val="16"/>
+              </w:rPr>
+              <w:t>UNIT_COST</w:t>
+            </w:r>
+          </w:p>
+        </w:tc>
+        <w:tc>
+          <w:tcPr>
+            <w:tcW w:w="2556" w:type="dxa"/>
+            <w:tcBorders>
+              <w:top w:val="single" w:sz="4" w:space="0" w:color="76CDD8"/>
+              <w:left w:val="single" w:sz="4" w:space="0" w:color="76CDD8"/>
+              <w:bottom w:val="single" w:sz="4" w:space="0" w:color="76CDD8"/>
+              <w:right w:val="single" w:sz="4" w:space="0" w:color="76CDD8"/>
             </w:tcBorders>
             <w:shd w:color="auto" w:fill="76CDD8" w:val="clear"/>
           </w:tcPr>
@@ -50961,7 +50156,7 @@
                 <w:sz w:val="18"/>
                 <w:szCs w:val="18"/>
               </w:rPr>
-              <w:t>UPDATE_DT</w:t>
+              <w:t>INSERT_DT</w:t>
             </w:r>
           </w:p>
         </w:tc>
@@ -50972,7 +50167,51 @@
         </w:trPr>
         <w:tc>
           <w:tcPr>
-            <w:tcW w:w="1872" w:type="dxa"/>
+            <w:tcW w:w="1697" w:type="dxa"/>
+            <w:tcBorders>
+              <w:top w:val="single" w:sz="4" w:space="0" w:color="76CDD8"/>
+              <w:left w:val="single" w:sz="4" w:space="0" w:color="76CDD8"/>
+              <w:bottom w:val="single" w:sz="4" w:space="0" w:color="76CDD8"/>
+            </w:tcBorders>
+          </w:tcPr>
+          <w:p>
+            <w:pPr>
+              <w:pStyle w:val="TextBody"/>
+              <w:widowControl w:val="false"/>
+              <w:spacing w:before="120" w:after="0"/>
+              <w:rPr/>
+            </w:pPr>
+            <w:r>
+              <w:rPr/>
+              <w:t>4</w:t>
+            </w:r>
+          </w:p>
+        </w:tc>
+        <w:tc>
+          <w:tcPr>
+            <w:tcW w:w="1700" w:type="dxa"/>
+            <w:tcBorders>
+              <w:top w:val="single" w:sz="4" w:space="0" w:color="76CDD8"/>
+              <w:left w:val="single" w:sz="4" w:space="0" w:color="76CDD8"/>
+              <w:bottom w:val="single" w:sz="4" w:space="0" w:color="76CDD8"/>
+            </w:tcBorders>
+          </w:tcPr>
+          <w:p>
+            <w:pPr>
+              <w:pStyle w:val="TextBody"/>
+              <w:widowControl w:val="false"/>
+              <w:spacing w:before="120" w:after="0"/>
+              <w:rPr/>
+            </w:pPr>
+            <w:r>
+              <w:rPr/>
+              <w:t>266</w:t>
+            </w:r>
+          </w:p>
+        </w:tc>
+        <w:tc>
+          <w:tcPr>
+            <w:tcW w:w="1705" w:type="dxa"/>
             <w:tcBorders>
               <w:top w:val="single" w:sz="4" w:space="0" w:color="76CDD8"/>
               <w:left w:val="single" w:sz="4" w:space="0" w:color="76CDD8"/>
@@ -50994,77 +50233,34 @@
         </w:tc>
         <w:tc>
           <w:tcPr>
-            <w:tcW w:w="1872" w:type="dxa"/>
-            <w:tcBorders>
-              <w:top w:val="single" w:sz="4" w:space="0" w:color="76CDD8"/>
-              <w:left w:val="single" w:sz="4" w:space="0" w:color="76CDD8"/>
-              <w:bottom w:val="single" w:sz="4" w:space="0" w:color="76CDD8"/>
-            </w:tcBorders>
-          </w:tcPr>
-          <w:p>
-            <w:pPr>
-              <w:pStyle w:val="TextBody"/>
-              <w:widowControl w:val="false"/>
-              <w:spacing w:before="120" w:after="0"/>
-              <w:rPr/>
-            </w:pPr>
-            <w:r>
-              <w:rPr/>
-              <w:t>src_apple_pos</w:t>
-            </w:r>
-          </w:p>
-        </w:tc>
-        <w:tc>
-          <w:tcPr>
-            <w:tcW w:w="1872" w:type="dxa"/>
-            <w:tcBorders>
-              <w:top w:val="single" w:sz="4" w:space="0" w:color="76CDD8"/>
-              <w:left w:val="single" w:sz="4" w:space="0" w:color="76CDD8"/>
-              <w:bottom w:val="single" w:sz="4" w:space="0" w:color="76CDD8"/>
-            </w:tcBorders>
-          </w:tcPr>
-          <w:p>
-            <w:pPr>
-              <w:pStyle w:val="TextBody"/>
-              <w:widowControl w:val="false"/>
-              <w:spacing w:before="120" w:after="0"/>
-              <w:rPr/>
-            </w:pPr>
-            <w:r>
-              <w:rPr/>
-              <w:t>SALES</w:t>
-            </w:r>
-          </w:p>
-        </w:tc>
-        <w:tc>
-          <w:tcPr>
-            <w:tcW w:w="1871" w:type="dxa"/>
-            <w:tcBorders>
-              <w:top w:val="single" w:sz="4" w:space="0" w:color="76CDD8"/>
-              <w:left w:val="single" w:sz="4" w:space="0" w:color="76CDD8"/>
-              <w:bottom w:val="single" w:sz="4" w:space="0" w:color="76CDD8"/>
-            </w:tcBorders>
-          </w:tcPr>
-          <w:p>
-            <w:pPr>
-              <w:pStyle w:val="TextBody"/>
-              <w:widowControl w:val="false"/>
-              <w:spacing w:before="120" w:after="0"/>
-              <w:rPr/>
-            </w:pPr>
-            <w:r>
-              <w:rPr/>
-              <w:t>2025-12-21 01:01:59</w:t>
-            </w:r>
-          </w:p>
-        </w:tc>
-        <w:tc>
-          <w:tcPr>
-            <w:tcW w:w="1873" w:type="dxa"/>
-            <w:tcBorders>
-              <w:top w:val="single" w:sz="4" w:space="0" w:color="76CDD8"/>
-              <w:left w:val="single" w:sz="4" w:space="0" w:color="76CDD8"/>
-              <w:bottom w:val="single" w:sz="4" w:space="0" w:color="76CDD8"/>
+            <w:tcW w:w="1702" w:type="dxa"/>
+            <w:tcBorders>
+              <w:top w:val="single" w:sz="4" w:space="0" w:color="76CDD8"/>
+              <w:left w:val="single" w:sz="4" w:space="0" w:color="76CDD8"/>
+              <w:bottom w:val="single" w:sz="4" w:space="0" w:color="76CDD8"/>
+            </w:tcBorders>
+          </w:tcPr>
+          <w:p>
+            <w:pPr>
+              <w:pStyle w:val="TextBody"/>
+              <w:widowControl w:val="false"/>
+              <w:spacing w:before="120" w:after="0"/>
+              <w:rPr/>
+            </w:pPr>
+            <w:r>
+              <w:rPr/>
+              <w:t>191.52</w:t>
+            </w:r>
+          </w:p>
+        </w:tc>
+        <w:tc>
+          <w:tcPr>
+            <w:tcW w:w="2556" w:type="dxa"/>
+            <w:tcBorders>
+              <w:top w:val="single" w:sz="4" w:space="0" w:color="76CDD8"/>
+              <w:left w:val="single" w:sz="4" w:space="0" w:color="76CDD8"/>
+              <w:bottom w:val="single" w:sz="4" w:space="0" w:color="76CDD8"/>
+              <w:right w:val="single" w:sz="4" w:space="0" w:color="76CDD8"/>
             </w:tcBorders>
           </w:tcPr>
           <w:p>
@@ -51112,8 +50308,64 @@
       <w:bookmarkStart w:id="31" w:name="_Hlk1375490241"/>
       <w:bookmarkEnd w:id="31"/>
       <w:r>
+        <w:rPr>
+          <w:rFonts w:eastAsia="Times New Roman" w:cs="Times New Roman"/>
+          <w:caps/>
+          <w:color w:val="1A9CB0"/>
+          <w:kern w:val="0"/>
+          <w:sz w:val="24"/>
+          <w:szCs w:val="20"/>
+          <w:lang w:val="en-US" w:eastAsia="en-US" w:bidi="ar-SA"/>
+        </w:rPr>
+        <w:t>Business</w:t>
+      </w:r>
+      <w:r>
         <w:rPr/>
-        <w:t>Business Layer Dimensional Model</w:t>
+        <w:t xml:space="preserve"> </w:t>
+      </w:r>
+      <w:r>
+        <w:rPr>
+          <w:rFonts w:eastAsia="Times New Roman" w:cs="Times New Roman"/>
+          <w:caps/>
+          <w:color w:val="1A9CB0"/>
+          <w:kern w:val="0"/>
+          <w:sz w:val="24"/>
+          <w:szCs w:val="20"/>
+          <w:lang w:val="en-US" w:eastAsia="en-US" w:bidi="ar-SA"/>
+        </w:rPr>
+        <w:t>Layer</w:t>
+      </w:r>
+      <w:r>
+        <w:rPr/>
+        <w:t xml:space="preserve"> </w:t>
+      </w:r>
+      <w:r>
+        <w:rPr>
+          <w:rFonts w:eastAsia="Times New Roman" w:cs="Times New Roman"/>
+          <w:caps/>
+          <w:color w:val="1A9CB0"/>
+          <w:kern w:val="0"/>
+          <w:sz w:val="24"/>
+          <w:szCs w:val="20"/>
+          <w:lang w:val="en-US" w:eastAsia="en-US" w:bidi="ar-SA"/>
+        </w:rPr>
+        <w:t>Dimensional</w:t>
+      </w:r>
+      <w:r>
+        <w:rPr/>
+        <w:t xml:space="preserve"> </w:t>
+      </w:r>
+      <w:r>
+        <w:rPr>
+          <w:rFonts w:eastAsia="Times New Roman" w:cs="Times New Roman"/>
+          <w:caps/>
+          <w:color w:val="1A9CB0"/>
+          <w:kern w:val="0"/>
+          <w:sz w:val="24"/>
+          <w:szCs w:val="20"/>
+          <w:lang w:val="en-US" w:eastAsia="en-US" w:bidi="ar-SA"/>
+        </w:rPr>
+        <w:t>Model</w:t>
       </w:r>
       <w:bookmarkEnd w:id="30"/>
     </w:p>
@@ -51123,12 +50375,48 @@
         <w:ind w:left="431" w:hanging="431"/>
         <w:rPr/>
       </w:pPr>
-      <w:bookmarkStart w:id="32" w:name="_Toc509167638"/>
+      <w:r>
+        <w:rPr>
+          <w:rFonts w:eastAsia="Times New Roman" w:cs="Times New Roman"/>
+          <w:caps/>
+          <w:color w:val="1A9CB0"/>
+          <w:kern w:val="0"/>
+          <w:sz w:val="24"/>
+          <w:szCs w:val="20"/>
+          <w:lang w:val="en-US" w:eastAsia="en-US" w:bidi="ar-SA"/>
+        </w:rPr>
+        <w:t>L</w:t>
+      </w:r>
+      <w:bookmarkStart w:id="32" w:name="_Toc155614194"/>
       <w:bookmarkStart w:id="33" w:name="_Toc412572574"/>
-      <w:bookmarkStart w:id="34" w:name="_Toc155614194"/>
+      <w:bookmarkStart w:id="34" w:name="_Toc509167638"/>
+      <w:r>
+        <w:rPr>
+          <w:rFonts w:eastAsia="Times New Roman" w:cs="Times New Roman"/>
+          <w:caps/>
+          <w:color w:val="1A9CB0"/>
+          <w:kern w:val="0"/>
+          <w:sz w:val="24"/>
+          <w:szCs w:val="20"/>
+          <w:lang w:val="en-US" w:eastAsia="en-US" w:bidi="ar-SA"/>
+        </w:rPr>
+        <w:t>ogical</w:t>
+      </w:r>
       <w:r>
         <w:rPr/>
-        <w:t>Logical Scheme</w:t>
+        <w:t xml:space="preserve"> </w:t>
+      </w:r>
+      <w:r>
+        <w:rPr>
+          <w:rFonts w:eastAsia="Times New Roman" w:cs="Times New Roman"/>
+          <w:caps/>
+          <w:color w:val="1A9CB0"/>
+          <w:kern w:val="0"/>
+          <w:sz w:val="24"/>
+          <w:szCs w:val="20"/>
+          <w:lang w:val="en-US" w:eastAsia="en-US" w:bidi="ar-SA"/>
+        </w:rPr>
+        <w:t>Scheme</w:t>
       </w:r>
       <w:bookmarkEnd w:id="32"/>
       <w:bookmarkEnd w:id="33"/>
@@ -51140,12 +50428,48 @@
         <w:ind w:left="431" w:hanging="431"/>
         <w:rPr/>
       </w:pPr>
-      <w:bookmarkStart w:id="35" w:name="_Toc412572575"/>
+      <w:r>
+        <w:rPr>
+          <w:rFonts w:eastAsia="Times New Roman" w:cs="Times New Roman"/>
+          <w:caps/>
+          <w:color w:val="1A9CB0"/>
+          <w:kern w:val="0"/>
+          <w:sz w:val="24"/>
+          <w:szCs w:val="20"/>
+          <w:lang w:val="en-US" w:eastAsia="en-US" w:bidi="ar-SA"/>
+        </w:rPr>
+        <w:t>D</w:t>
+      </w:r>
+      <w:bookmarkStart w:id="35" w:name="_Toc155614195"/>
       <w:bookmarkStart w:id="36" w:name="_Toc509167639"/>
-      <w:bookmarkStart w:id="37" w:name="_Toc155614195"/>
+      <w:bookmarkStart w:id="37" w:name="_Toc412572575"/>
+      <w:r>
+        <w:rPr>
+          <w:rFonts w:eastAsia="Times New Roman" w:cs="Times New Roman"/>
+          <w:caps/>
+          <w:color w:val="1A9CB0"/>
+          <w:kern w:val="0"/>
+          <w:sz w:val="24"/>
+          <w:szCs w:val="20"/>
+          <w:lang w:val="en-US" w:eastAsia="en-US" w:bidi="ar-SA"/>
+        </w:rPr>
+        <w:t>ata</w:t>
+      </w:r>
       <w:r>
         <w:rPr/>
-        <w:t>Data Flow</w:t>
+        <w:t xml:space="preserve"> </w:t>
+      </w:r>
+      <w:r>
+        <w:rPr>
+          <w:rFonts w:eastAsia="Times New Roman" w:cs="Times New Roman"/>
+          <w:caps/>
+          <w:color w:val="1A9CB0"/>
+          <w:kern w:val="0"/>
+          <w:sz w:val="24"/>
+          <w:szCs w:val="20"/>
+          <w:lang w:val="en-US" w:eastAsia="en-US" w:bidi="ar-SA"/>
+        </w:rPr>
+        <w:t>Flow</w:t>
       </w:r>
       <w:bookmarkEnd w:id="35"/>
       <w:bookmarkEnd w:id="36"/>
@@ -51153,22 +50477,101 @@
     </w:p>
     <w:p>
       <w:pPr>
+        <w:sectPr>
+          <w:headerReference w:type="default" r:id="rId9"/>
+          <w:footerReference w:type="default" r:id="rId10"/>
+          <w:type w:val="nextPage"/>
+          <w:pgSz w:w="11906" w:h="16838"/>
+          <w:pgMar w:left="1134" w:right="851" w:gutter="567" w:header="720" w:top="1134" w:footer="720" w:bottom="1134"/>
+          <w:pgNumType w:fmt="decimal"/>
+          <w:formProt w:val="false"/>
+          <w:textDirection w:val="lrTb"/>
+          <w:docGrid w:type="default" w:linePitch="272" w:charSpace="0"/>
+        </w:sectPr>
         <w:pStyle w:val="Heading1"/>
         <w:ind w:left="431" w:hanging="431"/>
         <w:rPr/>
       </w:pPr>
-      <w:bookmarkStart w:id="38" w:name="_Toc412572576"/>
-      <w:bookmarkStart w:id="39" w:name="_Toc509167640"/>
-      <w:bookmarkStart w:id="40" w:name="_Toc155614196"/>
-      <w:bookmarkStart w:id="41" w:name="_Hlk314571188"/>
+      <w:bookmarkStart w:id="38" w:name="_Hlk314571188"/>
+      <w:bookmarkStart w:id="39" w:name="_Toc155614196"/>
+      <w:bookmarkStart w:id="40" w:name="_Toc509167640"/>
+      <w:bookmarkStart w:id="41" w:name="_Toc412572576"/>
+      <w:r>
+        <w:rPr>
+          <w:rFonts w:eastAsia="Times New Roman" w:cs="Times New Roman"/>
+          <w:caps/>
+          <w:color w:val="1A9CB0"/>
+          <w:kern w:val="0"/>
+          <w:sz w:val="24"/>
+          <w:szCs w:val="20"/>
+          <w:lang w:val="en-US" w:eastAsia="en-US" w:bidi="ar-SA"/>
+        </w:rPr>
+        <w:t>Fact</w:t>
+      </w:r>
       <w:r>
         <w:rPr/>
-        <w:t>Fact Table Partitioning Strategy</w:t>
+        <w:t xml:space="preserve"> </w:t>
+      </w:r>
+      <w:r>
+        <w:rPr>
+          <w:rFonts w:eastAsia="Times New Roman" w:cs="Times New Roman"/>
+          <w:caps/>
+          <w:color w:val="1A9CB0"/>
+          <w:kern w:val="0"/>
+          <w:sz w:val="24"/>
+          <w:szCs w:val="20"/>
+          <w:lang w:val="en-US" w:eastAsia="en-US" w:bidi="ar-SA"/>
+        </w:rPr>
+        <w:t>Table</w:t>
+      </w:r>
+      <w:r>
+        <w:rPr/>
+        <w:t xml:space="preserve"> </w:t>
+      </w:r>
+      <w:r>
+        <w:rPr>
+          <w:rFonts w:eastAsia="Times New Roman" w:cs="Times New Roman"/>
+          <w:caps/>
+          <w:color w:val="1A9CB0"/>
+          <w:kern w:val="0"/>
+          <w:sz w:val="24"/>
+          <w:szCs w:val="20"/>
+          <w:lang w:val="en-US" w:eastAsia="en-US" w:bidi="ar-SA"/>
+        </w:rPr>
+        <w:t>Partitioning</w:t>
+      </w:r>
+      <w:r>
+        <w:rPr/>
+        <w:t xml:space="preserve"> </w:t>
+      </w:r>
+      <w:r>
+        <w:rPr>
+          <w:rFonts w:eastAsia="Times New Roman" w:cs="Times New Roman"/>
+          <w:caps/>
+          <w:color w:val="1A9CB0"/>
+          <w:kern w:val="0"/>
+          <w:sz w:val="24"/>
+          <w:szCs w:val="20"/>
+          <w:lang w:val="en-US" w:eastAsia="en-US" w:bidi="ar-SA"/>
+        </w:rPr>
+        <w:t>Strat</w:t>
       </w:r>
       <w:bookmarkEnd w:id="38"/>
       <w:bookmarkEnd w:id="39"/>
       <w:bookmarkEnd w:id="40"/>
       <w:bookmarkEnd w:id="41"/>
+      <w:r>
+        <w:rPr>
+          <w:rFonts w:eastAsia="Times New Roman" w:cs="Times New Roman"/>
+          <w:caps/>
+          <w:color w:val="1A9CB0"/>
+          <w:kern w:val="0"/>
+          <w:sz w:val="24"/>
+          <w:szCs w:val="20"/>
+          <w:lang w:val="en-US" w:eastAsia="en-US" w:bidi="ar-SA"/>
+        </w:rPr>
+        <w:t>egy</w:t>
+      </w:r>
     </w:p>
     <w:p>
       <w:pPr>
@@ -51180,8 +50583,8 @@
       </w:r>
     </w:p>
     <w:sectPr>
-      <w:headerReference w:type="default" r:id="rId9"/>
-      <w:footerReference w:type="default" r:id="rId10"/>
+      <w:headerReference w:type="default" r:id="rId11"/>
+      <w:footerReference w:type="default" r:id="rId12"/>
       <w:type w:val="nextPage"/>
       <w:pgSz w:w="11906" w:h="16838"/>
       <w:pgMar w:left="1134" w:right="851" w:gutter="567" w:header="720" w:top="1134" w:footer="720" w:bottom="1134"/>
@@ -51412,7 +50815,7 @@
                               <w:szCs w:val="18"/>
                               <w:rFonts w:eastAsia="MS Gothic"/>
                             </w:rPr>
-                            <w:t>2</w:t>
+                            <w:t>12</w:t>
                           </w:r>
                           <w:r>
                             <w:rPr>
@@ -51493,7 +50896,7 @@
                         <w:szCs w:val="18"/>
                         <w:rFonts w:eastAsia="MS Gothic"/>
                       </w:rPr>
-                      <w:t>2</w:t>
+                      <w:t>12</w:t>
                     </w:r>
                     <w:r>
                       <w:rPr>
@@ -51780,7 +51183,7 @@
       <mc:AlternateContent>
         <mc:Choice Requires="wps">
           <w:drawing>
-            <wp:anchor behindDoc="1" distT="13335" distB="13335" distL="12700" distR="13335" simplePos="0" locked="0" layoutInCell="0" allowOverlap="1" relativeHeight="18" wp14:anchorId="0211CFCE">
+            <wp:anchor behindDoc="1" distT="13335" distB="13335" distL="12700" distR="13335" simplePos="0" locked="0" layoutInCell="0" allowOverlap="1" relativeHeight="17" wp14:anchorId="0211CFCE">
               <wp:simplePos x="0" y="0"/>
               <wp:positionH relativeFrom="column">
                 <wp:posOffset>-19685</wp:posOffset>
@@ -51837,7 +51240,7 @@
       <mc:AlternateContent>
         <mc:Choice Requires="wps">
           <w:drawing>
-            <wp:anchor behindDoc="1" distT="0" distB="0" distL="0" distR="0" simplePos="0" locked="0" layoutInCell="0" allowOverlap="1" relativeHeight="91">
+            <wp:anchor behindDoc="1" distT="0" distB="0" distL="0" distR="0" simplePos="0" locked="0" layoutInCell="0" allowOverlap="1" relativeHeight="89">
               <wp:simplePos x="0" y="0"/>
               <wp:positionH relativeFrom="page">
                 <wp:posOffset>6927850</wp:posOffset>
@@ -51925,7 +51328,7 @@
                               <w:szCs w:val="18"/>
                               <w:rFonts w:eastAsia="MS Gothic"/>
                             </w:rPr>
-                            <w:t>14</w:t>
+                            <w:t>28</w:t>
                           </w:r>
                           <w:r>
                             <w:rPr>
@@ -52006,7 +51409,330 @@
                         <w:szCs w:val="18"/>
                         <w:rFonts w:eastAsia="MS Gothic"/>
                       </w:rPr>
-                      <w:t>14</w:t>
+                      <w:t>28</w:t>
+                    </w:r>
+                    <w:r>
+                      <w:rPr>
+                        <w:rStyle w:val="Pagenumber"/>
+                        <w:sz w:val="18"/>
+                        <w:szCs w:val="18"/>
+                        <w:rFonts w:eastAsia="MS Gothic"/>
+                      </w:rPr>
+                      <w:fldChar w:fldCharType="end"/>
+                    </w:r>
+                  </w:p>
+                </w:txbxContent>
+              </v:textbox>
+              <w10:wrap type="square"/>
+            </v:rect>
+          </w:pict>
+        </mc:Fallback>
+      </mc:AlternateContent>
+    </w:r>
+  </w:p>
+</w:ftr>
+</file>
+
+<file path=word/footer5.xml><?xml version="1.0" encoding="utf-8"?>
+<w:ftr xmlns:o="urn:schemas-microsoft-com:office:office" xmlns:r="http://schemas.openxmlformats.org/officeDocument/2006/relationships" xmlns:v="urn:schemas-microsoft-com:vml" xmlns:w="http://schemas.openxmlformats.org/wordprocessingml/2006/main" xmlns:w10="urn:schemas-microsoft-com:office:word" xmlns:wp="http://schemas.openxmlformats.org/drawingml/2006/wordprocessingDrawing" xmlns:wps="http://schemas.microsoft.com/office/word/2010/wordprocessingShape" xmlns:wpg="http://schemas.microsoft.com/office/word/2010/wordprocessingGroup" xmlns:mc="http://schemas.openxmlformats.org/markup-compatibility/2006" xmlns:wp14="http://schemas.microsoft.com/office/word/2010/wordprocessingDrawing" xmlns:w14="http://schemas.microsoft.com/office/word/2010/wordml" xmlns:w15="http://schemas.microsoft.com/office/word/2012/wordml" mc:Ignorable="w14 wp14 w15">
+  <w:tbl>
+    <w:tblPr>
+      <w:tblpPr w:vertAnchor="text" w:horzAnchor="margin" w:leftFromText="181" w:rightFromText="181" w:tblpX="-33" w:tblpY="1"/>
+      <w:tblW w:w="8472" w:type="dxa"/>
+      <w:jc w:val="left"/>
+      <w:tblInd w:w="108" w:type="dxa"/>
+      <w:tblLayout w:type="fixed"/>
+      <w:tblCellMar>
+        <w:top w:w="0" w:type="dxa"/>
+        <w:left w:w="108" w:type="dxa"/>
+        <w:bottom w:w="0" w:type="dxa"/>
+        <w:right w:w="108" w:type="dxa"/>
+      </w:tblCellMar>
+      <w:tblLook w:val="04a0" w:noHBand="0" w:noVBand="1" w:firstColumn="1" w:lastRow="0" w:lastColumn="0" w:firstRow="1"/>
+    </w:tblPr>
+    <w:tblGrid>
+      <w:gridCol w:w="8472"/>
+    </w:tblGrid>
+    <w:tr>
+      <w:trPr/>
+      <w:tc>
+        <w:tcPr>
+          <w:tcW w:w="8472" w:type="dxa"/>
+          <w:tcBorders/>
+        </w:tcPr>
+        <w:p>
+          <w:pPr>
+            <w:pStyle w:val="Footer"/>
+            <w:widowControl w:val="false"/>
+            <w:spacing w:before="120" w:after="120"/>
+            <w:rPr/>
+          </w:pPr>
+          <w:r>
+            <w:rPr/>
+            <w:fldChar w:fldCharType="begin"/>
+          </w:r>
+          <w:r>
+            <w:rPr/>
+            <w:instrText xml:space="preserve"> DOCPROPERTY "Classification"</w:instrText>
+          </w:r>
+          <w:r>
+            <w:rPr/>
+            <w:fldChar w:fldCharType="separate"/>
+          </w:r>
+          <w:r>
+            <w:rPr/>
+            <w:t>Confidential</w:t>
+          </w:r>
+          <w:r>
+            <w:rPr/>
+            <w:fldChar w:fldCharType="end"/>
+          </w:r>
+        </w:p>
+      </w:tc>
+    </w:tr>
+  </w:tbl>
+  <w:p>
+    <w:pPr>
+      <w:pStyle w:val="Footer"/>
+      <w:widowControl w:val="false"/>
+      <w:bidi w:val="0"/>
+      <w:spacing w:lineRule="atLeast" w:line="240" w:before="120" w:after="120"/>
+      <w:ind w:left="-113" w:hanging="0"/>
+      <w:jc w:val="left"/>
+      <w:rPr/>
+    </w:pPr>
+    <w:r>
+      <w:rPr/>
+      <mc:AlternateContent>
+        <mc:Choice Requires="wps">
+          <w:drawing>
+            <wp:anchor behindDoc="1" distT="13335" distB="13335" distL="12700" distR="13335" simplePos="0" locked="0" layoutInCell="0" allowOverlap="1" relativeHeight="18" wp14:anchorId="0211CFCE">
+              <wp:simplePos x="0" y="0"/>
+              <wp:positionH relativeFrom="column">
+                <wp:posOffset>-19685</wp:posOffset>
+              </wp:positionH>
+              <wp:positionV relativeFrom="paragraph">
+                <wp:posOffset>-15240</wp:posOffset>
+              </wp:positionV>
+              <wp:extent cx="5944870" cy="635"/>
+              <wp:effectExtent l="12700" t="13335" r="13335" b="13335"/>
+              <wp:wrapNone/>
+              <wp:docPr id="16" name="Straight Connector 21"/>
+              <a:graphic xmlns:a="http://schemas.openxmlformats.org/drawingml/2006/main">
+                <a:graphicData uri="http://schemas.microsoft.com/office/word/2010/wordprocessingShape">
+                  <wps:wsp>
+                    <wps:cNvSpPr/>
+                    <wps:spPr>
+                      <a:xfrm>
+                        <a:off x="0" y="0"/>
+                        <a:ext cx="5945040" cy="720"/>
+                      </a:xfrm>
+                      <a:prstGeom prst="line">
+                        <a:avLst/>
+                      </a:prstGeom>
+                      <a:ln w="25400">
+                        <a:solidFill>
+                          <a:srgbClr val="464547"/>
+                        </a:solidFill>
+                        <a:round/>
+                      </a:ln>
+                    </wps:spPr>
+                    <wps:style>
+                      <a:lnRef idx="0"/>
+                      <a:fillRef idx="0"/>
+                      <a:effectRef idx="0"/>
+                      <a:fontRef idx="minor"/>
+                    </wps:style>
+                    <wps:bodyPr/>
+                  </wps:wsp>
+                </a:graphicData>
+              </a:graphic>
+            </wp:anchor>
+          </w:drawing>
+        </mc:Choice>
+        <mc:Fallback>
+          <w:pict>
+            <v:line id="shape_0" from="-1.55pt,-1.2pt" to="466.5pt,-1.2pt" ID="Straight Connector 21" stroked="t" o:allowincell="f" style="position:absolute" wp14:anchorId="0211CFCE">
+              <v:stroke color="#464547" weight="25560" joinstyle="round" endcap="flat"/>
+              <v:fill o:detectmouseclick="t" on="false"/>
+              <w10:wrap type="none"/>
+            </v:line>
+          </w:pict>
+        </mc:Fallback>
+      </mc:AlternateContent>
+      <mc:AlternateContent>
+        <mc:Choice Requires="wps">
+          <w:drawing>
+            <wp:anchor behindDoc="1" distT="0" distB="0" distL="0" distR="0" simplePos="0" locked="0" layoutInCell="0" allowOverlap="1" relativeHeight="91">
+              <wp:simplePos x="0" y="0"/>
+              <wp:positionH relativeFrom="page">
+                <wp:posOffset>6927850</wp:posOffset>
+              </wp:positionH>
+              <wp:positionV relativeFrom="page">
+                <wp:posOffset>10010140</wp:posOffset>
+              </wp:positionV>
+              <wp:extent cx="42545" cy="265430"/>
+              <wp:effectExtent l="0" t="0" r="0" b="0"/>
+              <wp:wrapSquare wrapText="bothSides"/>
+              <wp:docPr id="17" name="Frame1"/>
+              <a:graphic xmlns:a="http://schemas.openxmlformats.org/drawingml/2006/main">
+                <a:graphicData uri="http://schemas.microsoft.com/office/word/2010/wordprocessingShape">
+                  <wps:wsp>
+                    <wps:cNvSpPr/>
+                    <wps:spPr>
+                      <a:xfrm>
+                        <a:off x="0" y="0"/>
+                        <a:ext cx="42480" cy="265320"/>
+                      </a:xfrm>
+                      <a:prstGeom prst="rect">
+                        <a:avLst/>
+                      </a:prstGeom>
+                      <a:noFill/>
+                      <a:ln w="0">
+                        <a:noFill/>
+                      </a:ln>
+                    </wps:spPr>
+                    <wps:style>
+                      <a:lnRef idx="0"/>
+                      <a:fillRef idx="0"/>
+                      <a:effectRef idx="0"/>
+                      <a:fontRef idx="minor"/>
+                    </wps:style>
+                    <wps:txbx>
+                      <w:txbxContent>
+                        <w:p>
+                          <w:pPr>
+                            <w:pStyle w:val="Normal"/>
+                            <w:widowControl/>
+                            <w:tabs>
+                              <w:tab w:val="clear" w:pos="720"/>
+                              <w:tab w:val="center" w:pos="4320" w:leader="none"/>
+                              <w:tab w:val="right" w:pos="8640" w:leader="none"/>
+                            </w:tabs>
+                            <w:spacing w:lineRule="auto" w:line="240"/>
+                            <w:rPr>
+                              <w:rStyle w:val="Pagenumber"/>
+                              <w:rFonts w:eastAsia="MS Gothic"/>
+                              <w:sz w:val="18"/>
+                              <w:szCs w:val="18"/>
+                            </w:rPr>
+                          </w:pPr>
+                          <w:r>
+                            <w:rPr>
+                              <w:rStyle w:val="Pagenumber"/>
+                              <w:rFonts w:eastAsia="MS Gothic"/>
+                              <w:sz w:val="18"/>
+                              <w:szCs w:val="18"/>
+                            </w:rPr>
+                            <w:fldChar w:fldCharType="begin"/>
+                          </w:r>
+                          <w:r>
+                            <w:rPr>
+                              <w:rStyle w:val="Pagenumber"/>
+                              <w:sz w:val="18"/>
+                              <w:szCs w:val="18"/>
+                              <w:rFonts w:eastAsia="MS Gothic"/>
+                            </w:rPr>
+                            <w:instrText xml:space="preserve"> PAGE </w:instrText>
+                          </w:r>
+                          <w:r>
+                            <w:rPr>
+                              <w:rStyle w:val="Pagenumber"/>
+                              <w:sz w:val="18"/>
+                              <w:szCs w:val="18"/>
+                              <w:rFonts w:eastAsia="MS Gothic"/>
+                            </w:rPr>
+                            <w:fldChar w:fldCharType="separate"/>
+                          </w:r>
+                          <w:r>
+                            <w:rPr>
+                              <w:rStyle w:val="Pagenumber"/>
+                              <w:sz w:val="18"/>
+                              <w:szCs w:val="18"/>
+                              <w:rFonts w:eastAsia="MS Gothic"/>
+                            </w:rPr>
+                            <w:t>30</w:t>
+                          </w:r>
+                          <w:r>
+                            <w:rPr>
+                              <w:rStyle w:val="Pagenumber"/>
+                              <w:sz w:val="18"/>
+                              <w:szCs w:val="18"/>
+                              <w:rFonts w:eastAsia="MS Gothic"/>
+                            </w:rPr>
+                            <w:fldChar w:fldCharType="end"/>
+                          </w:r>
+                        </w:p>
+                      </w:txbxContent>
+                    </wps:txbx>
+                    <wps:bodyPr lIns="0" rIns="0" tIns="0" bIns="0" anchor="t">
+                      <a:spAutoFit/>
+                    </wps:bodyPr>
+                  </wps:wsp>
+                </a:graphicData>
+              </a:graphic>
+            </wp:anchor>
+          </w:drawing>
+        </mc:Choice>
+        <mc:Fallback>
+          <w:pict>
+            <v:rect id="shape_0" ID="Frame1" path="m0,0l-2147483645,0l-2147483645,-2147483646l0,-2147483646xe" stroked="f" o:allowincell="f" style="position:absolute;margin-left:545.5pt;margin-top:788.2pt;width:3.3pt;height:20.85pt;mso-wrap-style:square;v-text-anchor:top;mso-position-horizontal-relative:page;mso-position-vertical-relative:page">
+              <v:fill o:detectmouseclick="t" on="false"/>
+              <v:stroke color="#3465a4" joinstyle="round" endcap="flat"/>
+              <v:textbox>
+                <w:txbxContent>
+                  <w:p>
+                    <w:pPr>
+                      <w:pStyle w:val="Normal"/>
+                      <w:widowControl/>
+                      <w:tabs>
+                        <w:tab w:val="clear" w:pos="720"/>
+                        <w:tab w:val="center" w:pos="4320" w:leader="none"/>
+                        <w:tab w:val="right" w:pos="8640" w:leader="none"/>
+                      </w:tabs>
+                      <w:spacing w:lineRule="auto" w:line="240"/>
+                      <w:rPr>
+                        <w:rStyle w:val="Pagenumber"/>
+                        <w:rFonts w:eastAsia="MS Gothic"/>
+                        <w:sz w:val="18"/>
+                        <w:szCs w:val="18"/>
+                      </w:rPr>
+                    </w:pPr>
+                    <w:r>
+                      <w:rPr>
+                        <w:rStyle w:val="Pagenumber"/>
+                        <w:rFonts w:eastAsia="MS Gothic"/>
+                        <w:sz w:val="18"/>
+                        <w:szCs w:val="18"/>
+                      </w:rPr>
+                      <w:fldChar w:fldCharType="begin"/>
+                    </w:r>
+                    <w:r>
+                      <w:rPr>
+                        <w:rStyle w:val="Pagenumber"/>
+                        <w:sz w:val="18"/>
+                        <w:szCs w:val="18"/>
+                        <w:rFonts w:eastAsia="MS Gothic"/>
+                      </w:rPr>
+                      <w:instrText xml:space="preserve"> PAGE </w:instrText>
+                    </w:r>
+                    <w:r>
+                      <w:rPr>
+                        <w:rStyle w:val="Pagenumber"/>
+                        <w:sz w:val="18"/>
+                        <w:szCs w:val="18"/>
+                        <w:rFonts w:eastAsia="MS Gothic"/>
+                      </w:rPr>
+                      <w:fldChar w:fldCharType="separate"/>
+                    </w:r>
+                    <w:r>
+                      <w:rPr>
+                        <w:rStyle w:val="Pagenumber"/>
+                        <w:sz w:val="18"/>
+                        <w:szCs w:val="18"/>
+                        <w:rFonts w:eastAsia="MS Gothic"/>
+                      </w:rPr>
+                      <w:t>30</w:t>
                     </w:r>
                     <w:r>
                       <w:rPr>
@@ -52466,6 +52192,249 @@
       <mc:AlternateContent>
         <mc:Choice Requires="wps">
           <w:drawing>
+            <wp:anchor behindDoc="1" distT="13335" distB="12700" distL="635" distR="0" simplePos="0" locked="0" layoutInCell="0" allowOverlap="1" relativeHeight="46" wp14:anchorId="14C731A7">
+              <wp:simplePos x="0" y="0"/>
+              <wp:positionH relativeFrom="column">
+                <wp:posOffset>5715</wp:posOffset>
+              </wp:positionH>
+              <wp:positionV relativeFrom="paragraph">
+                <wp:posOffset>12700</wp:posOffset>
+              </wp:positionV>
+              <wp:extent cx="5952490" cy="635"/>
+              <wp:effectExtent l="635" t="13335" r="0" b="12700"/>
+              <wp:wrapNone/>
+              <wp:docPr id="10" name="Straight Connector 7"/>
+              <a:graphic xmlns:a="http://schemas.openxmlformats.org/drawingml/2006/main">
+                <a:graphicData uri="http://schemas.microsoft.com/office/word/2010/wordprocessingShape">
+                  <wps:wsp>
+                    <wps:cNvSpPr/>
+                    <wps:spPr>
+                      <a:xfrm>
+                        <a:off x="0" y="0"/>
+                        <a:ext cx="5952600" cy="720"/>
+                      </a:xfrm>
+                      <a:prstGeom prst="line">
+                        <a:avLst/>
+                      </a:prstGeom>
+                      <a:ln w="25400">
+                        <a:solidFill>
+                          <a:srgbClr val="3b3838"/>
+                        </a:solidFill>
+                      </a:ln>
+                    </wps:spPr>
+                    <wps:style>
+                      <a:lnRef idx="1">
+                        <a:schemeClr val="accent1"/>
+                      </a:lnRef>
+                      <a:fillRef idx="0">
+                        <a:schemeClr val="accent1"/>
+                      </a:fillRef>
+                      <a:effectRef idx="0">
+                        <a:schemeClr val="accent1"/>
+                      </a:effectRef>
+                      <a:fontRef idx="minor"/>
+                    </wps:style>
+                    <wps:bodyPr/>
+                  </wps:wsp>
+                </a:graphicData>
+              </a:graphic>
+            </wp:anchor>
+          </w:drawing>
+        </mc:Choice>
+        <mc:Fallback>
+          <w:pict>
+            <v:line id="shape_0" from="0.45pt,1pt" to="469.1pt,1pt" ID="Straight Connector 7" stroked="t" o:allowincell="f" style="position:absolute" wp14:anchorId="14C731A7">
+              <v:stroke color="#3b3838" weight="25560" joinstyle="miter" endcap="flat"/>
+              <v:fill o:detectmouseclick="t" on="false"/>
+              <w10:wrap type="none"/>
+            </v:line>
+          </w:pict>
+        </mc:Fallback>
+      </mc:AlternateContent>
+    </w:r>
+  </w:p>
+</w:hdr>
+</file>
+
+<file path=word/header4.xml><?xml version="1.0" encoding="utf-8"?>
+<w:hdr xmlns:o="urn:schemas-microsoft-com:office:office" xmlns:r="http://schemas.openxmlformats.org/officeDocument/2006/relationships" xmlns:v="urn:schemas-microsoft-com:vml" xmlns:w="http://schemas.openxmlformats.org/wordprocessingml/2006/main" xmlns:w10="urn:schemas-microsoft-com:office:word" xmlns:wp="http://schemas.openxmlformats.org/drawingml/2006/wordprocessingDrawing" xmlns:wps="http://schemas.microsoft.com/office/word/2010/wordprocessingShape" xmlns:wpg="http://schemas.microsoft.com/office/word/2010/wordprocessingGroup" xmlns:mc="http://schemas.openxmlformats.org/markup-compatibility/2006" xmlns:wp14="http://schemas.microsoft.com/office/word/2010/wordprocessingDrawing" xmlns:w14="http://schemas.microsoft.com/office/word/2010/wordml" xmlns:w15="http://schemas.microsoft.com/office/word/2012/wordml" mc:Ignorable="w14 wp14 w15">
+  <w:p>
+    <w:pPr>
+      <w:pStyle w:val="TextBody"/>
+      <w:keepLines/>
+      <w:widowControl/>
+      <w:suppressAutoHyphens w:val="true"/>
+      <w:bidi w:val="0"/>
+      <w:spacing w:lineRule="auto" w:line="240" w:before="120" w:after="0"/>
+      <w:jc w:val="left"/>
+      <w:rPr/>
+    </w:pPr>
+    <w:r>
+      <w:rPr/>
+    </w:r>
+  </w:p>
+  <w:tbl>
+    <w:tblPr>
+      <w:tblW w:w="9498" w:type="dxa"/>
+      <w:jc w:val="left"/>
+      <w:tblInd w:w="108" w:type="dxa"/>
+      <w:tblLayout w:type="fixed"/>
+      <w:tblCellMar>
+        <w:top w:w="0" w:type="dxa"/>
+        <w:left w:w="108" w:type="dxa"/>
+        <w:bottom w:w="0" w:type="dxa"/>
+        <w:right w:w="108" w:type="dxa"/>
+      </w:tblCellMar>
+      <w:tblLook w:val="04a0" w:noHBand="0" w:noVBand="1" w:firstColumn="1" w:lastRow="0" w:lastColumn="0" w:firstRow="1"/>
+    </w:tblPr>
+    <w:tblGrid>
+      <w:gridCol w:w="8120"/>
+      <w:gridCol w:w="1377"/>
+    </w:tblGrid>
+    <w:tr>
+      <w:trPr/>
+      <w:tc>
+        <w:tcPr>
+          <w:tcW w:w="8120" w:type="dxa"/>
+          <w:tcBorders/>
+          <w:vAlign w:val="center"/>
+        </w:tcPr>
+        <w:p>
+          <w:pPr>
+            <w:pStyle w:val="Header"/>
+            <w:widowControl w:val="false"/>
+            <w:tabs>
+              <w:tab w:val="clear" w:pos="0"/>
+              <w:tab w:val="right" w:pos="8222" w:leader="none"/>
+            </w:tabs>
+            <w:ind w:left="-108" w:hanging="0"/>
+            <w:rPr/>
+          </w:pPr>
+          <w:r>
+            <w:rPr>
+              <w:color w:val="999999"/>
+            </w:rPr>
+            <w:t>Introduction to DWH and ETL</w:t>
+          </w:r>
+        </w:p>
+      </w:tc>
+      <w:tc>
+        <w:tcPr>
+          <w:tcW w:w="1377" w:type="dxa"/>
+          <w:tcBorders/>
+          <w:vAlign w:val="center"/>
+        </w:tcPr>
+        <w:p>
+          <w:pPr>
+            <w:pStyle w:val="Header"/>
+            <w:widowControl w:val="false"/>
+            <w:rPr/>
+          </w:pPr>
+          <w:r>
+            <w:rPr/>
+          </w:r>
+        </w:p>
+      </w:tc>
+    </w:tr>
+    <w:tr>
+      <w:trPr>
+        <w:trHeight w:val="340" w:hRule="atLeast"/>
+      </w:trPr>
+      <w:tc>
+        <w:tcPr>
+          <w:tcW w:w="8120" w:type="dxa"/>
+          <w:tcBorders/>
+          <w:vAlign w:val="center"/>
+        </w:tcPr>
+        <w:p>
+          <w:pPr>
+            <w:pStyle w:val="Header"/>
+            <w:widowControl w:val="false"/>
+            <w:tabs>
+              <w:tab w:val="clear" w:pos="0"/>
+              <w:tab w:val="right" w:pos="8222" w:leader="none"/>
+            </w:tabs>
+            <w:rPr/>
+          </w:pPr>
+          <w:r>
+            <w:rPr/>
+            <w:t>Business Template</w:t>
+          </w:r>
+        </w:p>
+      </w:tc>
+      <w:tc>
+        <w:tcPr>
+          <w:tcW w:w="1377" w:type="dxa"/>
+          <w:tcBorders/>
+          <w:vAlign w:val="center"/>
+        </w:tcPr>
+        <w:p>
+          <w:pPr>
+            <w:pStyle w:val="Header"/>
+            <w:widowControl w:val="false"/>
+            <w:jc w:val="right"/>
+            <w:rPr/>
+          </w:pPr>
+          <w:r>
+            <w:rPr/>
+            <w:drawing>
+              <wp:inline distT="0" distB="0" distL="0" distR="0">
+                <wp:extent cx="461010" cy="158750"/>
+                <wp:effectExtent l="0" t="0" r="0" b="0"/>
+                <wp:docPr id="14" name="Image8" descr=""/>
+                <wp:cNvGraphicFramePr>
+                  <a:graphicFrameLocks xmlns:a="http://schemas.openxmlformats.org/drawingml/2006/main" noChangeAspect="1"/>
+                </wp:cNvGraphicFramePr>
+                <a:graphic xmlns:a="http://schemas.openxmlformats.org/drawingml/2006/main">
+                  <a:graphicData uri="http://schemas.openxmlformats.org/drawingml/2006/picture">
+                    <pic:pic xmlns:pic="http://schemas.openxmlformats.org/drawingml/2006/picture">
+                      <pic:nvPicPr>
+                        <pic:cNvPr id="14" name="Image8" descr=""/>
+                        <pic:cNvPicPr>
+                          <a:picLocks noChangeAspect="1" noChangeArrowheads="1"/>
+                        </pic:cNvPicPr>
+                      </pic:nvPicPr>
+                      <pic:blipFill>
+                        <a:blip r:embed="rId1"/>
+                        <a:stretch>
+                          <a:fillRect/>
+                        </a:stretch>
+                      </pic:blipFill>
+                      <pic:spPr bwMode="auto">
+                        <a:xfrm>
+                          <a:off x="0" y="0"/>
+                          <a:ext cx="461010" cy="158750"/>
+                        </a:xfrm>
+                        <a:prstGeom prst="rect">
+                          <a:avLst/>
+                        </a:prstGeom>
+                      </pic:spPr>
+                    </pic:pic>
+                  </a:graphicData>
+                </a:graphic>
+              </wp:inline>
+            </w:drawing>
+          </w:r>
+        </w:p>
+      </w:tc>
+    </w:tr>
+  </w:tbl>
+  <w:p>
+    <w:pPr>
+      <w:pStyle w:val="Header"/>
+      <w:rPr>
+        <w:sz w:val="16"/>
+        <w:szCs w:val="16"/>
+      </w:rPr>
+    </w:pPr>
+    <w:r>
+      <w:rPr>
+        <w:sz w:val="16"/>
+        <w:szCs w:val="16"/>
+      </w:rPr>
+      <mc:AlternateContent>
+        <mc:Choice Requires="wps">
+          <w:drawing>
             <wp:anchor behindDoc="1" distT="13335" distB="12700" distL="635" distR="0" simplePos="0" locked="0" layoutInCell="0" allowOverlap="1" relativeHeight="47" wp14:anchorId="14C731A7">
               <wp:simplePos x="0" y="0"/>
               <wp:positionH relativeFrom="column">
@@ -52477,7 +52446,7 @@
               <wp:extent cx="5952490" cy="635"/>
               <wp:effectExtent l="635" t="13335" r="0" b="12700"/>
               <wp:wrapNone/>
-              <wp:docPr id="10" name="Straight Connector 7"/>
+              <wp:docPr id="15" name="Straight Connector 7"/>
               <a:graphic xmlns:a="http://schemas.openxmlformats.org/drawingml/2006/main">
                 <a:graphicData uri="http://schemas.microsoft.com/office/word/2010/wordprocessingShape">
                   <wps:wsp>
@@ -52546,11 +52515,15 @@
         <w:ind w:left="2160" w:hanging="720"/>
       </w:pPr>
       <w:rPr>
-        <w:sz w:val="28"/>
+        <w:caps/>
+        <w:sz w:val="24"/>
         <w:i w:val="false"/>
         <w:b w:val="false"/>
-        <w:rFonts w:ascii="Arial Black" w:hAnsi="Arial Black"/>
-        <w:color w:val="464547"/>
+        <w:kern w:val="0"/>
+        <w:szCs w:val="20"/>
+        <w:rFonts w:ascii="Arial Black" w:hAnsi="Arial Black" w:eastAsia="Times New Roman" w:cs="Times New Roman"/>
+        <w:color w:val="1A9CB0"/>
+        <w:lang w:val="en-US" w:eastAsia="en-US" w:bidi="ar-SA"/>
       </w:rPr>
     </w:lvl>
     <w:lvl w:ilvl="1">
